--- a/lab1/Отчёт по лабораторной работе.docx
+++ b/lab1/Отчёт по лабораторной работе.docx
@@ -344,7 +344,6 @@
         <w:rPr>
           <w:rFonts w:cs="Times New Roman"/>
           <w:szCs w:val="28"/>
-          <w:lang w:val="en-US"/>
         </w:rPr>
       </w:pPr>
       <w:r>
@@ -365,7 +364,6 @@
         <w:rPr>
           <w:rFonts w:cs="Times New Roman"/>
           <w:szCs w:val="28"/>
-          <w:lang w:val="en-US"/>
         </w:rPr>
         <w:t>1</w:t>
       </w:r>
@@ -1274,7 +1272,6 @@
           <w:rFonts w:eastAsiaTheme="minorHAnsi" w:cs="Times New Roman"/>
           <w:b w:val="0"/>
           <w:szCs w:val="28"/>
-          <w:lang w:val="en-US"/>
         </w:rPr>
       </w:pPr>
       <w:r>
@@ -1283,193 +1280,33 @@
           <w:b w:val="0"/>
           <w:szCs w:val="28"/>
         </w:rPr>
-        <w:t>Программа должна игнорировать все символы, не являющиеся буквами заданного алфавита</w:t>
-      </w:r>
-      <w:r>
-        <w:rPr>
-          <w:rFonts w:eastAsiaTheme="minorHAnsi" w:cs="Times New Roman"/>
-          <w:b w:val="0"/>
-          <w:szCs w:val="28"/>
-        </w:rPr>
-        <w:t>,</w:t>
-      </w:r>
-      <w:r>
-        <w:rPr>
-          <w:rFonts w:eastAsiaTheme="minorHAnsi" w:cs="Times New Roman"/>
-          <w:b w:val="0"/>
-          <w:szCs w:val="28"/>
-        </w:rPr>
-        <w:t xml:space="preserve"> и шифровать только текст на заданном языке. Все алгоритмы должны быть реализованы в одной программе. Программа не должна быть написана в консольном режиме. Результат работы программы – зашифрованный/расшифрованный файл/ы. Кроме работы с файлами программа должна предоставлять ввод/вывод шифруемого текста с клавиатуры/на экран.</w:t>
-      </w:r>
-    </w:p>
-    <w:p>
-      <w:pPr>
-        <w:rPr>
-          <w:lang w:val="en-US"/>
-        </w:rPr>
-      </w:pPr>
-    </w:p>
-    <w:p>
-      <w:pPr>
-        <w:rPr>
-          <w:lang w:val="en-US"/>
-        </w:rPr>
-      </w:pPr>
-    </w:p>
-    <w:p>
-      <w:pPr>
-        <w:rPr>
-          <w:lang w:val="en-US"/>
-        </w:rPr>
-      </w:pPr>
-    </w:p>
-    <w:p>
-      <w:pPr>
-        <w:rPr>
-          <w:lang w:val="en-US"/>
-        </w:rPr>
-      </w:pPr>
-    </w:p>
-    <w:p>
-      <w:pPr>
-        <w:rPr>
-          <w:lang w:val="en-US"/>
-        </w:rPr>
-      </w:pPr>
-    </w:p>
-    <w:p>
-      <w:pPr>
-        <w:rPr>
-          <w:lang w:val="en-US"/>
-        </w:rPr>
-      </w:pPr>
-    </w:p>
-    <w:p>
-      <w:pPr>
-        <w:rPr>
-          <w:lang w:val="en-US"/>
-        </w:rPr>
-      </w:pPr>
-    </w:p>
-    <w:p>
-      <w:pPr>
-        <w:rPr>
-          <w:lang w:val="en-US"/>
-        </w:rPr>
-      </w:pPr>
-    </w:p>
-    <w:p>
-      <w:pPr>
-        <w:rPr>
-          <w:lang w:val="en-US"/>
-        </w:rPr>
-      </w:pPr>
-    </w:p>
-    <w:p>
-      <w:pPr>
-        <w:rPr>
-          <w:lang w:val="en-US"/>
-        </w:rPr>
-      </w:pPr>
-    </w:p>
-    <w:p>
-      <w:pPr>
-        <w:rPr>
-          <w:lang w:val="en-US"/>
-        </w:rPr>
-      </w:pPr>
-    </w:p>
-    <w:p>
-      <w:pPr>
-        <w:rPr>
-          <w:lang w:val="en-US"/>
-        </w:rPr>
-      </w:pPr>
-    </w:p>
-    <w:p>
-      <w:pPr>
-        <w:rPr>
-          <w:lang w:val="en-US"/>
-        </w:rPr>
-      </w:pPr>
-    </w:p>
-    <w:p>
-      <w:pPr>
-        <w:rPr>
-          <w:lang w:val="en-US"/>
-        </w:rPr>
-      </w:pPr>
-    </w:p>
-    <w:p>
-      <w:pPr>
-        <w:rPr>
-          <w:lang w:val="en-US"/>
-        </w:rPr>
-      </w:pPr>
-    </w:p>
-    <w:p>
-      <w:pPr>
-        <w:rPr>
-          <w:lang w:val="en-US"/>
-        </w:rPr>
-      </w:pPr>
-    </w:p>
-    <w:p>
-      <w:pPr>
-        <w:rPr>
-          <w:lang w:val="en-US"/>
-        </w:rPr>
-      </w:pPr>
-    </w:p>
-    <w:p>
-      <w:pPr>
-        <w:rPr>
-          <w:lang w:val="en-US"/>
-        </w:rPr>
-      </w:pPr>
-    </w:p>
-    <w:p>
-      <w:pPr>
-        <w:rPr>
-          <w:lang w:val="en-US"/>
-        </w:rPr>
-      </w:pPr>
-    </w:p>
-    <w:p>
-      <w:pPr>
-        <w:rPr>
-          <w:lang w:val="en-US"/>
-        </w:rPr>
-      </w:pPr>
-    </w:p>
-    <w:p>
-      <w:pPr>
-        <w:rPr>
-          <w:lang w:val="en-US"/>
-        </w:rPr>
-      </w:pPr>
-    </w:p>
-    <w:p>
-      <w:pPr>
-        <w:rPr>
-          <w:lang w:val="en-US"/>
-        </w:rPr>
-      </w:pPr>
-    </w:p>
-    <w:p>
-      <w:pPr>
-        <w:rPr>
-          <w:lang w:val="en-US"/>
-        </w:rPr>
-      </w:pPr>
-    </w:p>
-    <w:p>
-      <w:pPr>
-        <w:rPr>
-          <w:lang w:val="en-US"/>
-        </w:rPr>
-      </w:pPr>
-    </w:p>
+        <w:t>Программа должна игнорировать все символы, не являющиеся буквами заданного алфавита, и шифровать только текст на заданном языке. Все алгоритмы должны быть реализованы в одной программе. Программа не должна быть написана в консольном режиме. Результат работы программы – зашифрованный/расшифрованный файл/ы. Кроме работы с файлами программа должна предоставлять ввод/вывод шифруемого текста с клавиатуры/на экран.</w:t>
+      </w:r>
+    </w:p>
+    <w:p/>
+    <w:p/>
+    <w:p/>
+    <w:p/>
+    <w:p/>
+    <w:p/>
+    <w:p/>
+    <w:p/>
+    <w:p/>
+    <w:p/>
+    <w:p/>
+    <w:p/>
+    <w:p/>
+    <w:p/>
+    <w:p/>
+    <w:p/>
+    <w:p/>
+    <w:p/>
+    <w:p/>
+    <w:p/>
+    <w:p/>
+    <w:p/>
+    <w:p/>
+    <w:p/>
     <w:p>
       <w:pPr>
         <w:pStyle w:val="2"/>
@@ -1544,14 +1381,6 @@
     </w:p>
     <w:p>
       <w:pPr>
-        <w:rPr>
-          <w:rFonts w:cs="Times New Roman"/>
-          <w:szCs w:val="28"/>
-        </w:rPr>
-      </w:pPr>
-    </w:p>
-    <w:p>
-      <w:pPr>
         <w:ind w:firstLine="0"/>
         <w:rPr>
           <w:rFonts w:cs="Times New Roman"/>
@@ -1566,10 +1395,10 @@
           <w:lang w:val="en-US"/>
         </w:rPr>
         <w:drawing>
-          <wp:inline distT="0" distB="0" distL="0" distR="0" wp14:anchorId="5C09479F" wp14:editId="48D65DAC">
-            <wp:extent cx="5940425" cy="1149985"/>
-            <wp:effectExtent l="0" t="0" r="3175" b="5715"/>
-            <wp:docPr id="2095673660" name="Рисунок 1"/>
+          <wp:inline distT="0" distB="0" distL="0" distR="0" wp14:anchorId="120F3442" wp14:editId="4F8A119E">
+            <wp:extent cx="5940425" cy="1664970"/>
+            <wp:effectExtent l="0" t="0" r="3175" b="0"/>
+            <wp:docPr id="149102519" name="Рисунок 1"/>
             <wp:cNvGraphicFramePr>
               <a:graphicFrameLocks xmlns:a="http://schemas.openxmlformats.org/drawingml/2006/main" noChangeAspect="1"/>
             </wp:cNvGraphicFramePr>
@@ -1577,7 +1406,7 @@
               <a:graphicData uri="http://schemas.openxmlformats.org/drawingml/2006/picture">
                 <pic:pic xmlns:pic="http://schemas.openxmlformats.org/drawingml/2006/picture">
                   <pic:nvPicPr>
-                    <pic:cNvPr id="2095673660" name=""/>
+                    <pic:cNvPr id="149102519" name=""/>
                     <pic:cNvPicPr/>
                   </pic:nvPicPr>
                   <pic:blipFill>
@@ -1589,7 +1418,7 @@
                   <pic:spPr>
                     <a:xfrm>
                       <a:off x="0" y="0"/>
-                      <a:ext cx="5940425" cy="1149985"/>
+                      <a:ext cx="5940425" cy="1664970"/>
                     </a:xfrm>
                     <a:prstGeom prst="rect">
                       <a:avLst/>
@@ -1608,20 +1437,19 @@
         <w:rPr>
           <w:rFonts w:cs="Times New Roman"/>
           <w:szCs w:val="28"/>
+        </w:rPr>
+      </w:pPr>
+      <w:r>
+        <w:rPr>
+          <w:rFonts w:cs="Times New Roman"/>
+          <w:szCs w:val="28"/>
           <w:lang w:val="en-US"/>
         </w:rPr>
-      </w:pPr>
-      <w:r>
-        <w:rPr>
-          <w:rFonts w:cs="Times New Roman"/>
-          <w:szCs w:val="28"/>
-          <w:lang w:val="en-US"/>
-        </w:rPr>
         <w:drawing>
-          <wp:inline distT="0" distB="0" distL="0" distR="0" wp14:anchorId="009CB7D9" wp14:editId="2CB57D0C">
-            <wp:extent cx="5940425" cy="513715"/>
-            <wp:effectExtent l="0" t="0" r="3175" b="0"/>
-            <wp:docPr id="1643826492" name="Рисунок 1"/>
+          <wp:inline distT="0" distB="0" distL="0" distR="0" wp14:anchorId="0FB1207F" wp14:editId="5951A617">
+            <wp:extent cx="5940425" cy="514985"/>
+            <wp:effectExtent l="0" t="0" r="3175" b="5715"/>
+            <wp:docPr id="602698340" name="Рисунок 1"/>
             <wp:cNvGraphicFramePr>
               <a:graphicFrameLocks xmlns:a="http://schemas.openxmlformats.org/drawingml/2006/main" noChangeAspect="1"/>
             </wp:cNvGraphicFramePr>
@@ -1629,7 +1457,7 @@
               <a:graphicData uri="http://schemas.openxmlformats.org/drawingml/2006/picture">
                 <pic:pic xmlns:pic="http://schemas.openxmlformats.org/drawingml/2006/picture">
                   <pic:nvPicPr>
-                    <pic:cNvPr id="1643826492" name=""/>
+                    <pic:cNvPr id="602698340" name=""/>
                     <pic:cNvPicPr/>
                   </pic:nvPicPr>
                   <pic:blipFill>
@@ -1641,7 +1469,7 @@
                   <pic:spPr>
                     <a:xfrm>
                       <a:off x="0" y="0"/>
-                      <a:ext cx="5940425" cy="513715"/>
+                      <a:ext cx="5940425" cy="514985"/>
                     </a:xfrm>
                     <a:prstGeom prst="rect">
                       <a:avLst/>
@@ -1666,13 +1494,12 @@
         <w:rPr>
           <w:rFonts w:cs="Times New Roman"/>
           <w:szCs w:val="28"/>
-          <w:lang w:val="en-US"/>
         </w:rPr>
         <w:drawing>
-          <wp:inline distT="0" distB="0" distL="0" distR="0" wp14:anchorId="38B7D7CF" wp14:editId="5DFE115C">
-            <wp:extent cx="5940425" cy="424180"/>
-            <wp:effectExtent l="0" t="0" r="3175" b="0"/>
-            <wp:docPr id="899864849" name="Рисунок 1"/>
+          <wp:inline distT="0" distB="0" distL="0" distR="0" wp14:anchorId="2CDF8A10" wp14:editId="292F11CA">
+            <wp:extent cx="5940425" cy="440055"/>
+            <wp:effectExtent l="0" t="0" r="3175" b="4445"/>
+            <wp:docPr id="212198855" name="Рисунок 1"/>
             <wp:cNvGraphicFramePr>
               <a:graphicFrameLocks xmlns:a="http://schemas.openxmlformats.org/drawingml/2006/main" noChangeAspect="1"/>
             </wp:cNvGraphicFramePr>
@@ -1680,7 +1507,7 @@
               <a:graphicData uri="http://schemas.openxmlformats.org/drawingml/2006/picture">
                 <pic:pic xmlns:pic="http://schemas.openxmlformats.org/drawingml/2006/picture">
                   <pic:nvPicPr>
-                    <pic:cNvPr id="899864849" name=""/>
+                    <pic:cNvPr id="212198855" name=""/>
                     <pic:cNvPicPr/>
                   </pic:nvPicPr>
                   <pic:blipFill>
@@ -1692,7 +1519,7 @@
                   <pic:spPr>
                     <a:xfrm>
                       <a:off x="0" y="0"/>
-                      <a:ext cx="5940425" cy="424180"/>
+                      <a:ext cx="5940425" cy="440055"/>
                     </a:xfrm>
                     <a:prstGeom prst="rect">
                       <a:avLst/>
@@ -1704,15 +1531,6 @@
           </wp:inline>
         </w:drawing>
       </w:r>
-    </w:p>
-    <w:p>
-      <w:pPr>
-        <w:ind w:firstLine="0"/>
-        <w:rPr>
-          <w:rFonts w:cs="Times New Roman"/>
-          <w:szCs w:val="28"/>
-        </w:rPr>
-      </w:pPr>
     </w:p>
     <w:p>
       <w:pPr>
@@ -1765,30 +1583,30 @@
                 <w:szCs w:val="28"/>
                 <w:lang w:val="en-US"/>
               </w:rPr>
-              <w:t>A</w:t>
-            </w:r>
-          </w:p>
-        </w:tc>
-        <w:tc>
-          <w:tcPr>
-            <w:tcW w:w="850" w:type="dxa"/>
-          </w:tcPr>
-          <w:p>
-            <w:pPr>
-              <w:ind w:firstLine="0"/>
-              <w:rPr>
-                <w:rFonts w:cs="Times New Roman"/>
-                <w:szCs w:val="28"/>
-                <w:lang w:val="en-US"/>
-              </w:rPr>
-            </w:pPr>
-            <w:r>
-              <w:rPr>
-                <w:rFonts w:cs="Times New Roman"/>
-                <w:szCs w:val="28"/>
-                <w:lang w:val="en-US"/>
-              </w:rPr>
-              <w:t>B</w:t>
+              <w:t>C</w:t>
+            </w:r>
+          </w:p>
+        </w:tc>
+        <w:tc>
+          <w:tcPr>
+            <w:tcW w:w="850" w:type="dxa"/>
+          </w:tcPr>
+          <w:p>
+            <w:pPr>
+              <w:ind w:firstLine="0"/>
+              <w:rPr>
+                <w:rFonts w:cs="Times New Roman"/>
+                <w:szCs w:val="28"/>
+                <w:lang w:val="en-US"/>
+              </w:rPr>
+            </w:pPr>
+            <w:r>
+              <w:rPr>
+                <w:rFonts w:cs="Times New Roman"/>
+                <w:szCs w:val="28"/>
+                <w:lang w:val="en-US"/>
+              </w:rPr>
+              <w:t>R</w:t>
             </w:r>
           </w:p>
         </w:tc>
@@ -1811,30 +1629,30 @@
                 <w:szCs w:val="28"/>
                 <w:lang w:val="en-US"/>
               </w:rPr>
-              <w:t>C</w:t>
-            </w:r>
-          </w:p>
-        </w:tc>
-        <w:tc>
-          <w:tcPr>
-            <w:tcW w:w="850" w:type="dxa"/>
-          </w:tcPr>
-          <w:p>
-            <w:pPr>
-              <w:ind w:firstLine="0"/>
-              <w:rPr>
-                <w:rFonts w:cs="Times New Roman"/>
-                <w:szCs w:val="28"/>
-                <w:lang w:val="en-US"/>
-              </w:rPr>
-            </w:pPr>
-            <w:r>
-              <w:rPr>
-                <w:rFonts w:cs="Times New Roman"/>
-                <w:szCs w:val="28"/>
-                <w:lang w:val="en-US"/>
-              </w:rPr>
-              <w:t>D</w:t>
+              <w:t>Y</w:t>
+            </w:r>
+          </w:p>
+        </w:tc>
+        <w:tc>
+          <w:tcPr>
+            <w:tcW w:w="850" w:type="dxa"/>
+          </w:tcPr>
+          <w:p>
+            <w:pPr>
+              <w:ind w:firstLine="0"/>
+              <w:rPr>
+                <w:rFonts w:cs="Times New Roman"/>
+                <w:szCs w:val="28"/>
+                <w:lang w:val="en-US"/>
+              </w:rPr>
+            </w:pPr>
+            <w:r>
+              <w:rPr>
+                <w:rFonts w:cs="Times New Roman"/>
+                <w:szCs w:val="28"/>
+                <w:lang w:val="en-US"/>
+              </w:rPr>
+              <w:t>P</w:t>
             </w:r>
           </w:p>
         </w:tc>
@@ -1857,7 +1675,7 @@
                 <w:szCs w:val="28"/>
                 <w:lang w:val="en-US"/>
               </w:rPr>
-              <w:t>E</w:t>
+              <w:t>T</w:t>
             </w:r>
           </w:p>
         </w:tc>
@@ -1898,30 +1716,30 @@
                 <w:szCs w:val="28"/>
                 <w:lang w:val="en-US"/>
               </w:rPr>
-              <w:t>M</w:t>
-            </w:r>
-          </w:p>
-        </w:tc>
-        <w:tc>
-          <w:tcPr>
-            <w:tcW w:w="850" w:type="dxa"/>
-          </w:tcPr>
-          <w:p>
-            <w:pPr>
-              <w:ind w:firstLine="0"/>
-              <w:rPr>
-                <w:rFonts w:cs="Times New Roman"/>
-                <w:szCs w:val="28"/>
-                <w:lang w:val="en-US"/>
-              </w:rPr>
-            </w:pPr>
-            <w:r>
-              <w:rPr>
-                <w:rFonts w:cs="Times New Roman"/>
-                <w:szCs w:val="28"/>
-                <w:lang w:val="en-US"/>
-              </w:rPr>
-              <w:t>O</w:t>
+              <w:t>S</w:t>
+            </w:r>
+          </w:p>
+        </w:tc>
+        <w:tc>
+          <w:tcPr>
+            <w:tcW w:w="850" w:type="dxa"/>
+          </w:tcPr>
+          <w:p>
+            <w:pPr>
+              <w:ind w:firstLine="0"/>
+              <w:rPr>
+                <w:rFonts w:cs="Times New Roman"/>
+                <w:szCs w:val="28"/>
+                <w:lang w:val="en-US"/>
+              </w:rPr>
+            </w:pPr>
+            <w:r>
+              <w:rPr>
+                <w:rFonts w:cs="Times New Roman"/>
+                <w:szCs w:val="28"/>
+                <w:lang w:val="en-US"/>
+              </w:rPr>
+              <w:t>T</w:t>
             </w:r>
           </w:p>
         </w:tc>
@@ -1944,7 +1762,30 @@
                 <w:szCs w:val="28"/>
                 <w:lang w:val="en-US"/>
               </w:rPr>
-              <w:t>N</w:t>
+              <w:t>E</w:t>
+            </w:r>
+          </w:p>
+        </w:tc>
+        <w:tc>
+          <w:tcPr>
+            <w:tcW w:w="850" w:type="dxa"/>
+          </w:tcPr>
+          <w:p>
+            <w:pPr>
+              <w:ind w:firstLine="0"/>
+              <w:rPr>
+                <w:rFonts w:cs="Times New Roman"/>
+                <w:szCs w:val="28"/>
+                <w:lang w:val="en-US"/>
+              </w:rPr>
+            </w:pPr>
+            <w:r>
+              <w:rPr>
+                <w:rFonts w:cs="Times New Roman"/>
+                <w:szCs w:val="28"/>
+                <w:lang w:val="en-US"/>
+              </w:rPr>
+              <w:t>G</w:t>
             </w:r>
           </w:p>
         </w:tc>
@@ -1968,29 +1809,6 @@
                 <w:lang w:val="en-US"/>
               </w:rPr>
               <w:t>A</w:t>
-            </w:r>
-          </w:p>
-        </w:tc>
-        <w:tc>
-          <w:tcPr>
-            <w:tcW w:w="850" w:type="dxa"/>
-          </w:tcPr>
-          <w:p>
-            <w:pPr>
-              <w:ind w:firstLine="0"/>
-              <w:rPr>
-                <w:rFonts w:cs="Times New Roman"/>
-                <w:szCs w:val="28"/>
-                <w:lang w:val="en-US"/>
-              </w:rPr>
-            </w:pPr>
-            <w:r>
-              <w:rPr>
-                <w:rFonts w:cs="Times New Roman"/>
-                <w:szCs w:val="28"/>
-                <w:lang w:val="en-US"/>
-              </w:rPr>
-              <w:t>R</w:t>
             </w:r>
           </w:p>
         </w:tc>
@@ -2018,30 +1836,30 @@
                 <w:szCs w:val="28"/>
                 <w:lang w:val="en-US"/>
               </w:rPr>
-              <w:t>F</w:t>
-            </w:r>
-          </w:p>
-        </w:tc>
-        <w:tc>
-          <w:tcPr>
-            <w:tcW w:w="850" w:type="dxa"/>
-          </w:tcPr>
-          <w:p>
-            <w:pPr>
-              <w:ind w:firstLine="0"/>
-              <w:rPr>
-                <w:rFonts w:cs="Times New Roman"/>
-                <w:szCs w:val="28"/>
-                <w:lang w:val="en-US"/>
-              </w:rPr>
-            </w:pPr>
-            <w:r>
-              <w:rPr>
-                <w:rFonts w:cs="Times New Roman"/>
-                <w:szCs w:val="28"/>
-                <w:lang w:val="en-US"/>
-              </w:rPr>
-              <w:t>G</w:t>
+              <w:t>A</w:t>
+            </w:r>
+          </w:p>
+        </w:tc>
+        <w:tc>
+          <w:tcPr>
+            <w:tcW w:w="850" w:type="dxa"/>
+          </w:tcPr>
+          <w:p>
+            <w:pPr>
+              <w:ind w:firstLine="0"/>
+              <w:rPr>
+                <w:rFonts w:cs="Times New Roman"/>
+                <w:szCs w:val="28"/>
+                <w:lang w:val="en-US"/>
+              </w:rPr>
+            </w:pPr>
+            <w:r>
+              <w:rPr>
+                <w:rFonts w:cs="Times New Roman"/>
+                <w:szCs w:val="28"/>
+                <w:lang w:val="en-US"/>
+              </w:rPr>
+              <w:t>N</w:t>
             </w:r>
           </w:p>
         </w:tc>
@@ -2064,13 +1882,36 @@
                 <w:szCs w:val="28"/>
                 <w:lang w:val="en-US"/>
               </w:rPr>
-              <w:t>H</w:t>
-            </w:r>
-          </w:p>
-        </w:tc>
-        <w:tc>
-          <w:tcPr>
-            <w:tcW w:w="850" w:type="dxa"/>
+              <w:t>L</w:t>
+            </w:r>
+          </w:p>
+        </w:tc>
+        <w:tc>
+          <w:tcPr>
+            <w:tcW w:w="850" w:type="dxa"/>
+          </w:tcPr>
+          <w:p>
+            <w:pPr>
+              <w:ind w:firstLine="0"/>
+              <w:rPr>
+                <w:rFonts w:cs="Times New Roman"/>
+                <w:szCs w:val="28"/>
+                <w:lang w:val="en-US"/>
+              </w:rPr>
+            </w:pPr>
+            <w:r>
+              <w:rPr>
+                <w:rFonts w:cs="Times New Roman"/>
+                <w:szCs w:val="28"/>
+                <w:lang w:val="en-US"/>
+              </w:rPr>
+              <w:t>S</w:t>
+            </w:r>
+          </w:p>
+        </w:tc>
+        <w:tc>
+          <w:tcPr>
+            <w:tcW w:w="849" w:type="dxa"/>
           </w:tcPr>
           <w:p>
             <w:pPr>
@@ -2088,29 +1929,6 @@
                 <w:lang w:val="en-US"/>
               </w:rPr>
               <w:t>I/J</w:t>
-            </w:r>
-          </w:p>
-        </w:tc>
-        <w:tc>
-          <w:tcPr>
-            <w:tcW w:w="849" w:type="dxa"/>
-          </w:tcPr>
-          <w:p>
-            <w:pPr>
-              <w:ind w:firstLine="0"/>
-              <w:rPr>
-                <w:rFonts w:cs="Times New Roman"/>
-                <w:szCs w:val="28"/>
-                <w:lang w:val="en-US"/>
-              </w:rPr>
-            </w:pPr>
-            <w:r>
-              <w:rPr>
-                <w:rFonts w:cs="Times New Roman"/>
-                <w:szCs w:val="28"/>
-                <w:lang w:val="en-US"/>
-              </w:rPr>
-              <w:t>K</w:t>
             </w:r>
           </w:p>
         </w:tc>
@@ -2151,7 +1969,76 @@
                 <w:szCs w:val="28"/>
                 <w:lang w:val="en-US"/>
               </w:rPr>
-              <w:t>C</w:t>
+              <w:t>N</w:t>
+            </w:r>
+          </w:p>
+        </w:tc>
+        <w:tc>
+          <w:tcPr>
+            <w:tcW w:w="850" w:type="dxa"/>
+          </w:tcPr>
+          <w:p>
+            <w:pPr>
+              <w:ind w:firstLine="0"/>
+              <w:rPr>
+                <w:rFonts w:cs="Times New Roman"/>
+                <w:szCs w:val="28"/>
+                <w:lang w:val="en-US"/>
+              </w:rPr>
+            </w:pPr>
+            <w:r>
+              <w:rPr>
+                <w:rFonts w:cs="Times New Roman"/>
+                <w:szCs w:val="28"/>
+                <w:lang w:val="en-US"/>
+              </w:rPr>
+              <w:t>O</w:t>
+            </w:r>
+          </w:p>
+        </w:tc>
+        <w:tc>
+          <w:tcPr>
+            <w:tcW w:w="849" w:type="dxa"/>
+          </w:tcPr>
+          <w:p>
+            <w:pPr>
+              <w:ind w:firstLine="0"/>
+              <w:rPr>
+                <w:rFonts w:cs="Times New Roman"/>
+                <w:szCs w:val="28"/>
+                <w:lang w:val="en-US"/>
+              </w:rPr>
+            </w:pPr>
+            <w:r>
+              <w:rPr>
+                <w:rFonts w:cs="Times New Roman"/>
+                <w:szCs w:val="28"/>
+                <w:lang w:val="en-US"/>
+              </w:rPr>
+              <w:t>R</w:t>
+            </w:r>
+          </w:p>
+        </w:tc>
+        <w:tc>
+          <w:tcPr>
+            <w:tcW w:w="850" w:type="dxa"/>
+          </w:tcPr>
+          <w:p>
+            <w:pPr>
+              <w:ind w:firstLine="0"/>
+              <w:rPr>
+                <w:rFonts w:cs="Times New Roman"/>
+                <w:szCs w:val="28"/>
+                <w:lang w:val="en-US"/>
+              </w:rPr>
+            </w:pPr>
+            <w:r>
+              <w:rPr>
+                <w:rFonts w:cs="Times New Roman"/>
+                <w:szCs w:val="28"/>
+                <w:lang w:val="en-US"/>
+              </w:rPr>
+              <w:t>P</w:t>
             </w:r>
           </w:p>
         </w:tc>
@@ -2175,75 +2062,6 @@
                 <w:lang w:val="en-US"/>
               </w:rPr>
               <w:t>H</w:t>
-            </w:r>
-          </w:p>
-        </w:tc>
-        <w:tc>
-          <w:tcPr>
-            <w:tcW w:w="849" w:type="dxa"/>
-          </w:tcPr>
-          <w:p>
-            <w:pPr>
-              <w:ind w:firstLine="0"/>
-              <w:rPr>
-                <w:rFonts w:cs="Times New Roman"/>
-                <w:szCs w:val="28"/>
-                <w:lang w:val="en-US"/>
-              </w:rPr>
-            </w:pPr>
-            <w:r>
-              <w:rPr>
-                <w:rFonts w:cs="Times New Roman"/>
-                <w:szCs w:val="28"/>
-                <w:lang w:val="en-US"/>
-              </w:rPr>
-              <w:t>Y</w:t>
-            </w:r>
-          </w:p>
-        </w:tc>
-        <w:tc>
-          <w:tcPr>
-            <w:tcW w:w="850" w:type="dxa"/>
-          </w:tcPr>
-          <w:p>
-            <w:pPr>
-              <w:ind w:firstLine="0"/>
-              <w:rPr>
-                <w:rFonts w:cs="Times New Roman"/>
-                <w:szCs w:val="28"/>
-                <w:lang w:val="en-US"/>
-              </w:rPr>
-            </w:pPr>
-            <w:r>
-              <w:rPr>
-                <w:rFonts w:cs="Times New Roman"/>
-                <w:szCs w:val="28"/>
-                <w:lang w:val="en-US"/>
-              </w:rPr>
-              <w:t>B</w:t>
-            </w:r>
-          </w:p>
-        </w:tc>
-        <w:tc>
-          <w:tcPr>
-            <w:tcW w:w="850" w:type="dxa"/>
-          </w:tcPr>
-          <w:p>
-            <w:pPr>
-              <w:ind w:firstLine="0"/>
-              <w:rPr>
-                <w:rFonts w:cs="Times New Roman"/>
-                <w:szCs w:val="28"/>
-                <w:lang w:val="en-US"/>
-              </w:rPr>
-            </w:pPr>
-            <w:r>
-              <w:rPr>
-                <w:rFonts w:cs="Times New Roman"/>
-                <w:szCs w:val="28"/>
-                <w:lang w:val="en-US"/>
-              </w:rPr>
-              <w:t>D</w:t>
             </w:r>
           </w:p>
         </w:tc>
@@ -2271,30 +2089,30 @@
                 <w:szCs w:val="28"/>
                 <w:lang w:val="en-US"/>
               </w:rPr>
-              <w:t>L</w:t>
-            </w:r>
-          </w:p>
-        </w:tc>
-        <w:tc>
-          <w:tcPr>
-            <w:tcW w:w="850" w:type="dxa"/>
-          </w:tcPr>
-          <w:p>
-            <w:pPr>
-              <w:ind w:firstLine="0"/>
-              <w:rPr>
-                <w:rFonts w:cs="Times New Roman"/>
-                <w:szCs w:val="28"/>
-                <w:lang w:val="en-US"/>
-              </w:rPr>
-            </w:pPr>
-            <w:r>
-              <w:rPr>
-                <w:rFonts w:cs="Times New Roman"/>
-                <w:szCs w:val="28"/>
-                <w:lang w:val="en-US"/>
-              </w:rPr>
-              <w:t>M</w:t>
+              <w:t>B</w:t>
+            </w:r>
+          </w:p>
+        </w:tc>
+        <w:tc>
+          <w:tcPr>
+            <w:tcW w:w="850" w:type="dxa"/>
+          </w:tcPr>
+          <w:p>
+            <w:pPr>
+              <w:ind w:firstLine="0"/>
+              <w:rPr>
+                <w:rFonts w:cs="Times New Roman"/>
+                <w:szCs w:val="28"/>
+                <w:lang w:val="en-US"/>
+              </w:rPr>
+            </w:pPr>
+            <w:r>
+              <w:rPr>
+                <w:rFonts w:cs="Times New Roman"/>
+                <w:szCs w:val="28"/>
+                <w:lang w:val="en-US"/>
+              </w:rPr>
+              <w:t>D</w:t>
             </w:r>
           </w:p>
         </w:tc>
@@ -2317,30 +2135,30 @@
                 <w:szCs w:val="28"/>
                 <w:lang w:val="en-US"/>
               </w:rPr>
-              <w:t>N</w:t>
-            </w:r>
-          </w:p>
-        </w:tc>
-        <w:tc>
-          <w:tcPr>
-            <w:tcW w:w="850" w:type="dxa"/>
-          </w:tcPr>
-          <w:p>
-            <w:pPr>
-              <w:ind w:firstLine="0"/>
-              <w:rPr>
-                <w:rFonts w:cs="Times New Roman"/>
-                <w:szCs w:val="28"/>
-                <w:lang w:val="en-US"/>
-              </w:rPr>
-            </w:pPr>
-            <w:r>
-              <w:rPr>
-                <w:rFonts w:cs="Times New Roman"/>
-                <w:szCs w:val="28"/>
-                <w:lang w:val="en-US"/>
-              </w:rPr>
-              <w:t>O</w:t>
+              <w:t>E</w:t>
+            </w:r>
+          </w:p>
+        </w:tc>
+        <w:tc>
+          <w:tcPr>
+            <w:tcW w:w="850" w:type="dxa"/>
+          </w:tcPr>
+          <w:p>
+            <w:pPr>
+              <w:ind w:firstLine="0"/>
+              <w:rPr>
+                <w:rFonts w:cs="Times New Roman"/>
+                <w:szCs w:val="28"/>
+                <w:lang w:val="en-US"/>
+              </w:rPr>
+            </w:pPr>
+            <w:r>
+              <w:rPr>
+                <w:rFonts w:cs="Times New Roman"/>
+                <w:szCs w:val="28"/>
+                <w:lang w:val="en-US"/>
+              </w:rPr>
+              <w:t>F</w:t>
             </w:r>
           </w:p>
         </w:tc>
@@ -2363,7 +2181,7 @@
                 <w:szCs w:val="28"/>
                 <w:lang w:val="en-US"/>
               </w:rPr>
-              <w:t>P</w:t>
+              <w:t>G</w:t>
             </w:r>
           </w:p>
         </w:tc>
@@ -2381,6 +2199,7 @@
               <w:rPr>
                 <w:rFonts w:cs="Times New Roman"/>
                 <w:szCs w:val="28"/>
+                <w:lang w:val="en-US"/>
               </w:rPr>
             </w:pPr>
           </w:p>
@@ -2404,7 +2223,76 @@
                 <w:szCs w:val="28"/>
                 <w:lang w:val="en-US"/>
               </w:rPr>
-              <w:t>E</w:t>
+              <w:t>Y</w:t>
+            </w:r>
+          </w:p>
+        </w:tc>
+        <w:tc>
+          <w:tcPr>
+            <w:tcW w:w="850" w:type="dxa"/>
+          </w:tcPr>
+          <w:p>
+            <w:pPr>
+              <w:ind w:firstLine="0"/>
+              <w:rPr>
+                <w:rFonts w:cs="Times New Roman"/>
+                <w:szCs w:val="28"/>
+                <w:lang w:val="en-US"/>
+              </w:rPr>
+            </w:pPr>
+            <w:r>
+              <w:rPr>
+                <w:rFonts w:cs="Times New Roman"/>
+                <w:szCs w:val="28"/>
+                <w:lang w:val="en-US"/>
+              </w:rPr>
+              <w:t>B</w:t>
+            </w:r>
+          </w:p>
+        </w:tc>
+        <w:tc>
+          <w:tcPr>
+            <w:tcW w:w="849" w:type="dxa"/>
+          </w:tcPr>
+          <w:p>
+            <w:pPr>
+              <w:ind w:firstLine="0"/>
+              <w:rPr>
+                <w:rFonts w:cs="Times New Roman"/>
+                <w:szCs w:val="28"/>
+                <w:lang w:val="en-US"/>
+              </w:rPr>
+            </w:pPr>
+            <w:r>
+              <w:rPr>
+                <w:rFonts w:cs="Times New Roman"/>
+                <w:szCs w:val="28"/>
+                <w:lang w:val="en-US"/>
+              </w:rPr>
+              <w:t>C</w:t>
+            </w:r>
+          </w:p>
+        </w:tc>
+        <w:tc>
+          <w:tcPr>
+            <w:tcW w:w="850" w:type="dxa"/>
+          </w:tcPr>
+          <w:p>
+            <w:pPr>
+              <w:ind w:firstLine="0"/>
+              <w:rPr>
+                <w:rFonts w:cs="Times New Roman"/>
+                <w:szCs w:val="28"/>
+                <w:lang w:val="en-US"/>
+              </w:rPr>
+            </w:pPr>
+            <w:r>
+              <w:rPr>
+                <w:rFonts w:cs="Times New Roman"/>
+                <w:szCs w:val="28"/>
+                <w:lang w:val="en-US"/>
+              </w:rPr>
+              <w:t>D</w:t>
             </w:r>
           </w:p>
         </w:tc>
@@ -2428,75 +2316,6 @@
                 <w:lang w:val="en-US"/>
               </w:rPr>
               <w:t>F</w:t>
-            </w:r>
-          </w:p>
-        </w:tc>
-        <w:tc>
-          <w:tcPr>
-            <w:tcW w:w="849" w:type="dxa"/>
-          </w:tcPr>
-          <w:p>
-            <w:pPr>
-              <w:ind w:firstLine="0"/>
-              <w:rPr>
-                <w:rFonts w:cs="Times New Roman"/>
-                <w:szCs w:val="28"/>
-                <w:lang w:val="en-US"/>
-              </w:rPr>
-            </w:pPr>
-            <w:r>
-              <w:rPr>
-                <w:rFonts w:cs="Times New Roman"/>
-                <w:szCs w:val="28"/>
-                <w:lang w:val="en-US"/>
-              </w:rPr>
-              <w:t>G</w:t>
-            </w:r>
-          </w:p>
-        </w:tc>
-        <w:tc>
-          <w:tcPr>
-            <w:tcW w:w="850" w:type="dxa"/>
-          </w:tcPr>
-          <w:p>
-            <w:pPr>
-              <w:ind w:firstLine="0"/>
-              <w:rPr>
-                <w:rFonts w:cs="Times New Roman"/>
-                <w:szCs w:val="28"/>
-                <w:lang w:val="en-US"/>
-              </w:rPr>
-            </w:pPr>
-            <w:r>
-              <w:rPr>
-                <w:rFonts w:cs="Times New Roman"/>
-                <w:szCs w:val="28"/>
-                <w:lang w:val="en-US"/>
-              </w:rPr>
-              <w:t>I/J</w:t>
-            </w:r>
-          </w:p>
-        </w:tc>
-        <w:tc>
-          <w:tcPr>
-            <w:tcW w:w="850" w:type="dxa"/>
-          </w:tcPr>
-          <w:p>
-            <w:pPr>
-              <w:ind w:firstLine="0"/>
-              <w:rPr>
-                <w:rFonts w:cs="Times New Roman"/>
-                <w:szCs w:val="28"/>
-                <w:lang w:val="en-US"/>
-              </w:rPr>
-            </w:pPr>
-            <w:r>
-              <w:rPr>
-                <w:rFonts w:cs="Times New Roman"/>
-                <w:szCs w:val="28"/>
-                <w:lang w:val="en-US"/>
-              </w:rPr>
-              <w:t>K</w:t>
             </w:r>
           </w:p>
         </w:tc>
@@ -2524,99 +2343,99 @@
                 <w:szCs w:val="28"/>
                 <w:lang w:val="en-US"/>
               </w:rPr>
+              <w:t>H</w:t>
+            </w:r>
+          </w:p>
+        </w:tc>
+        <w:tc>
+          <w:tcPr>
+            <w:tcW w:w="850" w:type="dxa"/>
+          </w:tcPr>
+          <w:p>
+            <w:pPr>
+              <w:ind w:firstLine="0"/>
+              <w:rPr>
+                <w:rFonts w:cs="Times New Roman"/>
+                <w:szCs w:val="28"/>
+                <w:lang w:val="en-US"/>
+              </w:rPr>
+            </w:pPr>
+            <w:r>
+              <w:rPr>
+                <w:rFonts w:cs="Times New Roman"/>
+                <w:szCs w:val="28"/>
+                <w:lang w:val="en-US"/>
+              </w:rPr>
+              <w:t>K</w:t>
+            </w:r>
+          </w:p>
+        </w:tc>
+        <w:tc>
+          <w:tcPr>
+            <w:tcW w:w="849" w:type="dxa"/>
+          </w:tcPr>
+          <w:p>
+            <w:pPr>
+              <w:ind w:firstLine="0"/>
+              <w:rPr>
+                <w:rFonts w:cs="Times New Roman"/>
+                <w:szCs w:val="28"/>
+                <w:lang w:val="en-US"/>
+              </w:rPr>
+            </w:pPr>
+            <w:r>
+              <w:rPr>
+                <w:rFonts w:cs="Times New Roman"/>
+                <w:szCs w:val="28"/>
+                <w:lang w:val="en-US"/>
+              </w:rPr>
+              <w:t>M</w:t>
+            </w:r>
+          </w:p>
+        </w:tc>
+        <w:tc>
+          <w:tcPr>
+            <w:tcW w:w="850" w:type="dxa"/>
+          </w:tcPr>
+          <w:p>
+            <w:pPr>
+              <w:ind w:firstLine="0"/>
+              <w:rPr>
+                <w:rFonts w:cs="Times New Roman"/>
+                <w:szCs w:val="28"/>
+                <w:lang w:val="en-US"/>
+              </w:rPr>
+            </w:pPr>
+            <w:r>
+              <w:rPr>
+                <w:rFonts w:cs="Times New Roman"/>
+                <w:szCs w:val="28"/>
+                <w:lang w:val="en-US"/>
+              </w:rPr>
+              <w:t>O</w:t>
+            </w:r>
+          </w:p>
+        </w:tc>
+        <w:tc>
+          <w:tcPr>
+            <w:tcW w:w="849" w:type="dxa"/>
+          </w:tcPr>
+          <w:p>
+            <w:pPr>
+              <w:ind w:firstLine="0"/>
+              <w:rPr>
+                <w:rFonts w:cs="Times New Roman"/>
+                <w:szCs w:val="28"/>
+                <w:lang w:val="en-US"/>
+              </w:rPr>
+            </w:pPr>
+            <w:r>
+              <w:rPr>
+                <w:rFonts w:cs="Times New Roman"/>
+                <w:szCs w:val="28"/>
+                <w:lang w:val="en-US"/>
+              </w:rPr>
               <w:t>Q</w:t>
-            </w:r>
-          </w:p>
-        </w:tc>
-        <w:tc>
-          <w:tcPr>
-            <w:tcW w:w="850" w:type="dxa"/>
-          </w:tcPr>
-          <w:p>
-            <w:pPr>
-              <w:ind w:firstLine="0"/>
-              <w:rPr>
-                <w:rFonts w:cs="Times New Roman"/>
-                <w:szCs w:val="28"/>
-                <w:lang w:val="en-US"/>
-              </w:rPr>
-            </w:pPr>
-            <w:r>
-              <w:rPr>
-                <w:rFonts w:cs="Times New Roman"/>
-                <w:szCs w:val="28"/>
-                <w:lang w:val="en-US"/>
-              </w:rPr>
-              <w:t>R</w:t>
-            </w:r>
-          </w:p>
-        </w:tc>
-        <w:tc>
-          <w:tcPr>
-            <w:tcW w:w="849" w:type="dxa"/>
-          </w:tcPr>
-          <w:p>
-            <w:pPr>
-              <w:ind w:firstLine="0"/>
-              <w:rPr>
-                <w:rFonts w:cs="Times New Roman"/>
-                <w:szCs w:val="28"/>
-                <w:lang w:val="en-US"/>
-              </w:rPr>
-            </w:pPr>
-            <w:r>
-              <w:rPr>
-                <w:rFonts w:cs="Times New Roman"/>
-                <w:szCs w:val="28"/>
-                <w:lang w:val="en-US"/>
-              </w:rPr>
-              <w:t>S</w:t>
-            </w:r>
-          </w:p>
-        </w:tc>
-        <w:tc>
-          <w:tcPr>
-            <w:tcW w:w="850" w:type="dxa"/>
-          </w:tcPr>
-          <w:p>
-            <w:pPr>
-              <w:ind w:firstLine="0"/>
-              <w:rPr>
-                <w:rFonts w:cs="Times New Roman"/>
-                <w:szCs w:val="28"/>
-                <w:lang w:val="en-US"/>
-              </w:rPr>
-            </w:pPr>
-            <w:r>
-              <w:rPr>
-                <w:rFonts w:cs="Times New Roman"/>
-                <w:szCs w:val="28"/>
-                <w:lang w:val="en-US"/>
-              </w:rPr>
-              <w:t>T</w:t>
-            </w:r>
-          </w:p>
-        </w:tc>
-        <w:tc>
-          <w:tcPr>
-            <w:tcW w:w="849" w:type="dxa"/>
-          </w:tcPr>
-          <w:p>
-            <w:pPr>
-              <w:ind w:firstLine="0"/>
-              <w:rPr>
-                <w:rFonts w:cs="Times New Roman"/>
-                <w:szCs w:val="28"/>
-                <w:lang w:val="en-US"/>
-              </w:rPr>
-            </w:pPr>
-            <w:r>
-              <w:rPr>
-                <w:rFonts w:cs="Times New Roman"/>
-                <w:szCs w:val="28"/>
-                <w:lang w:val="en-US"/>
-              </w:rPr>
-              <w:t>U</w:t>
             </w:r>
           </w:p>
         </w:tc>
@@ -2657,6 +2476,52 @@
                 <w:szCs w:val="28"/>
                 <w:lang w:val="en-US"/>
               </w:rPr>
+              <w:t>I/J</w:t>
+            </w:r>
+          </w:p>
+        </w:tc>
+        <w:tc>
+          <w:tcPr>
+            <w:tcW w:w="850" w:type="dxa"/>
+          </w:tcPr>
+          <w:p>
+            <w:pPr>
+              <w:ind w:firstLine="0"/>
+              <w:rPr>
+                <w:rFonts w:cs="Times New Roman"/>
+                <w:szCs w:val="28"/>
+                <w:lang w:val="en-US"/>
+              </w:rPr>
+            </w:pPr>
+            <w:r>
+              <w:rPr>
+                <w:rFonts w:cs="Times New Roman"/>
+                <w:szCs w:val="28"/>
+                <w:lang w:val="en-US"/>
+              </w:rPr>
+              <w:t>K</w:t>
+            </w:r>
+          </w:p>
+        </w:tc>
+        <w:tc>
+          <w:tcPr>
+            <w:tcW w:w="849" w:type="dxa"/>
+          </w:tcPr>
+          <w:p>
+            <w:pPr>
+              <w:ind w:firstLine="0"/>
+              <w:rPr>
+                <w:rFonts w:cs="Times New Roman"/>
+                <w:szCs w:val="28"/>
+                <w:lang w:val="en-US"/>
+              </w:rPr>
+            </w:pPr>
+            <w:r>
+              <w:rPr>
+                <w:rFonts w:cs="Times New Roman"/>
+                <w:szCs w:val="28"/>
+                <w:lang w:val="en-US"/>
+              </w:rPr>
               <w:t>L</w:t>
             </w:r>
           </w:p>
@@ -2680,13 +2545,13 @@
                 <w:szCs w:val="28"/>
                 <w:lang w:val="en-US"/>
               </w:rPr>
-              <w:t>P</w:t>
-            </w:r>
-          </w:p>
-        </w:tc>
-        <w:tc>
-          <w:tcPr>
-            <w:tcW w:w="849" w:type="dxa"/>
+              <w:t>M</w:t>
+            </w:r>
+          </w:p>
+        </w:tc>
+        <w:tc>
+          <w:tcPr>
+            <w:tcW w:w="850" w:type="dxa"/>
           </w:tcPr>
           <w:p>
             <w:pPr>
@@ -2704,52 +2569,6 @@
                 <w:lang w:val="en-US"/>
               </w:rPr>
               <w:t>Q</w:t>
-            </w:r>
-          </w:p>
-        </w:tc>
-        <w:tc>
-          <w:tcPr>
-            <w:tcW w:w="850" w:type="dxa"/>
-          </w:tcPr>
-          <w:p>
-            <w:pPr>
-              <w:ind w:firstLine="0"/>
-              <w:rPr>
-                <w:rFonts w:cs="Times New Roman"/>
-                <w:szCs w:val="28"/>
-                <w:lang w:val="en-US"/>
-              </w:rPr>
-            </w:pPr>
-            <w:r>
-              <w:rPr>
-                <w:rFonts w:cs="Times New Roman"/>
-                <w:szCs w:val="28"/>
-                <w:lang w:val="en-US"/>
-              </w:rPr>
-              <w:t>S</w:t>
-            </w:r>
-          </w:p>
-        </w:tc>
-        <w:tc>
-          <w:tcPr>
-            <w:tcW w:w="850" w:type="dxa"/>
-          </w:tcPr>
-          <w:p>
-            <w:pPr>
-              <w:ind w:firstLine="0"/>
-              <w:rPr>
-                <w:rFonts w:cs="Times New Roman"/>
-                <w:szCs w:val="28"/>
-                <w:lang w:val="en-US"/>
-              </w:rPr>
-            </w:pPr>
-            <w:r>
-              <w:rPr>
-                <w:rFonts w:cs="Times New Roman"/>
-                <w:szCs w:val="28"/>
-                <w:lang w:val="en-US"/>
-              </w:rPr>
-              <w:t>T</w:t>
             </w:r>
           </w:p>
         </w:tc>
@@ -2777,13 +2596,36 @@
                 <w:szCs w:val="28"/>
                 <w:lang w:val="en-US"/>
               </w:rPr>
+              <w:t>U</w:t>
+            </w:r>
+          </w:p>
+        </w:tc>
+        <w:tc>
+          <w:tcPr>
+            <w:tcW w:w="850" w:type="dxa"/>
+          </w:tcPr>
+          <w:p>
+            <w:pPr>
+              <w:ind w:firstLine="0"/>
+              <w:rPr>
+                <w:rFonts w:cs="Times New Roman"/>
+                <w:szCs w:val="28"/>
+                <w:lang w:val="en-US"/>
+              </w:rPr>
+            </w:pPr>
+            <w:r>
+              <w:rPr>
+                <w:rFonts w:cs="Times New Roman"/>
+                <w:szCs w:val="28"/>
+                <w:lang w:val="en-US"/>
+              </w:rPr>
               <w:t>V</w:t>
             </w:r>
           </w:p>
         </w:tc>
         <w:tc>
           <w:tcPr>
-            <w:tcW w:w="850" w:type="dxa"/>
+            <w:tcW w:w="849" w:type="dxa"/>
           </w:tcPr>
           <w:p>
             <w:pPr>
@@ -2806,7 +2648,7 @@
         </w:tc>
         <w:tc>
           <w:tcPr>
-            <w:tcW w:w="849" w:type="dxa"/>
+            <w:tcW w:w="850" w:type="dxa"/>
           </w:tcPr>
           <w:p>
             <w:pPr>
@@ -2824,29 +2666,6 @@
                 <w:lang w:val="en-US"/>
               </w:rPr>
               <w:t>X</w:t>
-            </w:r>
-          </w:p>
-        </w:tc>
-        <w:tc>
-          <w:tcPr>
-            <w:tcW w:w="850" w:type="dxa"/>
-          </w:tcPr>
-          <w:p>
-            <w:pPr>
-              <w:ind w:firstLine="0"/>
-              <w:rPr>
-                <w:rFonts w:cs="Times New Roman"/>
-                <w:szCs w:val="28"/>
-                <w:lang w:val="en-US"/>
-              </w:rPr>
-            </w:pPr>
-            <w:r>
-              <w:rPr>
-                <w:rFonts w:cs="Times New Roman"/>
-                <w:szCs w:val="28"/>
-                <w:lang w:val="en-US"/>
-              </w:rPr>
-              <w:t>Y</w:t>
             </w:r>
           </w:p>
         </w:tc>
@@ -3235,30 +3054,30 @@
                 <w:szCs w:val="28"/>
                 <w:lang w:val="en-US"/>
               </w:rPr>
-              <w:t>G</w:t>
-            </w:r>
-          </w:p>
-        </w:tc>
-        <w:tc>
-          <w:tcPr>
-            <w:tcW w:w="850" w:type="dxa"/>
-          </w:tcPr>
-          <w:p>
-            <w:pPr>
-              <w:ind w:firstLine="0"/>
-              <w:rPr>
-                <w:rFonts w:cs="Times New Roman"/>
-                <w:szCs w:val="28"/>
-                <w:lang w:val="en-US"/>
-              </w:rPr>
-            </w:pPr>
-            <w:r>
-              <w:rPr>
-                <w:rFonts w:cs="Times New Roman"/>
-                <w:szCs w:val="28"/>
-                <w:lang w:val="en-US"/>
-              </w:rPr>
-              <w:t>R</w:t>
+              <w:t>P</w:t>
+            </w:r>
+          </w:p>
+        </w:tc>
+        <w:tc>
+          <w:tcPr>
+            <w:tcW w:w="850" w:type="dxa"/>
+          </w:tcPr>
+          <w:p>
+            <w:pPr>
+              <w:ind w:firstLine="0"/>
+              <w:rPr>
+                <w:rFonts w:cs="Times New Roman"/>
+                <w:szCs w:val="28"/>
+                <w:lang w:val="en-US"/>
+              </w:rPr>
+            </w:pPr>
+            <w:r>
+              <w:rPr>
+                <w:rFonts w:cs="Times New Roman"/>
+                <w:szCs w:val="28"/>
+                <w:lang w:val="en-US"/>
+              </w:rPr>
+              <w:t>O</w:t>
             </w:r>
           </w:p>
         </w:tc>
@@ -3281,30 +3100,30 @@
                 <w:szCs w:val="28"/>
                 <w:lang w:val="en-US"/>
               </w:rPr>
-              <w:t>E</w:t>
-            </w:r>
-          </w:p>
-        </w:tc>
-        <w:tc>
-          <w:tcPr>
-            <w:tcW w:w="850" w:type="dxa"/>
-          </w:tcPr>
-          <w:p>
-            <w:pPr>
-              <w:ind w:firstLine="0"/>
-              <w:rPr>
-                <w:rFonts w:cs="Times New Roman"/>
-                <w:szCs w:val="28"/>
-                <w:lang w:val="en-US"/>
-              </w:rPr>
-            </w:pPr>
-            <w:r>
-              <w:rPr>
-                <w:rFonts w:cs="Times New Roman"/>
-                <w:szCs w:val="28"/>
-                <w:lang w:val="en-US"/>
-              </w:rPr>
-              <w:t>P</w:t>
+              <w:t>L</w:t>
+            </w:r>
+          </w:p>
+        </w:tc>
+        <w:tc>
+          <w:tcPr>
+            <w:tcW w:w="850" w:type="dxa"/>
+          </w:tcPr>
+          <w:p>
+            <w:pPr>
+              <w:ind w:firstLine="0"/>
+              <w:rPr>
+                <w:rFonts w:cs="Times New Roman"/>
+                <w:szCs w:val="28"/>
+                <w:lang w:val="en-US"/>
+              </w:rPr>
+            </w:pPr>
+            <w:r>
+              <w:rPr>
+                <w:rFonts w:cs="Times New Roman"/>
+                <w:szCs w:val="28"/>
+                <w:lang w:val="en-US"/>
+              </w:rPr>
+              <w:t>Y</w:t>
             </w:r>
           </w:p>
         </w:tc>
@@ -3365,31 +3184,29 @@
               <w:rPr>
                 <w:rFonts w:cs="Times New Roman"/>
                 <w:szCs w:val="28"/>
-                <w:lang w:val="en-US"/>
-              </w:rPr>
-              <w:t>A</w:t>
-            </w:r>
-          </w:p>
-        </w:tc>
-        <w:tc>
-          <w:tcPr>
-            <w:tcW w:w="850" w:type="dxa"/>
-          </w:tcPr>
-          <w:p>
-            <w:pPr>
-              <w:ind w:firstLine="0"/>
-              <w:rPr>
-                <w:rFonts w:cs="Times New Roman"/>
-                <w:szCs w:val="28"/>
-              </w:rPr>
-            </w:pPr>
-            <w:r>
-              <w:rPr>
-                <w:rFonts w:cs="Times New Roman"/>
-                <w:szCs w:val="28"/>
-                <w:lang w:val="en-US"/>
-              </w:rPr>
-              <w:t>B</w:t>
+              </w:rPr>
+              <w:t>D</w:t>
+            </w:r>
+          </w:p>
+        </w:tc>
+        <w:tc>
+          <w:tcPr>
+            <w:tcW w:w="850" w:type="dxa"/>
+          </w:tcPr>
+          <w:p>
+            <w:pPr>
+              <w:ind w:firstLine="0"/>
+              <w:rPr>
+                <w:rFonts w:cs="Times New Roman"/>
+                <w:szCs w:val="28"/>
+              </w:rPr>
+            </w:pPr>
+            <w:r>
+              <w:rPr>
+                <w:rFonts w:cs="Times New Roman"/>
+                <w:szCs w:val="28"/>
+              </w:rPr>
+              <w:t>E</w:t>
             </w:r>
           </w:p>
         </w:tc>
@@ -3431,31 +3248,29 @@
               <w:rPr>
                 <w:rFonts w:cs="Times New Roman"/>
                 <w:szCs w:val="28"/>
-                <w:lang w:val="en-US"/>
-              </w:rPr>
-              <w:t>D</w:t>
-            </w:r>
-          </w:p>
-        </w:tc>
-        <w:tc>
-          <w:tcPr>
-            <w:tcW w:w="850" w:type="dxa"/>
-          </w:tcPr>
-          <w:p>
-            <w:pPr>
-              <w:ind w:firstLine="0"/>
-              <w:rPr>
-                <w:rFonts w:cs="Times New Roman"/>
-                <w:szCs w:val="28"/>
-              </w:rPr>
-            </w:pPr>
-            <w:r>
-              <w:rPr>
-                <w:rFonts w:cs="Times New Roman"/>
-                <w:szCs w:val="28"/>
-                <w:lang w:val="en-US"/>
-              </w:rPr>
-              <w:t>E</w:t>
+              </w:rPr>
+              <w:t>I</w:t>
+            </w:r>
+          </w:p>
+        </w:tc>
+        <w:tc>
+          <w:tcPr>
+            <w:tcW w:w="850" w:type="dxa"/>
+          </w:tcPr>
+          <w:p>
+            <w:pPr>
+              <w:ind w:firstLine="0"/>
+              <w:rPr>
+                <w:rFonts w:cs="Times New Roman"/>
+                <w:szCs w:val="28"/>
+              </w:rPr>
+            </w:pPr>
+            <w:r>
+              <w:rPr>
+                <w:rFonts w:cs="Times New Roman"/>
+                <w:szCs w:val="28"/>
+              </w:rPr>
+              <w:t>P</w:t>
             </w:r>
           </w:p>
         </w:tc>
@@ -3483,35 +3298,35 @@
                 <w:szCs w:val="28"/>
                 <w:lang w:val="en-US"/>
               </w:rPr>
+              <w:t>H</w:t>
+            </w:r>
+          </w:p>
+        </w:tc>
+        <w:tc>
+          <w:tcPr>
+            <w:tcW w:w="850" w:type="dxa"/>
+          </w:tcPr>
+          <w:p>
+            <w:pPr>
+              <w:ind w:firstLine="0"/>
+              <w:rPr>
+                <w:rFonts w:cs="Times New Roman"/>
+                <w:szCs w:val="28"/>
+                <w:lang w:val="en-US"/>
+              </w:rPr>
+            </w:pPr>
+            <w:r>
+              <w:rPr>
+                <w:rFonts w:cs="Times New Roman"/>
+                <w:szCs w:val="28"/>
+                <w:lang w:val="en-US"/>
+              </w:rPr>
               <w:t>B</w:t>
             </w:r>
           </w:p>
         </w:tc>
         <w:tc>
           <w:tcPr>
-            <w:tcW w:w="850" w:type="dxa"/>
-          </w:tcPr>
-          <w:p>
-            <w:pPr>
-              <w:ind w:firstLine="0"/>
-              <w:rPr>
-                <w:rFonts w:cs="Times New Roman"/>
-                <w:szCs w:val="28"/>
-                <w:lang w:val="en-US"/>
-              </w:rPr>
-            </w:pPr>
-            <w:r>
-              <w:rPr>
-                <w:rFonts w:cs="Times New Roman"/>
-                <w:szCs w:val="28"/>
-                <w:lang w:val="en-US"/>
-              </w:rPr>
-              <w:t>C</w:t>
-            </w:r>
-          </w:p>
-        </w:tc>
-        <w:tc>
-          <w:tcPr>
             <w:tcW w:w="849" w:type="dxa"/>
           </w:tcPr>
           <w:p>
@@ -3529,30 +3344,30 @@
                 <w:szCs w:val="28"/>
                 <w:lang w:val="en-US"/>
               </w:rPr>
-              <w:t>D</w:t>
-            </w:r>
-          </w:p>
-        </w:tc>
-        <w:tc>
-          <w:tcPr>
-            <w:tcW w:w="850" w:type="dxa"/>
-          </w:tcPr>
-          <w:p>
-            <w:pPr>
-              <w:ind w:firstLine="0"/>
-              <w:rPr>
-                <w:rFonts w:cs="Times New Roman"/>
-                <w:szCs w:val="28"/>
-                <w:lang w:val="en-US"/>
-              </w:rPr>
-            </w:pPr>
-            <w:r>
-              <w:rPr>
-                <w:rFonts w:cs="Times New Roman"/>
-                <w:szCs w:val="28"/>
-                <w:lang w:val="en-US"/>
-              </w:rPr>
-              <w:t>F</w:t>
+              <w:t>E</w:t>
+            </w:r>
+          </w:p>
+        </w:tc>
+        <w:tc>
+          <w:tcPr>
+            <w:tcW w:w="850" w:type="dxa"/>
+          </w:tcPr>
+          <w:p>
+            <w:pPr>
+              <w:ind w:firstLine="0"/>
+              <w:rPr>
+                <w:rFonts w:cs="Times New Roman"/>
+                <w:szCs w:val="28"/>
+                <w:lang w:val="en-US"/>
+              </w:rPr>
+            </w:pPr>
+            <w:r>
+              <w:rPr>
+                <w:rFonts w:cs="Times New Roman"/>
+                <w:szCs w:val="28"/>
+                <w:lang w:val="en-US"/>
+              </w:rPr>
+              <w:t>T</w:t>
             </w:r>
           </w:p>
         </w:tc>
@@ -3575,7 +3390,7 @@
                 <w:szCs w:val="28"/>
                 <w:lang w:val="en-US"/>
               </w:rPr>
-              <w:t>H</w:t>
+              <w:t>I/J</w:t>
             </w:r>
           </w:p>
         </w:tc>
@@ -3613,31 +3428,29 @@
               <w:rPr>
                 <w:rFonts w:cs="Times New Roman"/>
                 <w:szCs w:val="28"/>
-                <w:lang w:val="en-US"/>
-              </w:rPr>
-              <w:t>F</w:t>
-            </w:r>
-          </w:p>
-        </w:tc>
-        <w:tc>
-          <w:tcPr>
-            <w:tcW w:w="850" w:type="dxa"/>
-          </w:tcPr>
-          <w:p>
-            <w:pPr>
-              <w:ind w:firstLine="0"/>
-              <w:rPr>
-                <w:rFonts w:cs="Times New Roman"/>
-                <w:szCs w:val="28"/>
-              </w:rPr>
-            </w:pPr>
-            <w:r>
-              <w:rPr>
-                <w:rFonts w:cs="Times New Roman"/>
-                <w:szCs w:val="28"/>
-                <w:lang w:val="en-US"/>
-              </w:rPr>
-              <w:t>G</w:t>
+              </w:rPr>
+              <w:t>H</w:t>
+            </w:r>
+          </w:p>
+        </w:tc>
+        <w:tc>
+          <w:tcPr>
+            <w:tcW w:w="850" w:type="dxa"/>
+          </w:tcPr>
+          <w:p>
+            <w:pPr>
+              <w:ind w:firstLine="0"/>
+              <w:rPr>
+                <w:rFonts w:cs="Times New Roman"/>
+                <w:szCs w:val="28"/>
+              </w:rPr>
+            </w:pPr>
+            <w:r>
+              <w:rPr>
+                <w:rFonts w:cs="Times New Roman"/>
+                <w:szCs w:val="28"/>
+              </w:rPr>
+              <w:t>R</w:t>
             </w:r>
           </w:p>
         </w:tc>
@@ -3657,53 +3470,50 @@
               <w:rPr>
                 <w:rFonts w:cs="Times New Roman"/>
                 <w:szCs w:val="28"/>
-                <w:lang w:val="en-US"/>
-              </w:rPr>
-              <w:t>H</w:t>
-            </w:r>
-          </w:p>
-        </w:tc>
-        <w:tc>
-          <w:tcPr>
-            <w:tcW w:w="850" w:type="dxa"/>
-          </w:tcPr>
-          <w:p>
-            <w:pPr>
-              <w:ind w:firstLine="0"/>
-              <w:rPr>
-                <w:rFonts w:cs="Times New Roman"/>
-                <w:szCs w:val="28"/>
-              </w:rPr>
-            </w:pPr>
-            <w:r>
-              <w:rPr>
-                <w:rFonts w:cs="Times New Roman"/>
-                <w:szCs w:val="28"/>
-                <w:lang w:val="en-US"/>
-              </w:rPr>
-              <w:t>I/J</w:t>
-            </w:r>
-          </w:p>
-        </w:tc>
-        <w:tc>
-          <w:tcPr>
-            <w:tcW w:w="850" w:type="dxa"/>
-          </w:tcPr>
-          <w:p>
-            <w:pPr>
-              <w:ind w:firstLine="0"/>
-              <w:rPr>
-                <w:rFonts w:cs="Times New Roman"/>
-                <w:szCs w:val="28"/>
-              </w:rPr>
-            </w:pPr>
-            <w:r>
-              <w:rPr>
-                <w:rFonts w:cs="Times New Roman"/>
-                <w:szCs w:val="28"/>
-                <w:lang w:val="en-US"/>
-              </w:rPr>
-              <w:t>K</w:t>
+              </w:rPr>
+              <w:t>M</w:t>
+            </w:r>
+          </w:p>
+        </w:tc>
+        <w:tc>
+          <w:tcPr>
+            <w:tcW w:w="850" w:type="dxa"/>
+          </w:tcPr>
+          <w:p>
+            <w:pPr>
+              <w:ind w:firstLine="0"/>
+              <w:rPr>
+                <w:rFonts w:cs="Times New Roman"/>
+                <w:szCs w:val="28"/>
+              </w:rPr>
+            </w:pPr>
+            <w:r>
+              <w:rPr>
+                <w:rFonts w:cs="Times New Roman"/>
+                <w:szCs w:val="28"/>
+              </w:rPr>
+              <w:t>N</w:t>
+            </w:r>
+          </w:p>
+        </w:tc>
+        <w:tc>
+          <w:tcPr>
+            <w:tcW w:w="850" w:type="dxa"/>
+          </w:tcPr>
+          <w:p>
+            <w:pPr>
+              <w:ind w:firstLine="0"/>
+              <w:rPr>
+                <w:rFonts w:cs="Times New Roman"/>
+                <w:szCs w:val="28"/>
+              </w:rPr>
+            </w:pPr>
+            <w:r>
+              <w:rPr>
+                <w:rFonts w:cs="Times New Roman"/>
+                <w:szCs w:val="28"/>
+              </w:rPr>
+              <w:t>T</w:t>
             </w:r>
           </w:p>
         </w:tc>
@@ -3731,13 +3541,82 @@
                 <w:szCs w:val="28"/>
                 <w:lang w:val="en-US"/>
               </w:rPr>
-              <w:t>I/J</w:t>
-            </w:r>
-          </w:p>
-        </w:tc>
-        <w:tc>
-          <w:tcPr>
-            <w:tcW w:w="850" w:type="dxa"/>
+              <w:t>C</w:t>
+            </w:r>
+          </w:p>
+        </w:tc>
+        <w:tc>
+          <w:tcPr>
+            <w:tcW w:w="850" w:type="dxa"/>
+          </w:tcPr>
+          <w:p>
+            <w:pPr>
+              <w:ind w:firstLine="0"/>
+              <w:rPr>
+                <w:rFonts w:cs="Times New Roman"/>
+                <w:szCs w:val="28"/>
+                <w:lang w:val="en-US"/>
+              </w:rPr>
+            </w:pPr>
+            <w:r>
+              <w:rPr>
+                <w:rFonts w:cs="Times New Roman"/>
+                <w:szCs w:val="28"/>
+                <w:lang w:val="en-US"/>
+              </w:rPr>
+              <w:t>D</w:t>
+            </w:r>
+          </w:p>
+        </w:tc>
+        <w:tc>
+          <w:tcPr>
+            <w:tcW w:w="849" w:type="dxa"/>
+          </w:tcPr>
+          <w:p>
+            <w:pPr>
+              <w:ind w:firstLine="0"/>
+              <w:rPr>
+                <w:rFonts w:cs="Times New Roman"/>
+                <w:szCs w:val="28"/>
+                <w:lang w:val="en-US"/>
+              </w:rPr>
+            </w:pPr>
+            <w:r>
+              <w:rPr>
+                <w:rFonts w:cs="Times New Roman"/>
+                <w:szCs w:val="28"/>
+                <w:lang w:val="en-US"/>
+              </w:rPr>
+              <w:t>F</w:t>
+            </w:r>
+          </w:p>
+        </w:tc>
+        <w:tc>
+          <w:tcPr>
+            <w:tcW w:w="850" w:type="dxa"/>
+          </w:tcPr>
+          <w:p>
+            <w:pPr>
+              <w:ind w:firstLine="0"/>
+              <w:rPr>
+                <w:rFonts w:cs="Times New Roman"/>
+                <w:szCs w:val="28"/>
+                <w:lang w:val="en-US"/>
+              </w:rPr>
+            </w:pPr>
+            <w:r>
+              <w:rPr>
+                <w:rFonts w:cs="Times New Roman"/>
+                <w:szCs w:val="28"/>
+                <w:lang w:val="en-US"/>
+              </w:rPr>
+              <w:t>G</w:t>
+            </w:r>
+          </w:p>
+        </w:tc>
+        <w:tc>
+          <w:tcPr>
+            <w:tcW w:w="849" w:type="dxa"/>
           </w:tcPr>
           <w:p>
             <w:pPr>
@@ -3755,75 +3634,6 @@
                 <w:lang w:val="en-US"/>
               </w:rPr>
               <w:t>K</w:t>
-            </w:r>
-          </w:p>
-        </w:tc>
-        <w:tc>
-          <w:tcPr>
-            <w:tcW w:w="849" w:type="dxa"/>
-          </w:tcPr>
-          <w:p>
-            <w:pPr>
-              <w:ind w:firstLine="0"/>
-              <w:rPr>
-                <w:rFonts w:cs="Times New Roman"/>
-                <w:szCs w:val="28"/>
-                <w:lang w:val="en-US"/>
-              </w:rPr>
-            </w:pPr>
-            <w:r>
-              <w:rPr>
-                <w:rFonts w:cs="Times New Roman"/>
-                <w:szCs w:val="28"/>
-                <w:lang w:val="en-US"/>
-              </w:rPr>
-              <w:t>L</w:t>
-            </w:r>
-          </w:p>
-        </w:tc>
-        <w:tc>
-          <w:tcPr>
-            <w:tcW w:w="850" w:type="dxa"/>
-          </w:tcPr>
-          <w:p>
-            <w:pPr>
-              <w:ind w:firstLine="0"/>
-              <w:rPr>
-                <w:rFonts w:cs="Times New Roman"/>
-                <w:szCs w:val="28"/>
-                <w:lang w:val="en-US"/>
-              </w:rPr>
-            </w:pPr>
-            <w:r>
-              <w:rPr>
-                <w:rFonts w:cs="Times New Roman"/>
-                <w:szCs w:val="28"/>
-                <w:lang w:val="en-US"/>
-              </w:rPr>
-              <w:t>M</w:t>
-            </w:r>
-          </w:p>
-        </w:tc>
-        <w:tc>
-          <w:tcPr>
-            <w:tcW w:w="849" w:type="dxa"/>
-          </w:tcPr>
-          <w:p>
-            <w:pPr>
-              <w:ind w:firstLine="0"/>
-              <w:rPr>
-                <w:rFonts w:cs="Times New Roman"/>
-                <w:szCs w:val="28"/>
-                <w:lang w:val="en-US"/>
-              </w:rPr>
-            </w:pPr>
-            <w:r>
-              <w:rPr>
-                <w:rFonts w:cs="Times New Roman"/>
-                <w:szCs w:val="28"/>
-                <w:lang w:val="en-US"/>
-              </w:rPr>
-              <w:t>N</w:t>
             </w:r>
           </w:p>
         </w:tc>
@@ -3861,31 +3671,29 @@
               <w:rPr>
                 <w:rFonts w:cs="Times New Roman"/>
                 <w:szCs w:val="28"/>
-                <w:lang w:val="en-US"/>
-              </w:rPr>
-              <w:t>L</w:t>
-            </w:r>
-          </w:p>
-        </w:tc>
-        <w:tc>
-          <w:tcPr>
-            <w:tcW w:w="850" w:type="dxa"/>
-          </w:tcPr>
-          <w:p>
-            <w:pPr>
-              <w:ind w:firstLine="0"/>
-              <w:rPr>
-                <w:rFonts w:cs="Times New Roman"/>
-                <w:szCs w:val="28"/>
-              </w:rPr>
-            </w:pPr>
-            <w:r>
-              <w:rPr>
-                <w:rFonts w:cs="Times New Roman"/>
-                <w:szCs w:val="28"/>
-                <w:lang w:val="en-US"/>
-              </w:rPr>
-              <w:t>M</w:t>
+              </w:rPr>
+              <w:t>A</w:t>
+            </w:r>
+          </w:p>
+        </w:tc>
+        <w:tc>
+          <w:tcPr>
+            <w:tcW w:w="850" w:type="dxa"/>
+          </w:tcPr>
+          <w:p>
+            <w:pPr>
+              <w:ind w:firstLine="0"/>
+              <w:rPr>
+                <w:rFonts w:cs="Times New Roman"/>
+                <w:szCs w:val="28"/>
+              </w:rPr>
+            </w:pPr>
+            <w:r>
+              <w:rPr>
+                <w:rFonts w:cs="Times New Roman"/>
+                <w:szCs w:val="28"/>
+              </w:rPr>
+              <w:t>B</w:t>
             </w:r>
           </w:p>
         </w:tc>
@@ -3905,53 +3713,50 @@
               <w:rPr>
                 <w:rFonts w:cs="Times New Roman"/>
                 <w:szCs w:val="28"/>
-                <w:lang w:val="en-US"/>
-              </w:rPr>
-              <w:t>N</w:t>
-            </w:r>
-          </w:p>
-        </w:tc>
-        <w:tc>
-          <w:tcPr>
-            <w:tcW w:w="850" w:type="dxa"/>
-          </w:tcPr>
-          <w:p>
-            <w:pPr>
-              <w:ind w:firstLine="0"/>
-              <w:rPr>
-                <w:rFonts w:cs="Times New Roman"/>
-                <w:szCs w:val="28"/>
-              </w:rPr>
-            </w:pPr>
-            <w:r>
-              <w:rPr>
-                <w:rFonts w:cs="Times New Roman"/>
-                <w:szCs w:val="28"/>
-                <w:lang w:val="en-US"/>
-              </w:rPr>
-              <w:t>O</w:t>
-            </w:r>
-          </w:p>
-        </w:tc>
-        <w:tc>
-          <w:tcPr>
-            <w:tcW w:w="850" w:type="dxa"/>
-          </w:tcPr>
-          <w:p>
-            <w:pPr>
-              <w:ind w:firstLine="0"/>
-              <w:rPr>
-                <w:rFonts w:cs="Times New Roman"/>
-                <w:szCs w:val="28"/>
-              </w:rPr>
-            </w:pPr>
-            <w:r>
-              <w:rPr>
-                <w:rFonts w:cs="Times New Roman"/>
-                <w:szCs w:val="28"/>
-                <w:lang w:val="en-US"/>
-              </w:rPr>
-              <w:t>P</w:t>
+              </w:rPr>
+              <w:t>F</w:t>
+            </w:r>
+          </w:p>
+        </w:tc>
+        <w:tc>
+          <w:tcPr>
+            <w:tcW w:w="850" w:type="dxa"/>
+          </w:tcPr>
+          <w:p>
+            <w:pPr>
+              <w:ind w:firstLine="0"/>
+              <w:rPr>
+                <w:rFonts w:cs="Times New Roman"/>
+                <w:szCs w:val="28"/>
+              </w:rPr>
+            </w:pPr>
+            <w:r>
+              <w:rPr>
+                <w:rFonts w:cs="Times New Roman"/>
+                <w:szCs w:val="28"/>
+              </w:rPr>
+              <w:t>G</w:t>
+            </w:r>
+          </w:p>
+        </w:tc>
+        <w:tc>
+          <w:tcPr>
+            <w:tcW w:w="850" w:type="dxa"/>
+          </w:tcPr>
+          <w:p>
+            <w:pPr>
+              <w:ind w:firstLine="0"/>
+              <w:rPr>
+                <w:rFonts w:cs="Times New Roman"/>
+                <w:szCs w:val="28"/>
+              </w:rPr>
+            </w:pPr>
+            <w:r>
+              <w:rPr>
+                <w:rFonts w:cs="Times New Roman"/>
+                <w:szCs w:val="28"/>
+              </w:rPr>
+              <w:t>K</w:t>
             </w:r>
           </w:p>
         </w:tc>
@@ -3979,13 +3784,36 @@
                 <w:szCs w:val="28"/>
                 <w:lang w:val="en-US"/>
               </w:rPr>
-              <w:t>O</w:t>
-            </w:r>
-          </w:p>
-        </w:tc>
-        <w:tc>
-          <w:tcPr>
-            <w:tcW w:w="850" w:type="dxa"/>
+              <w:t>M</w:t>
+            </w:r>
+          </w:p>
+        </w:tc>
+        <w:tc>
+          <w:tcPr>
+            <w:tcW w:w="850" w:type="dxa"/>
+          </w:tcPr>
+          <w:p>
+            <w:pPr>
+              <w:ind w:firstLine="0"/>
+              <w:rPr>
+                <w:rFonts w:cs="Times New Roman"/>
+                <w:szCs w:val="28"/>
+                <w:lang w:val="en-US"/>
+              </w:rPr>
+            </w:pPr>
+            <w:r>
+              <w:rPr>
+                <w:rFonts w:cs="Times New Roman"/>
+                <w:szCs w:val="28"/>
+                <w:lang w:val="en-US"/>
+              </w:rPr>
+              <w:t>N</w:t>
+            </w:r>
+          </w:p>
+        </w:tc>
+        <w:tc>
+          <w:tcPr>
+            <w:tcW w:w="849" w:type="dxa"/>
           </w:tcPr>
           <w:p>
             <w:pPr>
@@ -4008,6 +3836,29 @@
         </w:tc>
         <w:tc>
           <w:tcPr>
+            <w:tcW w:w="850" w:type="dxa"/>
+          </w:tcPr>
+          <w:p>
+            <w:pPr>
+              <w:ind w:firstLine="0"/>
+              <w:rPr>
+                <w:rFonts w:cs="Times New Roman"/>
+                <w:szCs w:val="28"/>
+                <w:lang w:val="en-US"/>
+              </w:rPr>
+            </w:pPr>
+            <w:r>
+              <w:rPr>
+                <w:rFonts w:cs="Times New Roman"/>
+                <w:szCs w:val="28"/>
+                <w:lang w:val="en-US"/>
+              </w:rPr>
+              <w:t>R</w:t>
+            </w:r>
+          </w:p>
+        </w:tc>
+        <w:tc>
+          <w:tcPr>
             <w:tcW w:w="849" w:type="dxa"/>
           </w:tcPr>
           <w:p>
@@ -4026,52 +3877,6 @@
                 <w:lang w:val="en-US"/>
               </w:rPr>
               <w:t>S</w:t>
-            </w:r>
-          </w:p>
-        </w:tc>
-        <w:tc>
-          <w:tcPr>
-            <w:tcW w:w="850" w:type="dxa"/>
-          </w:tcPr>
-          <w:p>
-            <w:pPr>
-              <w:ind w:firstLine="0"/>
-              <w:rPr>
-                <w:rFonts w:cs="Times New Roman"/>
-                <w:szCs w:val="28"/>
-                <w:lang w:val="en-US"/>
-              </w:rPr>
-            </w:pPr>
-            <w:r>
-              <w:rPr>
-                <w:rFonts w:cs="Times New Roman"/>
-                <w:szCs w:val="28"/>
-                <w:lang w:val="en-US"/>
-              </w:rPr>
-              <w:t>T</w:t>
-            </w:r>
-          </w:p>
-        </w:tc>
-        <w:tc>
-          <w:tcPr>
-            <w:tcW w:w="849" w:type="dxa"/>
-          </w:tcPr>
-          <w:p>
-            <w:pPr>
-              <w:ind w:firstLine="0"/>
-              <w:rPr>
-                <w:rFonts w:cs="Times New Roman"/>
-                <w:szCs w:val="28"/>
-                <w:lang w:val="en-US"/>
-              </w:rPr>
-            </w:pPr>
-            <w:r>
-              <w:rPr>
-                <w:rFonts w:cs="Times New Roman"/>
-                <w:szCs w:val="28"/>
-                <w:lang w:val="en-US"/>
-              </w:rPr>
-              <w:t>U</w:t>
             </w:r>
           </w:p>
         </w:tc>
@@ -4109,7 +3914,48 @@
               <w:rPr>
                 <w:rFonts w:cs="Times New Roman"/>
                 <w:szCs w:val="28"/>
-                <w:lang w:val="en-US"/>
+              </w:rPr>
+              <w:t>L</w:t>
+            </w:r>
+          </w:p>
+        </w:tc>
+        <w:tc>
+          <w:tcPr>
+            <w:tcW w:w="850" w:type="dxa"/>
+          </w:tcPr>
+          <w:p>
+            <w:pPr>
+              <w:ind w:firstLine="0"/>
+              <w:rPr>
+                <w:rFonts w:cs="Times New Roman"/>
+                <w:szCs w:val="28"/>
+              </w:rPr>
+            </w:pPr>
+            <w:r>
+              <w:rPr>
+                <w:rFonts w:cs="Times New Roman"/>
+                <w:szCs w:val="28"/>
+              </w:rPr>
+              <w:t>O</w:t>
+            </w:r>
+          </w:p>
+        </w:tc>
+        <w:tc>
+          <w:tcPr>
+            <w:tcW w:w="849" w:type="dxa"/>
+          </w:tcPr>
+          <w:p>
+            <w:pPr>
+              <w:ind w:firstLine="0"/>
+              <w:rPr>
+                <w:rFonts w:cs="Times New Roman"/>
+                <w:szCs w:val="28"/>
+              </w:rPr>
+            </w:pPr>
+            <w:r>
+              <w:rPr>
+                <w:rFonts w:cs="Times New Roman"/>
+                <w:szCs w:val="28"/>
               </w:rPr>
               <w:t>Q</w:t>
             </w:r>
@@ -4125,28 +3971,7 @@
               <w:rPr>
                 <w:rFonts w:cs="Times New Roman"/>
                 <w:szCs w:val="28"/>
-              </w:rPr>
-            </w:pPr>
-            <w:r>
-              <w:rPr>
-                <w:rFonts w:cs="Times New Roman"/>
-                <w:szCs w:val="28"/>
-                <w:lang w:val="en-US"/>
-              </w:rPr>
-              <w:t>R</w:t>
-            </w:r>
-          </w:p>
-        </w:tc>
-        <w:tc>
-          <w:tcPr>
-            <w:tcW w:w="849" w:type="dxa"/>
-          </w:tcPr>
-          <w:p>
-            <w:pPr>
-              <w:ind w:firstLine="0"/>
-              <w:rPr>
-                <w:rFonts w:cs="Times New Roman"/>
-                <w:szCs w:val="28"/>
+                <w:lang w:val="en-US"/>
               </w:rPr>
             </w:pPr>
             <w:r>
@@ -4175,29 +4000,6 @@
               <w:rPr>
                 <w:rFonts w:cs="Times New Roman"/>
                 <w:szCs w:val="28"/>
-                <w:lang w:val="en-US"/>
-              </w:rPr>
-              <w:t>T</w:t>
-            </w:r>
-          </w:p>
-        </w:tc>
-        <w:tc>
-          <w:tcPr>
-            <w:tcW w:w="850" w:type="dxa"/>
-          </w:tcPr>
-          <w:p>
-            <w:pPr>
-              <w:ind w:firstLine="0"/>
-              <w:rPr>
-                <w:rFonts w:cs="Times New Roman"/>
-                <w:szCs w:val="28"/>
-              </w:rPr>
-            </w:pPr>
-            <w:r>
-              <w:rPr>
-                <w:rFonts w:cs="Times New Roman"/>
-                <w:szCs w:val="28"/>
-                <w:lang w:val="en-US"/>
               </w:rPr>
               <w:t>U</w:t>
             </w:r>
@@ -4227,13 +4029,36 @@
                 <w:szCs w:val="28"/>
                 <w:lang w:val="en-US"/>
               </w:rPr>
+              <w:t>U</w:t>
+            </w:r>
+          </w:p>
+        </w:tc>
+        <w:tc>
+          <w:tcPr>
+            <w:tcW w:w="850" w:type="dxa"/>
+          </w:tcPr>
+          <w:p>
+            <w:pPr>
+              <w:ind w:firstLine="0"/>
+              <w:rPr>
+                <w:rFonts w:cs="Times New Roman"/>
+                <w:szCs w:val="28"/>
+                <w:lang w:val="en-US"/>
+              </w:rPr>
+            </w:pPr>
+            <w:r>
+              <w:rPr>
+                <w:rFonts w:cs="Times New Roman"/>
+                <w:szCs w:val="28"/>
+                <w:lang w:val="en-US"/>
+              </w:rPr>
               <w:t>V</w:t>
             </w:r>
           </w:p>
         </w:tc>
         <w:tc>
           <w:tcPr>
-            <w:tcW w:w="850" w:type="dxa"/>
+            <w:tcW w:w="849" w:type="dxa"/>
           </w:tcPr>
           <w:p>
             <w:pPr>
@@ -4256,7 +4081,7 @@
         </w:tc>
         <w:tc>
           <w:tcPr>
-            <w:tcW w:w="849" w:type="dxa"/>
+            <w:tcW w:w="850" w:type="dxa"/>
           </w:tcPr>
           <w:p>
             <w:pPr>
@@ -4274,29 +4099,6 @@
                 <w:lang w:val="en-US"/>
               </w:rPr>
               <w:t>X</w:t>
-            </w:r>
-          </w:p>
-        </w:tc>
-        <w:tc>
-          <w:tcPr>
-            <w:tcW w:w="850" w:type="dxa"/>
-          </w:tcPr>
-          <w:p>
-            <w:pPr>
-              <w:ind w:firstLine="0"/>
-              <w:rPr>
-                <w:rFonts w:cs="Times New Roman"/>
-                <w:szCs w:val="28"/>
-                <w:lang w:val="en-US"/>
-              </w:rPr>
-            </w:pPr>
-            <w:r>
-              <w:rPr>
-                <w:rFonts w:cs="Times New Roman"/>
-                <w:szCs w:val="28"/>
-                <w:lang w:val="en-US"/>
-              </w:rPr>
-              <w:t>Y</w:t>
             </w:r>
           </w:p>
         </w:tc>
@@ -4468,48 +4270,85 @@
         <w:rPr>
           <w:rFonts w:cs="Times New Roman"/>
           <w:szCs w:val="28"/>
+        </w:rPr>
+      </w:pPr>
+      <w:proofErr w:type="spellStart"/>
+      <w:r>
+        <w:rPr>
+          <w:rFonts w:cs="Times New Roman"/>
+          <w:szCs w:val="28"/>
+        </w:rPr>
+        <w:t>Шифртекст</w:t>
+      </w:r>
+      <w:proofErr w:type="spellEnd"/>
+      <w:r>
+        <w:rPr>
+          <w:rFonts w:cs="Times New Roman"/>
+          <w:szCs w:val="28"/>
+        </w:rPr>
+        <w:t xml:space="preserve"> = </w:t>
+      </w:r>
+      <w:r>
+        <w:rPr>
+          <w:rFonts w:cs="Times New Roman"/>
+          <w:szCs w:val="28"/>
+        </w:rPr>
+        <w:t>“</w:t>
+      </w:r>
+      <w:r>
+        <w:t>SIC QXPAC BHKXR DLX HSQLO RVOA BKP NFXZ BNCZ</w:t>
+      </w:r>
+      <w:r>
+        <w:rPr>
+          <w:rFonts w:cs="Times New Roman"/>
+          <w:szCs w:val="28"/>
+        </w:rPr>
+        <w:t>”</w:t>
+      </w:r>
+    </w:p>
+    <w:p>
+      <w:pPr>
+        <w:ind w:firstLine="0"/>
+        <w:rPr>
+          <w:rFonts w:cs="Times New Roman"/>
+          <w:szCs w:val="28"/>
+        </w:rPr>
+      </w:pPr>
+      <w:r>
+        <w:rPr>
+          <w:rFonts w:cs="Times New Roman"/>
+          <w:szCs w:val="28"/>
+        </w:rPr>
+        <w:t>Результат опер</w:t>
+      </w:r>
+      <w:r>
+        <w:rPr>
+          <w:rFonts w:cs="Times New Roman"/>
+          <w:szCs w:val="28"/>
+        </w:rPr>
+        <w:t>а</w:t>
+      </w:r>
+      <w:r>
+        <w:rPr>
+          <w:rFonts w:cs="Times New Roman"/>
+          <w:szCs w:val="28"/>
+        </w:rPr>
+        <w:t xml:space="preserve">ций шифровка-дешифровка представлен выше, при дешифровке при нечетном количестве символов, в конец добавляется </w:t>
+      </w:r>
+      <w:r>
+        <w:rPr>
+          <w:rFonts w:cs="Times New Roman"/>
+          <w:szCs w:val="28"/>
           <w:lang w:val="en-US"/>
         </w:rPr>
-      </w:pPr>
-      <w:proofErr w:type="spellStart"/>
-      <w:r>
-        <w:rPr>
-          <w:rFonts w:cs="Times New Roman"/>
-          <w:szCs w:val="28"/>
-        </w:rPr>
-        <w:t>Шифртекст</w:t>
-      </w:r>
-      <w:proofErr w:type="spellEnd"/>
-      <w:r>
-        <w:rPr>
-          <w:rFonts w:cs="Times New Roman"/>
-          <w:szCs w:val="28"/>
-        </w:rPr>
-        <w:t xml:space="preserve"> = </w:t>
-      </w:r>
-      <w:r>
-        <w:rPr>
-          <w:rFonts w:cs="Times New Roman"/>
-          <w:szCs w:val="28"/>
-          <w:lang w:val="en-US"/>
-        </w:rPr>
-        <w:t>“</w:t>
-      </w:r>
-      <w:r>
-        <w:rPr>
-          <w:rFonts w:cs="Times New Roman"/>
-          <w:szCs w:val="28"/>
-          <w:lang w:val="en-US"/>
-        </w:rPr>
-        <w:t>QFMUSGRDOOFYEDGYDQKISKZSSODCESXZALYW</w:t>
-      </w:r>
-      <w:r>
-        <w:rPr>
-          <w:rFonts w:cs="Times New Roman"/>
-          <w:szCs w:val="28"/>
-          <w:lang w:val="en-US"/>
-        </w:rPr>
-        <w:t>”</w:t>
+        <w:t>X</w:t>
+      </w:r>
+      <w:r>
+        <w:rPr>
+          <w:rFonts w:cs="Times New Roman"/>
+          <w:szCs w:val="28"/>
+        </w:rPr>
+        <w:t>, а затем уже шифруется.</w:t>
       </w:r>
     </w:p>
     <w:p>
@@ -4520,42 +4359,6 @@
           <w:szCs w:val="28"/>
         </w:rPr>
       </w:pPr>
-      <w:r>
-        <w:rPr>
-          <w:rFonts w:cs="Times New Roman"/>
-          <w:szCs w:val="28"/>
-        </w:rPr>
-        <w:t>Результат опер</w:t>
-      </w:r>
-      <w:r>
-        <w:rPr>
-          <w:rFonts w:cs="Times New Roman"/>
-          <w:szCs w:val="28"/>
-        </w:rPr>
-        <w:t>а</w:t>
-      </w:r>
-      <w:r>
-        <w:rPr>
-          <w:rFonts w:cs="Times New Roman"/>
-          <w:szCs w:val="28"/>
-        </w:rPr>
-        <w:t xml:space="preserve">ций шифровка-дешифровка представлен выше, при дешифровке при нечетном количестве символов, в конец добавляется </w:t>
-      </w:r>
-      <w:r>
-        <w:rPr>
-          <w:rFonts w:cs="Times New Roman"/>
-          <w:szCs w:val="28"/>
-          <w:lang w:val="en-US"/>
-        </w:rPr>
-        <w:t>X</w:t>
-      </w:r>
-      <w:r>
-        <w:rPr>
-          <w:rFonts w:cs="Times New Roman"/>
-          <w:szCs w:val="28"/>
-        </w:rPr>
-        <w:t>.</w:t>
-      </w:r>
     </w:p>
     <w:p>
       <w:pPr>
@@ -4565,16 +4368,53 @@
           <w:szCs w:val="28"/>
         </w:rPr>
       </w:pPr>
-      <w:r>
-        <w:rPr>
-          <w:rFonts w:cs="Times New Roman"/>
-          <w:szCs w:val="28"/>
-        </w:rPr>
+    </w:p>
+    <w:p>
+      <w:pPr>
+        <w:ind w:firstLine="0"/>
+        <w:rPr>
+          <w:rFonts w:cs="Times New Roman"/>
+          <w:szCs w:val="28"/>
+        </w:rPr>
+      </w:pPr>
+    </w:p>
+    <w:p>
+      <w:pPr>
+        <w:ind w:firstLine="0"/>
+        <w:rPr>
+          <w:rFonts w:cs="Times New Roman"/>
+          <w:szCs w:val="28"/>
+        </w:rPr>
+      </w:pPr>
+    </w:p>
+    <w:p>
+      <w:pPr>
+        <w:ind w:firstLine="0"/>
+        <w:rPr>
+          <w:rFonts w:cs="Times New Roman"/>
+          <w:szCs w:val="28"/>
+        </w:rPr>
+      </w:pPr>
+    </w:p>
+    <w:p>
+      <w:pPr>
+        <w:ind w:firstLine="0"/>
+        <w:rPr>
+          <w:rFonts w:cs="Times New Roman"/>
+          <w:szCs w:val="28"/>
+        </w:rPr>
+      </w:pPr>
+      <w:r>
+        <w:rPr>
+          <w:rFonts w:cs="Times New Roman"/>
+          <w:szCs w:val="28"/>
+        </w:rPr>
+        <w:lastRenderedPageBreak/>
         <w:drawing>
-          <wp:inline distT="0" distB="0" distL="0" distR="0" wp14:anchorId="59A79A89" wp14:editId="56A92D84">
-            <wp:extent cx="5940425" cy="1237615"/>
+          <wp:inline distT="0" distB="0" distL="0" distR="0" wp14:anchorId="5C839582" wp14:editId="07039349">
+            <wp:extent cx="5940425" cy="1663700"/>
             <wp:effectExtent l="0" t="0" r="3175" b="0"/>
-            <wp:docPr id="2106615513" name="Рисунок 1"/>
+            <wp:docPr id="92797708" name="Рисунок 1"/>
             <wp:cNvGraphicFramePr>
               <a:graphicFrameLocks xmlns:a="http://schemas.openxmlformats.org/drawingml/2006/main" noChangeAspect="1"/>
             </wp:cNvGraphicFramePr>
@@ -4582,7 +4422,7 @@
               <a:graphicData uri="http://schemas.openxmlformats.org/drawingml/2006/picture">
                 <pic:pic xmlns:pic="http://schemas.openxmlformats.org/drawingml/2006/picture">
                   <pic:nvPicPr>
-                    <pic:cNvPr id="2106615513" name=""/>
+                    <pic:cNvPr id="92797708" name=""/>
                     <pic:cNvPicPr/>
                   </pic:nvPicPr>
                   <pic:blipFill>
@@ -4594,7 +4434,7 @@
                   <pic:spPr>
                     <a:xfrm>
                       <a:off x="0" y="0"/>
-                      <a:ext cx="5940425" cy="1237615"/>
+                      <a:ext cx="5940425" cy="1663700"/>
                     </a:xfrm>
                     <a:prstGeom prst="rect">
                       <a:avLst/>
@@ -4621,10 +4461,10 @@
           <w:szCs w:val="28"/>
         </w:rPr>
         <w:drawing>
-          <wp:inline distT="0" distB="0" distL="0" distR="0" wp14:anchorId="319DED71" wp14:editId="466A711C">
-            <wp:extent cx="5940425" cy="471170"/>
-            <wp:effectExtent l="0" t="0" r="3175" b="0"/>
-            <wp:docPr id="2131587093" name="Рисунок 1"/>
+          <wp:inline distT="0" distB="0" distL="0" distR="0" wp14:anchorId="22EC5C1C" wp14:editId="460FE25E">
+            <wp:extent cx="5940425" cy="450850"/>
+            <wp:effectExtent l="0" t="0" r="3175" b="6350"/>
+            <wp:docPr id="551856495" name="Рисунок 1"/>
             <wp:cNvGraphicFramePr>
               <a:graphicFrameLocks xmlns:a="http://schemas.openxmlformats.org/drawingml/2006/main" noChangeAspect="1"/>
             </wp:cNvGraphicFramePr>
@@ -4632,7 +4472,7 @@
               <a:graphicData uri="http://schemas.openxmlformats.org/drawingml/2006/picture">
                 <pic:pic xmlns:pic="http://schemas.openxmlformats.org/drawingml/2006/picture">
                   <pic:nvPicPr>
-                    <pic:cNvPr id="2131587093" name=""/>
+                    <pic:cNvPr id="551856495" name=""/>
                     <pic:cNvPicPr/>
                   </pic:nvPicPr>
                   <pic:blipFill>
@@ -4644,7 +4484,7 @@
                   <pic:spPr>
                     <a:xfrm>
                       <a:off x="0" y="0"/>
-                      <a:ext cx="5940425" cy="471170"/>
+                      <a:ext cx="5940425" cy="450850"/>
                     </a:xfrm>
                     <a:prstGeom prst="rect">
                       <a:avLst/>
@@ -4656,40 +4496,54 @@
           </wp:inline>
         </w:drawing>
       </w:r>
-    </w:p>
-    <w:p>
-      <w:pPr>
-        <w:rPr>
-          <w:rFonts w:cs="Times New Roman"/>
-          <w:szCs w:val="28"/>
-          <w:lang w:val="en-US"/>
-        </w:rPr>
-      </w:pPr>
-    </w:p>
-    <w:p>
-      <w:pPr>
-        <w:rPr>
-          <w:rFonts w:cs="Times New Roman"/>
-          <w:szCs w:val="28"/>
-          <w:lang w:val="en-US"/>
-        </w:rPr>
-      </w:pPr>
-    </w:p>
-    <w:p>
-      <w:pPr>
-        <w:rPr>
-          <w:rFonts w:cs="Times New Roman"/>
-          <w:szCs w:val="28"/>
-          <w:lang w:val="en-US"/>
-        </w:rPr>
-      </w:pPr>
-    </w:p>
-    <w:p>
-      <w:pPr>
-        <w:rPr>
-          <w:rFonts w:cs="Times New Roman"/>
-          <w:szCs w:val="28"/>
-          <w:lang w:val="en-US"/>
+      <w:r>
+        <w:rPr>
+          <w:rFonts w:cs="Times New Roman"/>
+          <w:szCs w:val="28"/>
+        </w:rPr>
+        <w:drawing>
+          <wp:inline distT="0" distB="0" distL="0" distR="0" wp14:anchorId="3B808901" wp14:editId="5089ABD2">
+            <wp:extent cx="5940425" cy="453390"/>
+            <wp:effectExtent l="0" t="0" r="3175" b="3810"/>
+            <wp:docPr id="686669630" name="Рисунок 1"/>
+            <wp:cNvGraphicFramePr>
+              <a:graphicFrameLocks xmlns:a="http://schemas.openxmlformats.org/drawingml/2006/main" noChangeAspect="1"/>
+            </wp:cNvGraphicFramePr>
+            <a:graphic xmlns:a="http://schemas.openxmlformats.org/drawingml/2006/main">
+              <a:graphicData uri="http://schemas.openxmlformats.org/drawingml/2006/picture">
+                <pic:pic xmlns:pic="http://schemas.openxmlformats.org/drawingml/2006/picture">
+                  <pic:nvPicPr>
+                    <pic:cNvPr id="686669630" name=""/>
+                    <pic:cNvPicPr/>
+                  </pic:nvPicPr>
+                  <pic:blipFill>
+                    <a:blip r:embed="rId13"/>
+                    <a:stretch>
+                      <a:fillRect/>
+                    </a:stretch>
+                  </pic:blipFill>
+                  <pic:spPr>
+                    <a:xfrm>
+                      <a:off x="0" y="0"/>
+                      <a:ext cx="5940425" cy="453390"/>
+                    </a:xfrm>
+                    <a:prstGeom prst="rect">
+                      <a:avLst/>
+                    </a:prstGeom>
+                  </pic:spPr>
+                </pic:pic>
+              </a:graphicData>
+            </a:graphic>
+          </wp:inline>
+        </w:drawing>
+      </w:r>
+    </w:p>
+    <w:p>
+      <w:pPr>
+        <w:ind w:firstLine="0"/>
+        <w:rPr>
+          <w:rFonts w:cs="Times New Roman"/>
+          <w:szCs w:val="28"/>
         </w:rPr>
       </w:pPr>
     </w:p>
@@ -4757,30 +4611,30 @@
                 <w:szCs w:val="28"/>
                 <w:lang w:val="en-US"/>
               </w:rPr>
-              <w:t>A</w:t>
-            </w:r>
-          </w:p>
-        </w:tc>
-        <w:tc>
-          <w:tcPr>
-            <w:tcW w:w="850" w:type="dxa"/>
-          </w:tcPr>
-          <w:p>
-            <w:pPr>
-              <w:ind w:firstLine="0"/>
-              <w:rPr>
-                <w:rFonts w:cs="Times New Roman"/>
-                <w:szCs w:val="28"/>
-                <w:lang w:val="en-US"/>
-              </w:rPr>
-            </w:pPr>
-            <w:r>
-              <w:rPr>
-                <w:rFonts w:cs="Times New Roman"/>
-                <w:szCs w:val="28"/>
-                <w:lang w:val="en-US"/>
-              </w:rPr>
-              <w:t>B</w:t>
+              <w:t>C</w:t>
+            </w:r>
+          </w:p>
+        </w:tc>
+        <w:tc>
+          <w:tcPr>
+            <w:tcW w:w="850" w:type="dxa"/>
+          </w:tcPr>
+          <w:p>
+            <w:pPr>
+              <w:ind w:firstLine="0"/>
+              <w:rPr>
+                <w:rFonts w:cs="Times New Roman"/>
+                <w:szCs w:val="28"/>
+                <w:lang w:val="en-US"/>
+              </w:rPr>
+            </w:pPr>
+            <w:r>
+              <w:rPr>
+                <w:rFonts w:cs="Times New Roman"/>
+                <w:szCs w:val="28"/>
+                <w:lang w:val="en-US"/>
+              </w:rPr>
+              <w:t>R</w:t>
             </w:r>
           </w:p>
         </w:tc>
@@ -4803,30 +4657,30 @@
                 <w:szCs w:val="28"/>
                 <w:lang w:val="en-US"/>
               </w:rPr>
-              <w:t>C</w:t>
-            </w:r>
-          </w:p>
-        </w:tc>
-        <w:tc>
-          <w:tcPr>
-            <w:tcW w:w="850" w:type="dxa"/>
-          </w:tcPr>
-          <w:p>
-            <w:pPr>
-              <w:ind w:firstLine="0"/>
-              <w:rPr>
-                <w:rFonts w:cs="Times New Roman"/>
-                <w:szCs w:val="28"/>
-                <w:lang w:val="en-US"/>
-              </w:rPr>
-            </w:pPr>
-            <w:r>
-              <w:rPr>
-                <w:rFonts w:cs="Times New Roman"/>
-                <w:szCs w:val="28"/>
-                <w:lang w:val="en-US"/>
-              </w:rPr>
-              <w:t>D</w:t>
+              <w:t>Y</w:t>
+            </w:r>
+          </w:p>
+        </w:tc>
+        <w:tc>
+          <w:tcPr>
+            <w:tcW w:w="850" w:type="dxa"/>
+          </w:tcPr>
+          <w:p>
+            <w:pPr>
+              <w:ind w:firstLine="0"/>
+              <w:rPr>
+                <w:rFonts w:cs="Times New Roman"/>
+                <w:szCs w:val="28"/>
+                <w:lang w:val="en-US"/>
+              </w:rPr>
+            </w:pPr>
+            <w:r>
+              <w:rPr>
+                <w:rFonts w:cs="Times New Roman"/>
+                <w:szCs w:val="28"/>
+                <w:lang w:val="en-US"/>
+              </w:rPr>
+              <w:t>P</w:t>
             </w:r>
           </w:p>
         </w:tc>
@@ -4849,7 +4703,7 @@
                 <w:szCs w:val="28"/>
                 <w:lang w:val="en-US"/>
               </w:rPr>
-              <w:t>E</w:t>
+              <w:t>T</w:t>
             </w:r>
           </w:p>
         </w:tc>
@@ -4890,30 +4744,30 @@
                 <w:szCs w:val="28"/>
                 <w:lang w:val="en-US"/>
               </w:rPr>
-              <w:t>M</w:t>
-            </w:r>
-          </w:p>
-        </w:tc>
-        <w:tc>
-          <w:tcPr>
-            <w:tcW w:w="850" w:type="dxa"/>
-          </w:tcPr>
-          <w:p>
-            <w:pPr>
-              <w:ind w:firstLine="0"/>
-              <w:rPr>
-                <w:rFonts w:cs="Times New Roman"/>
-                <w:szCs w:val="28"/>
-                <w:lang w:val="en-US"/>
-              </w:rPr>
-            </w:pPr>
-            <w:r>
-              <w:rPr>
-                <w:rFonts w:cs="Times New Roman"/>
-                <w:szCs w:val="28"/>
-                <w:lang w:val="en-US"/>
-              </w:rPr>
-              <w:t>O</w:t>
+              <w:t>S</w:t>
+            </w:r>
+          </w:p>
+        </w:tc>
+        <w:tc>
+          <w:tcPr>
+            <w:tcW w:w="850" w:type="dxa"/>
+          </w:tcPr>
+          <w:p>
+            <w:pPr>
+              <w:ind w:firstLine="0"/>
+              <w:rPr>
+                <w:rFonts w:cs="Times New Roman"/>
+                <w:szCs w:val="28"/>
+                <w:lang w:val="en-US"/>
+              </w:rPr>
+            </w:pPr>
+            <w:r>
+              <w:rPr>
+                <w:rFonts w:cs="Times New Roman"/>
+                <w:szCs w:val="28"/>
+                <w:lang w:val="en-US"/>
+              </w:rPr>
+              <w:t>T</w:t>
             </w:r>
           </w:p>
         </w:tc>
@@ -4936,7 +4790,30 @@
                 <w:szCs w:val="28"/>
                 <w:lang w:val="en-US"/>
               </w:rPr>
-              <w:t>N</w:t>
+              <w:t>E</w:t>
+            </w:r>
+          </w:p>
+        </w:tc>
+        <w:tc>
+          <w:tcPr>
+            <w:tcW w:w="850" w:type="dxa"/>
+          </w:tcPr>
+          <w:p>
+            <w:pPr>
+              <w:ind w:firstLine="0"/>
+              <w:rPr>
+                <w:rFonts w:cs="Times New Roman"/>
+                <w:szCs w:val="28"/>
+                <w:lang w:val="en-US"/>
+              </w:rPr>
+            </w:pPr>
+            <w:r>
+              <w:rPr>
+                <w:rFonts w:cs="Times New Roman"/>
+                <w:szCs w:val="28"/>
+                <w:lang w:val="en-US"/>
+              </w:rPr>
+              <w:t>G</w:t>
             </w:r>
           </w:p>
         </w:tc>
@@ -4960,29 +4837,6 @@
                 <w:lang w:val="en-US"/>
               </w:rPr>
               <w:t>A</w:t>
-            </w:r>
-          </w:p>
-        </w:tc>
-        <w:tc>
-          <w:tcPr>
-            <w:tcW w:w="850" w:type="dxa"/>
-          </w:tcPr>
-          <w:p>
-            <w:pPr>
-              <w:ind w:firstLine="0"/>
-              <w:rPr>
-                <w:rFonts w:cs="Times New Roman"/>
-                <w:szCs w:val="28"/>
-                <w:lang w:val="en-US"/>
-              </w:rPr>
-            </w:pPr>
-            <w:r>
-              <w:rPr>
-                <w:rFonts w:cs="Times New Roman"/>
-                <w:szCs w:val="28"/>
-                <w:lang w:val="en-US"/>
-              </w:rPr>
-              <w:t>R</w:t>
             </w:r>
           </w:p>
         </w:tc>
@@ -5010,30 +4864,30 @@
                 <w:szCs w:val="28"/>
                 <w:lang w:val="en-US"/>
               </w:rPr>
-              <w:t>F</w:t>
-            </w:r>
-          </w:p>
-        </w:tc>
-        <w:tc>
-          <w:tcPr>
-            <w:tcW w:w="850" w:type="dxa"/>
-          </w:tcPr>
-          <w:p>
-            <w:pPr>
-              <w:ind w:firstLine="0"/>
-              <w:rPr>
-                <w:rFonts w:cs="Times New Roman"/>
-                <w:szCs w:val="28"/>
-                <w:lang w:val="en-US"/>
-              </w:rPr>
-            </w:pPr>
-            <w:r>
-              <w:rPr>
-                <w:rFonts w:cs="Times New Roman"/>
-                <w:szCs w:val="28"/>
-                <w:lang w:val="en-US"/>
-              </w:rPr>
-              <w:t>G</w:t>
+              <w:t>A</w:t>
+            </w:r>
+          </w:p>
+        </w:tc>
+        <w:tc>
+          <w:tcPr>
+            <w:tcW w:w="850" w:type="dxa"/>
+          </w:tcPr>
+          <w:p>
+            <w:pPr>
+              <w:ind w:firstLine="0"/>
+              <w:rPr>
+                <w:rFonts w:cs="Times New Roman"/>
+                <w:szCs w:val="28"/>
+                <w:lang w:val="en-US"/>
+              </w:rPr>
+            </w:pPr>
+            <w:r>
+              <w:rPr>
+                <w:rFonts w:cs="Times New Roman"/>
+                <w:szCs w:val="28"/>
+                <w:lang w:val="en-US"/>
+              </w:rPr>
+              <w:t>N</w:t>
             </w:r>
           </w:p>
         </w:tc>
@@ -5056,13 +4910,36 @@
                 <w:szCs w:val="28"/>
                 <w:lang w:val="en-US"/>
               </w:rPr>
-              <w:t>H</w:t>
-            </w:r>
-          </w:p>
-        </w:tc>
-        <w:tc>
-          <w:tcPr>
-            <w:tcW w:w="850" w:type="dxa"/>
+              <w:t>L</w:t>
+            </w:r>
+          </w:p>
+        </w:tc>
+        <w:tc>
+          <w:tcPr>
+            <w:tcW w:w="850" w:type="dxa"/>
+          </w:tcPr>
+          <w:p>
+            <w:pPr>
+              <w:ind w:firstLine="0"/>
+              <w:rPr>
+                <w:rFonts w:cs="Times New Roman"/>
+                <w:szCs w:val="28"/>
+                <w:lang w:val="en-US"/>
+              </w:rPr>
+            </w:pPr>
+            <w:r>
+              <w:rPr>
+                <w:rFonts w:cs="Times New Roman"/>
+                <w:szCs w:val="28"/>
+                <w:lang w:val="en-US"/>
+              </w:rPr>
+              <w:t>S</w:t>
+            </w:r>
+          </w:p>
+        </w:tc>
+        <w:tc>
+          <w:tcPr>
+            <w:tcW w:w="849" w:type="dxa"/>
           </w:tcPr>
           <w:p>
             <w:pPr>
@@ -5080,29 +4957,6 @@
                 <w:lang w:val="en-US"/>
               </w:rPr>
               <w:t>I/J</w:t>
-            </w:r>
-          </w:p>
-        </w:tc>
-        <w:tc>
-          <w:tcPr>
-            <w:tcW w:w="849" w:type="dxa"/>
-          </w:tcPr>
-          <w:p>
-            <w:pPr>
-              <w:ind w:firstLine="0"/>
-              <w:rPr>
-                <w:rFonts w:cs="Times New Roman"/>
-                <w:szCs w:val="28"/>
-                <w:lang w:val="en-US"/>
-              </w:rPr>
-            </w:pPr>
-            <w:r>
-              <w:rPr>
-                <w:rFonts w:cs="Times New Roman"/>
-                <w:szCs w:val="28"/>
-                <w:lang w:val="en-US"/>
-              </w:rPr>
-              <w:t>K</w:t>
             </w:r>
           </w:p>
         </w:tc>
@@ -5143,7 +4997,76 @@
                 <w:szCs w:val="28"/>
                 <w:lang w:val="en-US"/>
               </w:rPr>
-              <w:t>C</w:t>
+              <w:t>N</w:t>
+            </w:r>
+          </w:p>
+        </w:tc>
+        <w:tc>
+          <w:tcPr>
+            <w:tcW w:w="850" w:type="dxa"/>
+          </w:tcPr>
+          <w:p>
+            <w:pPr>
+              <w:ind w:firstLine="0"/>
+              <w:rPr>
+                <w:rFonts w:cs="Times New Roman"/>
+                <w:szCs w:val="28"/>
+                <w:lang w:val="en-US"/>
+              </w:rPr>
+            </w:pPr>
+            <w:r>
+              <w:rPr>
+                <w:rFonts w:cs="Times New Roman"/>
+                <w:szCs w:val="28"/>
+                <w:lang w:val="en-US"/>
+              </w:rPr>
+              <w:t>O</w:t>
+            </w:r>
+          </w:p>
+        </w:tc>
+        <w:tc>
+          <w:tcPr>
+            <w:tcW w:w="849" w:type="dxa"/>
+          </w:tcPr>
+          <w:p>
+            <w:pPr>
+              <w:ind w:firstLine="0"/>
+              <w:rPr>
+                <w:rFonts w:cs="Times New Roman"/>
+                <w:szCs w:val="28"/>
+                <w:lang w:val="en-US"/>
+              </w:rPr>
+            </w:pPr>
+            <w:r>
+              <w:rPr>
+                <w:rFonts w:cs="Times New Roman"/>
+                <w:szCs w:val="28"/>
+                <w:lang w:val="en-US"/>
+              </w:rPr>
+              <w:t>R</w:t>
+            </w:r>
+          </w:p>
+        </w:tc>
+        <w:tc>
+          <w:tcPr>
+            <w:tcW w:w="850" w:type="dxa"/>
+          </w:tcPr>
+          <w:p>
+            <w:pPr>
+              <w:ind w:firstLine="0"/>
+              <w:rPr>
+                <w:rFonts w:cs="Times New Roman"/>
+                <w:szCs w:val="28"/>
+                <w:lang w:val="en-US"/>
+              </w:rPr>
+            </w:pPr>
+            <w:r>
+              <w:rPr>
+                <w:rFonts w:cs="Times New Roman"/>
+                <w:szCs w:val="28"/>
+                <w:lang w:val="en-US"/>
+              </w:rPr>
+              <w:t>P</w:t>
             </w:r>
           </w:p>
         </w:tc>
@@ -5167,75 +5090,6 @@
                 <w:lang w:val="en-US"/>
               </w:rPr>
               <w:t>H</w:t>
-            </w:r>
-          </w:p>
-        </w:tc>
-        <w:tc>
-          <w:tcPr>
-            <w:tcW w:w="849" w:type="dxa"/>
-          </w:tcPr>
-          <w:p>
-            <w:pPr>
-              <w:ind w:firstLine="0"/>
-              <w:rPr>
-                <w:rFonts w:cs="Times New Roman"/>
-                <w:szCs w:val="28"/>
-                <w:lang w:val="en-US"/>
-              </w:rPr>
-            </w:pPr>
-            <w:r>
-              <w:rPr>
-                <w:rFonts w:cs="Times New Roman"/>
-                <w:szCs w:val="28"/>
-                <w:lang w:val="en-US"/>
-              </w:rPr>
-              <w:t>Y</w:t>
-            </w:r>
-          </w:p>
-        </w:tc>
-        <w:tc>
-          <w:tcPr>
-            <w:tcW w:w="850" w:type="dxa"/>
-          </w:tcPr>
-          <w:p>
-            <w:pPr>
-              <w:ind w:firstLine="0"/>
-              <w:rPr>
-                <w:rFonts w:cs="Times New Roman"/>
-                <w:szCs w:val="28"/>
-                <w:lang w:val="en-US"/>
-              </w:rPr>
-            </w:pPr>
-            <w:r>
-              <w:rPr>
-                <w:rFonts w:cs="Times New Roman"/>
-                <w:szCs w:val="28"/>
-                <w:lang w:val="en-US"/>
-              </w:rPr>
-              <w:t>B</w:t>
-            </w:r>
-          </w:p>
-        </w:tc>
-        <w:tc>
-          <w:tcPr>
-            <w:tcW w:w="850" w:type="dxa"/>
-          </w:tcPr>
-          <w:p>
-            <w:pPr>
-              <w:ind w:firstLine="0"/>
-              <w:rPr>
-                <w:rFonts w:cs="Times New Roman"/>
-                <w:szCs w:val="28"/>
-                <w:lang w:val="en-US"/>
-              </w:rPr>
-            </w:pPr>
-            <w:r>
-              <w:rPr>
-                <w:rFonts w:cs="Times New Roman"/>
-                <w:szCs w:val="28"/>
-                <w:lang w:val="en-US"/>
-              </w:rPr>
-              <w:t>D</w:t>
             </w:r>
           </w:p>
         </w:tc>
@@ -5263,30 +5117,30 @@
                 <w:szCs w:val="28"/>
                 <w:lang w:val="en-US"/>
               </w:rPr>
-              <w:t>L</w:t>
-            </w:r>
-          </w:p>
-        </w:tc>
-        <w:tc>
-          <w:tcPr>
-            <w:tcW w:w="850" w:type="dxa"/>
-          </w:tcPr>
-          <w:p>
-            <w:pPr>
-              <w:ind w:firstLine="0"/>
-              <w:rPr>
-                <w:rFonts w:cs="Times New Roman"/>
-                <w:szCs w:val="28"/>
-                <w:lang w:val="en-US"/>
-              </w:rPr>
-            </w:pPr>
-            <w:r>
-              <w:rPr>
-                <w:rFonts w:cs="Times New Roman"/>
-                <w:szCs w:val="28"/>
-                <w:lang w:val="en-US"/>
-              </w:rPr>
-              <w:t>M</w:t>
+              <w:t>B</w:t>
+            </w:r>
+          </w:p>
+        </w:tc>
+        <w:tc>
+          <w:tcPr>
+            <w:tcW w:w="850" w:type="dxa"/>
+          </w:tcPr>
+          <w:p>
+            <w:pPr>
+              <w:ind w:firstLine="0"/>
+              <w:rPr>
+                <w:rFonts w:cs="Times New Roman"/>
+                <w:szCs w:val="28"/>
+                <w:lang w:val="en-US"/>
+              </w:rPr>
+            </w:pPr>
+            <w:r>
+              <w:rPr>
+                <w:rFonts w:cs="Times New Roman"/>
+                <w:szCs w:val="28"/>
+                <w:lang w:val="en-US"/>
+              </w:rPr>
+              <w:t>D</w:t>
             </w:r>
           </w:p>
         </w:tc>
@@ -5309,30 +5163,30 @@
                 <w:szCs w:val="28"/>
                 <w:lang w:val="en-US"/>
               </w:rPr>
-              <w:t>N</w:t>
-            </w:r>
-          </w:p>
-        </w:tc>
-        <w:tc>
-          <w:tcPr>
-            <w:tcW w:w="850" w:type="dxa"/>
-          </w:tcPr>
-          <w:p>
-            <w:pPr>
-              <w:ind w:firstLine="0"/>
-              <w:rPr>
-                <w:rFonts w:cs="Times New Roman"/>
-                <w:szCs w:val="28"/>
-                <w:lang w:val="en-US"/>
-              </w:rPr>
-            </w:pPr>
-            <w:r>
-              <w:rPr>
-                <w:rFonts w:cs="Times New Roman"/>
-                <w:szCs w:val="28"/>
-                <w:lang w:val="en-US"/>
-              </w:rPr>
-              <w:t>O</w:t>
+              <w:t>E</w:t>
+            </w:r>
+          </w:p>
+        </w:tc>
+        <w:tc>
+          <w:tcPr>
+            <w:tcW w:w="850" w:type="dxa"/>
+          </w:tcPr>
+          <w:p>
+            <w:pPr>
+              <w:ind w:firstLine="0"/>
+              <w:rPr>
+                <w:rFonts w:cs="Times New Roman"/>
+                <w:szCs w:val="28"/>
+                <w:lang w:val="en-US"/>
+              </w:rPr>
+            </w:pPr>
+            <w:r>
+              <w:rPr>
+                <w:rFonts w:cs="Times New Roman"/>
+                <w:szCs w:val="28"/>
+                <w:lang w:val="en-US"/>
+              </w:rPr>
+              <w:t>F</w:t>
             </w:r>
           </w:p>
         </w:tc>
@@ -5355,7 +5209,7 @@
                 <w:szCs w:val="28"/>
                 <w:lang w:val="en-US"/>
               </w:rPr>
-              <w:t>P</w:t>
+              <w:t>G</w:t>
             </w:r>
           </w:p>
         </w:tc>
@@ -5396,7 +5250,76 @@
                 <w:szCs w:val="28"/>
                 <w:lang w:val="en-US"/>
               </w:rPr>
-              <w:t>E</w:t>
+              <w:t>Y</w:t>
+            </w:r>
+          </w:p>
+        </w:tc>
+        <w:tc>
+          <w:tcPr>
+            <w:tcW w:w="850" w:type="dxa"/>
+          </w:tcPr>
+          <w:p>
+            <w:pPr>
+              <w:ind w:firstLine="0"/>
+              <w:rPr>
+                <w:rFonts w:cs="Times New Roman"/>
+                <w:szCs w:val="28"/>
+                <w:lang w:val="en-US"/>
+              </w:rPr>
+            </w:pPr>
+            <w:r>
+              <w:rPr>
+                <w:rFonts w:cs="Times New Roman"/>
+                <w:szCs w:val="28"/>
+                <w:lang w:val="en-US"/>
+              </w:rPr>
+              <w:t>B</w:t>
+            </w:r>
+          </w:p>
+        </w:tc>
+        <w:tc>
+          <w:tcPr>
+            <w:tcW w:w="849" w:type="dxa"/>
+          </w:tcPr>
+          <w:p>
+            <w:pPr>
+              <w:ind w:firstLine="0"/>
+              <w:rPr>
+                <w:rFonts w:cs="Times New Roman"/>
+                <w:szCs w:val="28"/>
+                <w:lang w:val="en-US"/>
+              </w:rPr>
+            </w:pPr>
+            <w:r>
+              <w:rPr>
+                <w:rFonts w:cs="Times New Roman"/>
+                <w:szCs w:val="28"/>
+                <w:lang w:val="en-US"/>
+              </w:rPr>
+              <w:t>C</w:t>
+            </w:r>
+          </w:p>
+        </w:tc>
+        <w:tc>
+          <w:tcPr>
+            <w:tcW w:w="850" w:type="dxa"/>
+          </w:tcPr>
+          <w:p>
+            <w:pPr>
+              <w:ind w:firstLine="0"/>
+              <w:rPr>
+                <w:rFonts w:cs="Times New Roman"/>
+                <w:szCs w:val="28"/>
+                <w:lang w:val="en-US"/>
+              </w:rPr>
+            </w:pPr>
+            <w:r>
+              <w:rPr>
+                <w:rFonts w:cs="Times New Roman"/>
+                <w:szCs w:val="28"/>
+                <w:lang w:val="en-US"/>
+              </w:rPr>
+              <w:t>D</w:t>
             </w:r>
           </w:p>
         </w:tc>
@@ -5420,75 +5343,6 @@
                 <w:lang w:val="en-US"/>
               </w:rPr>
               <w:t>F</w:t>
-            </w:r>
-          </w:p>
-        </w:tc>
-        <w:tc>
-          <w:tcPr>
-            <w:tcW w:w="849" w:type="dxa"/>
-          </w:tcPr>
-          <w:p>
-            <w:pPr>
-              <w:ind w:firstLine="0"/>
-              <w:rPr>
-                <w:rFonts w:cs="Times New Roman"/>
-                <w:szCs w:val="28"/>
-                <w:lang w:val="en-US"/>
-              </w:rPr>
-            </w:pPr>
-            <w:r>
-              <w:rPr>
-                <w:rFonts w:cs="Times New Roman"/>
-                <w:szCs w:val="28"/>
-                <w:lang w:val="en-US"/>
-              </w:rPr>
-              <w:t>G</w:t>
-            </w:r>
-          </w:p>
-        </w:tc>
-        <w:tc>
-          <w:tcPr>
-            <w:tcW w:w="850" w:type="dxa"/>
-          </w:tcPr>
-          <w:p>
-            <w:pPr>
-              <w:ind w:firstLine="0"/>
-              <w:rPr>
-                <w:rFonts w:cs="Times New Roman"/>
-                <w:szCs w:val="28"/>
-                <w:lang w:val="en-US"/>
-              </w:rPr>
-            </w:pPr>
-            <w:r>
-              <w:rPr>
-                <w:rFonts w:cs="Times New Roman"/>
-                <w:szCs w:val="28"/>
-                <w:lang w:val="en-US"/>
-              </w:rPr>
-              <w:t>I/J</w:t>
-            </w:r>
-          </w:p>
-        </w:tc>
-        <w:tc>
-          <w:tcPr>
-            <w:tcW w:w="850" w:type="dxa"/>
-          </w:tcPr>
-          <w:p>
-            <w:pPr>
-              <w:ind w:firstLine="0"/>
-              <w:rPr>
-                <w:rFonts w:cs="Times New Roman"/>
-                <w:szCs w:val="28"/>
-                <w:lang w:val="en-US"/>
-              </w:rPr>
-            </w:pPr>
-            <w:r>
-              <w:rPr>
-                <w:rFonts w:cs="Times New Roman"/>
-                <w:szCs w:val="28"/>
-                <w:lang w:val="en-US"/>
-              </w:rPr>
-              <w:t>K</w:t>
             </w:r>
           </w:p>
         </w:tc>
@@ -5516,99 +5370,99 @@
                 <w:szCs w:val="28"/>
                 <w:lang w:val="en-US"/>
               </w:rPr>
+              <w:t>H</w:t>
+            </w:r>
+          </w:p>
+        </w:tc>
+        <w:tc>
+          <w:tcPr>
+            <w:tcW w:w="850" w:type="dxa"/>
+          </w:tcPr>
+          <w:p>
+            <w:pPr>
+              <w:ind w:firstLine="0"/>
+              <w:rPr>
+                <w:rFonts w:cs="Times New Roman"/>
+                <w:szCs w:val="28"/>
+                <w:lang w:val="en-US"/>
+              </w:rPr>
+            </w:pPr>
+            <w:r>
+              <w:rPr>
+                <w:rFonts w:cs="Times New Roman"/>
+                <w:szCs w:val="28"/>
+                <w:lang w:val="en-US"/>
+              </w:rPr>
+              <w:t>K</w:t>
+            </w:r>
+          </w:p>
+        </w:tc>
+        <w:tc>
+          <w:tcPr>
+            <w:tcW w:w="849" w:type="dxa"/>
+          </w:tcPr>
+          <w:p>
+            <w:pPr>
+              <w:ind w:firstLine="0"/>
+              <w:rPr>
+                <w:rFonts w:cs="Times New Roman"/>
+                <w:szCs w:val="28"/>
+                <w:lang w:val="en-US"/>
+              </w:rPr>
+            </w:pPr>
+            <w:r>
+              <w:rPr>
+                <w:rFonts w:cs="Times New Roman"/>
+                <w:szCs w:val="28"/>
+                <w:lang w:val="en-US"/>
+              </w:rPr>
+              <w:t>M</w:t>
+            </w:r>
+          </w:p>
+        </w:tc>
+        <w:tc>
+          <w:tcPr>
+            <w:tcW w:w="850" w:type="dxa"/>
+          </w:tcPr>
+          <w:p>
+            <w:pPr>
+              <w:ind w:firstLine="0"/>
+              <w:rPr>
+                <w:rFonts w:cs="Times New Roman"/>
+                <w:szCs w:val="28"/>
+                <w:lang w:val="en-US"/>
+              </w:rPr>
+            </w:pPr>
+            <w:r>
+              <w:rPr>
+                <w:rFonts w:cs="Times New Roman"/>
+                <w:szCs w:val="28"/>
+                <w:lang w:val="en-US"/>
+              </w:rPr>
+              <w:t>O</w:t>
+            </w:r>
+          </w:p>
+        </w:tc>
+        <w:tc>
+          <w:tcPr>
+            <w:tcW w:w="849" w:type="dxa"/>
+          </w:tcPr>
+          <w:p>
+            <w:pPr>
+              <w:ind w:firstLine="0"/>
+              <w:rPr>
+                <w:rFonts w:cs="Times New Roman"/>
+                <w:szCs w:val="28"/>
+                <w:lang w:val="en-US"/>
+              </w:rPr>
+            </w:pPr>
+            <w:r>
+              <w:rPr>
+                <w:rFonts w:cs="Times New Roman"/>
+                <w:szCs w:val="28"/>
+                <w:lang w:val="en-US"/>
+              </w:rPr>
               <w:t>Q</w:t>
-            </w:r>
-          </w:p>
-        </w:tc>
-        <w:tc>
-          <w:tcPr>
-            <w:tcW w:w="850" w:type="dxa"/>
-          </w:tcPr>
-          <w:p>
-            <w:pPr>
-              <w:ind w:firstLine="0"/>
-              <w:rPr>
-                <w:rFonts w:cs="Times New Roman"/>
-                <w:szCs w:val="28"/>
-                <w:lang w:val="en-US"/>
-              </w:rPr>
-            </w:pPr>
-            <w:r>
-              <w:rPr>
-                <w:rFonts w:cs="Times New Roman"/>
-                <w:szCs w:val="28"/>
-                <w:lang w:val="en-US"/>
-              </w:rPr>
-              <w:t>R</w:t>
-            </w:r>
-          </w:p>
-        </w:tc>
-        <w:tc>
-          <w:tcPr>
-            <w:tcW w:w="849" w:type="dxa"/>
-          </w:tcPr>
-          <w:p>
-            <w:pPr>
-              <w:ind w:firstLine="0"/>
-              <w:rPr>
-                <w:rFonts w:cs="Times New Roman"/>
-                <w:szCs w:val="28"/>
-                <w:lang w:val="en-US"/>
-              </w:rPr>
-            </w:pPr>
-            <w:r>
-              <w:rPr>
-                <w:rFonts w:cs="Times New Roman"/>
-                <w:szCs w:val="28"/>
-                <w:lang w:val="en-US"/>
-              </w:rPr>
-              <w:t>S</w:t>
-            </w:r>
-          </w:p>
-        </w:tc>
-        <w:tc>
-          <w:tcPr>
-            <w:tcW w:w="850" w:type="dxa"/>
-          </w:tcPr>
-          <w:p>
-            <w:pPr>
-              <w:ind w:firstLine="0"/>
-              <w:rPr>
-                <w:rFonts w:cs="Times New Roman"/>
-                <w:szCs w:val="28"/>
-                <w:lang w:val="en-US"/>
-              </w:rPr>
-            </w:pPr>
-            <w:r>
-              <w:rPr>
-                <w:rFonts w:cs="Times New Roman"/>
-                <w:szCs w:val="28"/>
-                <w:lang w:val="en-US"/>
-              </w:rPr>
-              <w:t>T</w:t>
-            </w:r>
-          </w:p>
-        </w:tc>
-        <w:tc>
-          <w:tcPr>
-            <w:tcW w:w="849" w:type="dxa"/>
-          </w:tcPr>
-          <w:p>
-            <w:pPr>
-              <w:ind w:firstLine="0"/>
-              <w:rPr>
-                <w:rFonts w:cs="Times New Roman"/>
-                <w:szCs w:val="28"/>
-                <w:lang w:val="en-US"/>
-              </w:rPr>
-            </w:pPr>
-            <w:r>
-              <w:rPr>
-                <w:rFonts w:cs="Times New Roman"/>
-                <w:szCs w:val="28"/>
-                <w:lang w:val="en-US"/>
-              </w:rPr>
-              <w:t>U</w:t>
             </w:r>
           </w:p>
         </w:tc>
@@ -5649,6 +5503,52 @@
                 <w:szCs w:val="28"/>
                 <w:lang w:val="en-US"/>
               </w:rPr>
+              <w:t>I/J</w:t>
+            </w:r>
+          </w:p>
+        </w:tc>
+        <w:tc>
+          <w:tcPr>
+            <w:tcW w:w="850" w:type="dxa"/>
+          </w:tcPr>
+          <w:p>
+            <w:pPr>
+              <w:ind w:firstLine="0"/>
+              <w:rPr>
+                <w:rFonts w:cs="Times New Roman"/>
+                <w:szCs w:val="28"/>
+                <w:lang w:val="en-US"/>
+              </w:rPr>
+            </w:pPr>
+            <w:r>
+              <w:rPr>
+                <w:rFonts w:cs="Times New Roman"/>
+                <w:szCs w:val="28"/>
+                <w:lang w:val="en-US"/>
+              </w:rPr>
+              <w:t>K</w:t>
+            </w:r>
+          </w:p>
+        </w:tc>
+        <w:tc>
+          <w:tcPr>
+            <w:tcW w:w="849" w:type="dxa"/>
+          </w:tcPr>
+          <w:p>
+            <w:pPr>
+              <w:ind w:firstLine="0"/>
+              <w:rPr>
+                <w:rFonts w:cs="Times New Roman"/>
+                <w:szCs w:val="28"/>
+                <w:lang w:val="en-US"/>
+              </w:rPr>
+            </w:pPr>
+            <w:r>
+              <w:rPr>
+                <w:rFonts w:cs="Times New Roman"/>
+                <w:szCs w:val="28"/>
+                <w:lang w:val="en-US"/>
+              </w:rPr>
               <w:t>L</w:t>
             </w:r>
           </w:p>
@@ -5672,13 +5572,13 @@
                 <w:szCs w:val="28"/>
                 <w:lang w:val="en-US"/>
               </w:rPr>
-              <w:t>P</w:t>
-            </w:r>
-          </w:p>
-        </w:tc>
-        <w:tc>
-          <w:tcPr>
-            <w:tcW w:w="849" w:type="dxa"/>
+              <w:t>M</w:t>
+            </w:r>
+          </w:p>
+        </w:tc>
+        <w:tc>
+          <w:tcPr>
+            <w:tcW w:w="850" w:type="dxa"/>
           </w:tcPr>
           <w:p>
             <w:pPr>
@@ -5696,52 +5596,6 @@
                 <w:lang w:val="en-US"/>
               </w:rPr>
               <w:t>Q</w:t>
-            </w:r>
-          </w:p>
-        </w:tc>
-        <w:tc>
-          <w:tcPr>
-            <w:tcW w:w="850" w:type="dxa"/>
-          </w:tcPr>
-          <w:p>
-            <w:pPr>
-              <w:ind w:firstLine="0"/>
-              <w:rPr>
-                <w:rFonts w:cs="Times New Roman"/>
-                <w:szCs w:val="28"/>
-                <w:lang w:val="en-US"/>
-              </w:rPr>
-            </w:pPr>
-            <w:r>
-              <w:rPr>
-                <w:rFonts w:cs="Times New Roman"/>
-                <w:szCs w:val="28"/>
-                <w:lang w:val="en-US"/>
-              </w:rPr>
-              <w:t>S</w:t>
-            </w:r>
-          </w:p>
-        </w:tc>
-        <w:tc>
-          <w:tcPr>
-            <w:tcW w:w="850" w:type="dxa"/>
-          </w:tcPr>
-          <w:p>
-            <w:pPr>
-              <w:ind w:firstLine="0"/>
-              <w:rPr>
-                <w:rFonts w:cs="Times New Roman"/>
-                <w:szCs w:val="28"/>
-                <w:lang w:val="en-US"/>
-              </w:rPr>
-            </w:pPr>
-            <w:r>
-              <w:rPr>
-                <w:rFonts w:cs="Times New Roman"/>
-                <w:szCs w:val="28"/>
-                <w:lang w:val="en-US"/>
-              </w:rPr>
-              <w:t>T</w:t>
             </w:r>
           </w:p>
         </w:tc>
@@ -5769,13 +5623,36 @@
                 <w:szCs w:val="28"/>
                 <w:lang w:val="en-US"/>
               </w:rPr>
+              <w:t>U</w:t>
+            </w:r>
+          </w:p>
+        </w:tc>
+        <w:tc>
+          <w:tcPr>
+            <w:tcW w:w="850" w:type="dxa"/>
+          </w:tcPr>
+          <w:p>
+            <w:pPr>
+              <w:ind w:firstLine="0"/>
+              <w:rPr>
+                <w:rFonts w:cs="Times New Roman"/>
+                <w:szCs w:val="28"/>
+                <w:lang w:val="en-US"/>
+              </w:rPr>
+            </w:pPr>
+            <w:r>
+              <w:rPr>
+                <w:rFonts w:cs="Times New Roman"/>
+                <w:szCs w:val="28"/>
+                <w:lang w:val="en-US"/>
+              </w:rPr>
               <w:t>V</w:t>
             </w:r>
           </w:p>
         </w:tc>
         <w:tc>
           <w:tcPr>
-            <w:tcW w:w="850" w:type="dxa"/>
+            <w:tcW w:w="849" w:type="dxa"/>
           </w:tcPr>
           <w:p>
             <w:pPr>
@@ -5798,7 +5675,7 @@
         </w:tc>
         <w:tc>
           <w:tcPr>
-            <w:tcW w:w="849" w:type="dxa"/>
+            <w:tcW w:w="850" w:type="dxa"/>
           </w:tcPr>
           <w:p>
             <w:pPr>
@@ -5816,29 +5693,6 @@
                 <w:lang w:val="en-US"/>
               </w:rPr>
               <w:t>X</w:t>
-            </w:r>
-          </w:p>
-        </w:tc>
-        <w:tc>
-          <w:tcPr>
-            <w:tcW w:w="850" w:type="dxa"/>
-          </w:tcPr>
-          <w:p>
-            <w:pPr>
-              <w:ind w:firstLine="0"/>
-              <w:rPr>
-                <w:rFonts w:cs="Times New Roman"/>
-                <w:szCs w:val="28"/>
-                <w:lang w:val="en-US"/>
-              </w:rPr>
-            </w:pPr>
-            <w:r>
-              <w:rPr>
-                <w:rFonts w:cs="Times New Roman"/>
-                <w:szCs w:val="28"/>
-                <w:lang w:val="en-US"/>
-              </w:rPr>
-              <w:t>Y</w:t>
             </w:r>
           </w:p>
         </w:tc>
@@ -6227,30 +6081,30 @@
                 <w:szCs w:val="28"/>
                 <w:lang w:val="en-US"/>
               </w:rPr>
-              <w:t>G</w:t>
-            </w:r>
-          </w:p>
-        </w:tc>
-        <w:tc>
-          <w:tcPr>
-            <w:tcW w:w="850" w:type="dxa"/>
-          </w:tcPr>
-          <w:p>
-            <w:pPr>
-              <w:ind w:firstLine="0"/>
-              <w:rPr>
-                <w:rFonts w:cs="Times New Roman"/>
-                <w:szCs w:val="28"/>
-                <w:lang w:val="en-US"/>
-              </w:rPr>
-            </w:pPr>
-            <w:r>
-              <w:rPr>
-                <w:rFonts w:cs="Times New Roman"/>
-                <w:szCs w:val="28"/>
-                <w:lang w:val="en-US"/>
-              </w:rPr>
-              <w:t>R</w:t>
+              <w:t>P</w:t>
+            </w:r>
+          </w:p>
+        </w:tc>
+        <w:tc>
+          <w:tcPr>
+            <w:tcW w:w="850" w:type="dxa"/>
+          </w:tcPr>
+          <w:p>
+            <w:pPr>
+              <w:ind w:firstLine="0"/>
+              <w:rPr>
+                <w:rFonts w:cs="Times New Roman"/>
+                <w:szCs w:val="28"/>
+                <w:lang w:val="en-US"/>
+              </w:rPr>
+            </w:pPr>
+            <w:r>
+              <w:rPr>
+                <w:rFonts w:cs="Times New Roman"/>
+                <w:szCs w:val="28"/>
+                <w:lang w:val="en-US"/>
+              </w:rPr>
+              <w:t>O</w:t>
             </w:r>
           </w:p>
         </w:tc>
@@ -6273,30 +6127,30 @@
                 <w:szCs w:val="28"/>
                 <w:lang w:val="en-US"/>
               </w:rPr>
-              <w:t>E</w:t>
-            </w:r>
-          </w:p>
-        </w:tc>
-        <w:tc>
-          <w:tcPr>
-            <w:tcW w:w="850" w:type="dxa"/>
-          </w:tcPr>
-          <w:p>
-            <w:pPr>
-              <w:ind w:firstLine="0"/>
-              <w:rPr>
-                <w:rFonts w:cs="Times New Roman"/>
-                <w:szCs w:val="28"/>
-                <w:lang w:val="en-US"/>
-              </w:rPr>
-            </w:pPr>
-            <w:r>
-              <w:rPr>
-                <w:rFonts w:cs="Times New Roman"/>
-                <w:szCs w:val="28"/>
-                <w:lang w:val="en-US"/>
-              </w:rPr>
-              <w:t>P</w:t>
+              <w:t>L</w:t>
+            </w:r>
+          </w:p>
+        </w:tc>
+        <w:tc>
+          <w:tcPr>
+            <w:tcW w:w="850" w:type="dxa"/>
+          </w:tcPr>
+          <w:p>
+            <w:pPr>
+              <w:ind w:firstLine="0"/>
+              <w:rPr>
+                <w:rFonts w:cs="Times New Roman"/>
+                <w:szCs w:val="28"/>
+                <w:lang w:val="en-US"/>
+              </w:rPr>
+            </w:pPr>
+            <w:r>
+              <w:rPr>
+                <w:rFonts w:cs="Times New Roman"/>
+                <w:szCs w:val="28"/>
+                <w:lang w:val="en-US"/>
+              </w:rPr>
+              <w:t>Y</w:t>
             </w:r>
           </w:p>
         </w:tc>
@@ -6357,31 +6211,29 @@
               <w:rPr>
                 <w:rFonts w:cs="Times New Roman"/>
                 <w:szCs w:val="28"/>
-                <w:lang w:val="en-US"/>
-              </w:rPr>
-              <w:t>A</w:t>
-            </w:r>
-          </w:p>
-        </w:tc>
-        <w:tc>
-          <w:tcPr>
-            <w:tcW w:w="850" w:type="dxa"/>
-          </w:tcPr>
-          <w:p>
-            <w:pPr>
-              <w:ind w:firstLine="0"/>
-              <w:rPr>
-                <w:rFonts w:cs="Times New Roman"/>
-                <w:szCs w:val="28"/>
-              </w:rPr>
-            </w:pPr>
-            <w:r>
-              <w:rPr>
-                <w:rFonts w:cs="Times New Roman"/>
-                <w:szCs w:val="28"/>
-                <w:lang w:val="en-US"/>
-              </w:rPr>
-              <w:t>B</w:t>
+              </w:rPr>
+              <w:t>D</w:t>
+            </w:r>
+          </w:p>
+        </w:tc>
+        <w:tc>
+          <w:tcPr>
+            <w:tcW w:w="850" w:type="dxa"/>
+          </w:tcPr>
+          <w:p>
+            <w:pPr>
+              <w:ind w:firstLine="0"/>
+              <w:rPr>
+                <w:rFonts w:cs="Times New Roman"/>
+                <w:szCs w:val="28"/>
+              </w:rPr>
+            </w:pPr>
+            <w:r>
+              <w:rPr>
+                <w:rFonts w:cs="Times New Roman"/>
+                <w:szCs w:val="28"/>
+              </w:rPr>
+              <w:t>E</w:t>
             </w:r>
           </w:p>
         </w:tc>
@@ -6423,31 +6275,29 @@
               <w:rPr>
                 <w:rFonts w:cs="Times New Roman"/>
                 <w:szCs w:val="28"/>
-                <w:lang w:val="en-US"/>
-              </w:rPr>
-              <w:t>D</w:t>
-            </w:r>
-          </w:p>
-        </w:tc>
-        <w:tc>
-          <w:tcPr>
-            <w:tcW w:w="850" w:type="dxa"/>
-          </w:tcPr>
-          <w:p>
-            <w:pPr>
-              <w:ind w:firstLine="0"/>
-              <w:rPr>
-                <w:rFonts w:cs="Times New Roman"/>
-                <w:szCs w:val="28"/>
-              </w:rPr>
-            </w:pPr>
-            <w:r>
-              <w:rPr>
-                <w:rFonts w:cs="Times New Roman"/>
-                <w:szCs w:val="28"/>
-                <w:lang w:val="en-US"/>
-              </w:rPr>
-              <w:t>E</w:t>
+              </w:rPr>
+              <w:t>I</w:t>
+            </w:r>
+          </w:p>
+        </w:tc>
+        <w:tc>
+          <w:tcPr>
+            <w:tcW w:w="850" w:type="dxa"/>
+          </w:tcPr>
+          <w:p>
+            <w:pPr>
+              <w:ind w:firstLine="0"/>
+              <w:rPr>
+                <w:rFonts w:cs="Times New Roman"/>
+                <w:szCs w:val="28"/>
+              </w:rPr>
+            </w:pPr>
+            <w:r>
+              <w:rPr>
+                <w:rFonts w:cs="Times New Roman"/>
+                <w:szCs w:val="28"/>
+              </w:rPr>
+              <w:t>P</w:t>
             </w:r>
           </w:p>
         </w:tc>
@@ -6475,35 +6325,35 @@
                 <w:szCs w:val="28"/>
                 <w:lang w:val="en-US"/>
               </w:rPr>
+              <w:t>H</w:t>
+            </w:r>
+          </w:p>
+        </w:tc>
+        <w:tc>
+          <w:tcPr>
+            <w:tcW w:w="850" w:type="dxa"/>
+          </w:tcPr>
+          <w:p>
+            <w:pPr>
+              <w:ind w:firstLine="0"/>
+              <w:rPr>
+                <w:rFonts w:cs="Times New Roman"/>
+                <w:szCs w:val="28"/>
+                <w:lang w:val="en-US"/>
+              </w:rPr>
+            </w:pPr>
+            <w:r>
+              <w:rPr>
+                <w:rFonts w:cs="Times New Roman"/>
+                <w:szCs w:val="28"/>
+                <w:lang w:val="en-US"/>
+              </w:rPr>
               <w:t>B</w:t>
             </w:r>
           </w:p>
         </w:tc>
         <w:tc>
           <w:tcPr>
-            <w:tcW w:w="850" w:type="dxa"/>
-          </w:tcPr>
-          <w:p>
-            <w:pPr>
-              <w:ind w:firstLine="0"/>
-              <w:rPr>
-                <w:rFonts w:cs="Times New Roman"/>
-                <w:szCs w:val="28"/>
-                <w:lang w:val="en-US"/>
-              </w:rPr>
-            </w:pPr>
-            <w:r>
-              <w:rPr>
-                <w:rFonts w:cs="Times New Roman"/>
-                <w:szCs w:val="28"/>
-                <w:lang w:val="en-US"/>
-              </w:rPr>
-              <w:t>C</w:t>
-            </w:r>
-          </w:p>
-        </w:tc>
-        <w:tc>
-          <w:tcPr>
             <w:tcW w:w="849" w:type="dxa"/>
           </w:tcPr>
           <w:p>
@@ -6521,30 +6371,30 @@
                 <w:szCs w:val="28"/>
                 <w:lang w:val="en-US"/>
               </w:rPr>
-              <w:t>D</w:t>
-            </w:r>
-          </w:p>
-        </w:tc>
-        <w:tc>
-          <w:tcPr>
-            <w:tcW w:w="850" w:type="dxa"/>
-          </w:tcPr>
-          <w:p>
-            <w:pPr>
-              <w:ind w:firstLine="0"/>
-              <w:rPr>
-                <w:rFonts w:cs="Times New Roman"/>
-                <w:szCs w:val="28"/>
-                <w:lang w:val="en-US"/>
-              </w:rPr>
-            </w:pPr>
-            <w:r>
-              <w:rPr>
-                <w:rFonts w:cs="Times New Roman"/>
-                <w:szCs w:val="28"/>
-                <w:lang w:val="en-US"/>
-              </w:rPr>
-              <w:t>F</w:t>
+              <w:t>E</w:t>
+            </w:r>
+          </w:p>
+        </w:tc>
+        <w:tc>
+          <w:tcPr>
+            <w:tcW w:w="850" w:type="dxa"/>
+          </w:tcPr>
+          <w:p>
+            <w:pPr>
+              <w:ind w:firstLine="0"/>
+              <w:rPr>
+                <w:rFonts w:cs="Times New Roman"/>
+                <w:szCs w:val="28"/>
+                <w:lang w:val="en-US"/>
+              </w:rPr>
+            </w:pPr>
+            <w:r>
+              <w:rPr>
+                <w:rFonts w:cs="Times New Roman"/>
+                <w:szCs w:val="28"/>
+                <w:lang w:val="en-US"/>
+              </w:rPr>
+              <w:t>T</w:t>
             </w:r>
           </w:p>
         </w:tc>
@@ -6567,7 +6417,7 @@
                 <w:szCs w:val="28"/>
                 <w:lang w:val="en-US"/>
               </w:rPr>
-              <w:t>H</w:t>
+              <w:t>I/J</w:t>
             </w:r>
           </w:p>
         </w:tc>
@@ -6605,31 +6455,29 @@
               <w:rPr>
                 <w:rFonts w:cs="Times New Roman"/>
                 <w:szCs w:val="28"/>
-                <w:lang w:val="en-US"/>
-              </w:rPr>
-              <w:t>F</w:t>
-            </w:r>
-          </w:p>
-        </w:tc>
-        <w:tc>
-          <w:tcPr>
-            <w:tcW w:w="850" w:type="dxa"/>
-          </w:tcPr>
-          <w:p>
-            <w:pPr>
-              <w:ind w:firstLine="0"/>
-              <w:rPr>
-                <w:rFonts w:cs="Times New Roman"/>
-                <w:szCs w:val="28"/>
-              </w:rPr>
-            </w:pPr>
-            <w:r>
-              <w:rPr>
-                <w:rFonts w:cs="Times New Roman"/>
-                <w:szCs w:val="28"/>
-                <w:lang w:val="en-US"/>
-              </w:rPr>
-              <w:t>G</w:t>
+              </w:rPr>
+              <w:t>H</w:t>
+            </w:r>
+          </w:p>
+        </w:tc>
+        <w:tc>
+          <w:tcPr>
+            <w:tcW w:w="850" w:type="dxa"/>
+          </w:tcPr>
+          <w:p>
+            <w:pPr>
+              <w:ind w:firstLine="0"/>
+              <w:rPr>
+                <w:rFonts w:cs="Times New Roman"/>
+                <w:szCs w:val="28"/>
+              </w:rPr>
+            </w:pPr>
+            <w:r>
+              <w:rPr>
+                <w:rFonts w:cs="Times New Roman"/>
+                <w:szCs w:val="28"/>
+              </w:rPr>
+              <w:t>R</w:t>
             </w:r>
           </w:p>
         </w:tc>
@@ -6649,53 +6497,50 @@
               <w:rPr>
                 <w:rFonts w:cs="Times New Roman"/>
                 <w:szCs w:val="28"/>
-                <w:lang w:val="en-US"/>
-              </w:rPr>
-              <w:t>H</w:t>
-            </w:r>
-          </w:p>
-        </w:tc>
-        <w:tc>
-          <w:tcPr>
-            <w:tcW w:w="850" w:type="dxa"/>
-          </w:tcPr>
-          <w:p>
-            <w:pPr>
-              <w:ind w:firstLine="0"/>
-              <w:rPr>
-                <w:rFonts w:cs="Times New Roman"/>
-                <w:szCs w:val="28"/>
-              </w:rPr>
-            </w:pPr>
-            <w:r>
-              <w:rPr>
-                <w:rFonts w:cs="Times New Roman"/>
-                <w:szCs w:val="28"/>
-                <w:lang w:val="en-US"/>
-              </w:rPr>
-              <w:t>I/J</w:t>
-            </w:r>
-          </w:p>
-        </w:tc>
-        <w:tc>
-          <w:tcPr>
-            <w:tcW w:w="850" w:type="dxa"/>
-          </w:tcPr>
-          <w:p>
-            <w:pPr>
-              <w:ind w:firstLine="0"/>
-              <w:rPr>
-                <w:rFonts w:cs="Times New Roman"/>
-                <w:szCs w:val="28"/>
-              </w:rPr>
-            </w:pPr>
-            <w:r>
-              <w:rPr>
-                <w:rFonts w:cs="Times New Roman"/>
-                <w:szCs w:val="28"/>
-                <w:lang w:val="en-US"/>
-              </w:rPr>
-              <w:t>K</w:t>
+              </w:rPr>
+              <w:t>M</w:t>
+            </w:r>
+          </w:p>
+        </w:tc>
+        <w:tc>
+          <w:tcPr>
+            <w:tcW w:w="850" w:type="dxa"/>
+          </w:tcPr>
+          <w:p>
+            <w:pPr>
+              <w:ind w:firstLine="0"/>
+              <w:rPr>
+                <w:rFonts w:cs="Times New Roman"/>
+                <w:szCs w:val="28"/>
+              </w:rPr>
+            </w:pPr>
+            <w:r>
+              <w:rPr>
+                <w:rFonts w:cs="Times New Roman"/>
+                <w:szCs w:val="28"/>
+              </w:rPr>
+              <w:t>N</w:t>
+            </w:r>
+          </w:p>
+        </w:tc>
+        <w:tc>
+          <w:tcPr>
+            <w:tcW w:w="850" w:type="dxa"/>
+          </w:tcPr>
+          <w:p>
+            <w:pPr>
+              <w:ind w:firstLine="0"/>
+              <w:rPr>
+                <w:rFonts w:cs="Times New Roman"/>
+                <w:szCs w:val="28"/>
+              </w:rPr>
+            </w:pPr>
+            <w:r>
+              <w:rPr>
+                <w:rFonts w:cs="Times New Roman"/>
+                <w:szCs w:val="28"/>
+              </w:rPr>
+              <w:t>T</w:t>
             </w:r>
           </w:p>
         </w:tc>
@@ -6723,13 +6568,82 @@
                 <w:szCs w:val="28"/>
                 <w:lang w:val="en-US"/>
               </w:rPr>
-              <w:t>I/J</w:t>
-            </w:r>
-          </w:p>
-        </w:tc>
-        <w:tc>
-          <w:tcPr>
-            <w:tcW w:w="850" w:type="dxa"/>
+              <w:t>C</w:t>
+            </w:r>
+          </w:p>
+        </w:tc>
+        <w:tc>
+          <w:tcPr>
+            <w:tcW w:w="850" w:type="dxa"/>
+          </w:tcPr>
+          <w:p>
+            <w:pPr>
+              <w:ind w:firstLine="0"/>
+              <w:rPr>
+                <w:rFonts w:cs="Times New Roman"/>
+                <w:szCs w:val="28"/>
+                <w:lang w:val="en-US"/>
+              </w:rPr>
+            </w:pPr>
+            <w:r>
+              <w:rPr>
+                <w:rFonts w:cs="Times New Roman"/>
+                <w:szCs w:val="28"/>
+                <w:lang w:val="en-US"/>
+              </w:rPr>
+              <w:t>D</w:t>
+            </w:r>
+          </w:p>
+        </w:tc>
+        <w:tc>
+          <w:tcPr>
+            <w:tcW w:w="849" w:type="dxa"/>
+          </w:tcPr>
+          <w:p>
+            <w:pPr>
+              <w:ind w:firstLine="0"/>
+              <w:rPr>
+                <w:rFonts w:cs="Times New Roman"/>
+                <w:szCs w:val="28"/>
+                <w:lang w:val="en-US"/>
+              </w:rPr>
+            </w:pPr>
+            <w:r>
+              <w:rPr>
+                <w:rFonts w:cs="Times New Roman"/>
+                <w:szCs w:val="28"/>
+                <w:lang w:val="en-US"/>
+              </w:rPr>
+              <w:t>F</w:t>
+            </w:r>
+          </w:p>
+        </w:tc>
+        <w:tc>
+          <w:tcPr>
+            <w:tcW w:w="850" w:type="dxa"/>
+          </w:tcPr>
+          <w:p>
+            <w:pPr>
+              <w:ind w:firstLine="0"/>
+              <w:rPr>
+                <w:rFonts w:cs="Times New Roman"/>
+                <w:szCs w:val="28"/>
+                <w:lang w:val="en-US"/>
+              </w:rPr>
+            </w:pPr>
+            <w:r>
+              <w:rPr>
+                <w:rFonts w:cs="Times New Roman"/>
+                <w:szCs w:val="28"/>
+                <w:lang w:val="en-US"/>
+              </w:rPr>
+              <w:t>G</w:t>
+            </w:r>
+          </w:p>
+        </w:tc>
+        <w:tc>
+          <w:tcPr>
+            <w:tcW w:w="849" w:type="dxa"/>
           </w:tcPr>
           <w:p>
             <w:pPr>
@@ -6747,75 +6661,6 @@
                 <w:lang w:val="en-US"/>
               </w:rPr>
               <w:t>K</w:t>
-            </w:r>
-          </w:p>
-        </w:tc>
-        <w:tc>
-          <w:tcPr>
-            <w:tcW w:w="849" w:type="dxa"/>
-          </w:tcPr>
-          <w:p>
-            <w:pPr>
-              <w:ind w:firstLine="0"/>
-              <w:rPr>
-                <w:rFonts w:cs="Times New Roman"/>
-                <w:szCs w:val="28"/>
-                <w:lang w:val="en-US"/>
-              </w:rPr>
-            </w:pPr>
-            <w:r>
-              <w:rPr>
-                <w:rFonts w:cs="Times New Roman"/>
-                <w:szCs w:val="28"/>
-                <w:lang w:val="en-US"/>
-              </w:rPr>
-              <w:t>L</w:t>
-            </w:r>
-          </w:p>
-        </w:tc>
-        <w:tc>
-          <w:tcPr>
-            <w:tcW w:w="850" w:type="dxa"/>
-          </w:tcPr>
-          <w:p>
-            <w:pPr>
-              <w:ind w:firstLine="0"/>
-              <w:rPr>
-                <w:rFonts w:cs="Times New Roman"/>
-                <w:szCs w:val="28"/>
-                <w:lang w:val="en-US"/>
-              </w:rPr>
-            </w:pPr>
-            <w:r>
-              <w:rPr>
-                <w:rFonts w:cs="Times New Roman"/>
-                <w:szCs w:val="28"/>
-                <w:lang w:val="en-US"/>
-              </w:rPr>
-              <w:t>M</w:t>
-            </w:r>
-          </w:p>
-        </w:tc>
-        <w:tc>
-          <w:tcPr>
-            <w:tcW w:w="849" w:type="dxa"/>
-          </w:tcPr>
-          <w:p>
-            <w:pPr>
-              <w:ind w:firstLine="0"/>
-              <w:rPr>
-                <w:rFonts w:cs="Times New Roman"/>
-                <w:szCs w:val="28"/>
-                <w:lang w:val="en-US"/>
-              </w:rPr>
-            </w:pPr>
-            <w:r>
-              <w:rPr>
-                <w:rFonts w:cs="Times New Roman"/>
-                <w:szCs w:val="28"/>
-                <w:lang w:val="en-US"/>
-              </w:rPr>
-              <w:t>N</w:t>
             </w:r>
           </w:p>
         </w:tc>
@@ -6853,31 +6698,29 @@
               <w:rPr>
                 <w:rFonts w:cs="Times New Roman"/>
                 <w:szCs w:val="28"/>
-                <w:lang w:val="en-US"/>
-              </w:rPr>
-              <w:t>L</w:t>
-            </w:r>
-          </w:p>
-        </w:tc>
-        <w:tc>
-          <w:tcPr>
-            <w:tcW w:w="850" w:type="dxa"/>
-          </w:tcPr>
-          <w:p>
-            <w:pPr>
-              <w:ind w:firstLine="0"/>
-              <w:rPr>
-                <w:rFonts w:cs="Times New Roman"/>
-                <w:szCs w:val="28"/>
-              </w:rPr>
-            </w:pPr>
-            <w:r>
-              <w:rPr>
-                <w:rFonts w:cs="Times New Roman"/>
-                <w:szCs w:val="28"/>
-                <w:lang w:val="en-US"/>
-              </w:rPr>
-              <w:t>M</w:t>
+              </w:rPr>
+              <w:t>A</w:t>
+            </w:r>
+          </w:p>
+        </w:tc>
+        <w:tc>
+          <w:tcPr>
+            <w:tcW w:w="850" w:type="dxa"/>
+          </w:tcPr>
+          <w:p>
+            <w:pPr>
+              <w:ind w:firstLine="0"/>
+              <w:rPr>
+                <w:rFonts w:cs="Times New Roman"/>
+                <w:szCs w:val="28"/>
+              </w:rPr>
+            </w:pPr>
+            <w:r>
+              <w:rPr>
+                <w:rFonts w:cs="Times New Roman"/>
+                <w:szCs w:val="28"/>
+              </w:rPr>
+              <w:t>B</w:t>
             </w:r>
           </w:p>
         </w:tc>
@@ -6897,53 +6740,50 @@
               <w:rPr>
                 <w:rFonts w:cs="Times New Roman"/>
                 <w:szCs w:val="28"/>
-                <w:lang w:val="en-US"/>
-              </w:rPr>
-              <w:t>N</w:t>
-            </w:r>
-          </w:p>
-        </w:tc>
-        <w:tc>
-          <w:tcPr>
-            <w:tcW w:w="850" w:type="dxa"/>
-          </w:tcPr>
-          <w:p>
-            <w:pPr>
-              <w:ind w:firstLine="0"/>
-              <w:rPr>
-                <w:rFonts w:cs="Times New Roman"/>
-                <w:szCs w:val="28"/>
-              </w:rPr>
-            </w:pPr>
-            <w:r>
-              <w:rPr>
-                <w:rFonts w:cs="Times New Roman"/>
-                <w:szCs w:val="28"/>
-                <w:lang w:val="en-US"/>
-              </w:rPr>
-              <w:t>O</w:t>
-            </w:r>
-          </w:p>
-        </w:tc>
-        <w:tc>
-          <w:tcPr>
-            <w:tcW w:w="850" w:type="dxa"/>
-          </w:tcPr>
-          <w:p>
-            <w:pPr>
-              <w:ind w:firstLine="0"/>
-              <w:rPr>
-                <w:rFonts w:cs="Times New Roman"/>
-                <w:szCs w:val="28"/>
-              </w:rPr>
-            </w:pPr>
-            <w:r>
-              <w:rPr>
-                <w:rFonts w:cs="Times New Roman"/>
-                <w:szCs w:val="28"/>
-                <w:lang w:val="en-US"/>
-              </w:rPr>
-              <w:t>P</w:t>
+              </w:rPr>
+              <w:t>F</w:t>
+            </w:r>
+          </w:p>
+        </w:tc>
+        <w:tc>
+          <w:tcPr>
+            <w:tcW w:w="850" w:type="dxa"/>
+          </w:tcPr>
+          <w:p>
+            <w:pPr>
+              <w:ind w:firstLine="0"/>
+              <w:rPr>
+                <w:rFonts w:cs="Times New Roman"/>
+                <w:szCs w:val="28"/>
+              </w:rPr>
+            </w:pPr>
+            <w:r>
+              <w:rPr>
+                <w:rFonts w:cs="Times New Roman"/>
+                <w:szCs w:val="28"/>
+              </w:rPr>
+              <w:t>G</w:t>
+            </w:r>
+          </w:p>
+        </w:tc>
+        <w:tc>
+          <w:tcPr>
+            <w:tcW w:w="850" w:type="dxa"/>
+          </w:tcPr>
+          <w:p>
+            <w:pPr>
+              <w:ind w:firstLine="0"/>
+              <w:rPr>
+                <w:rFonts w:cs="Times New Roman"/>
+                <w:szCs w:val="28"/>
+              </w:rPr>
+            </w:pPr>
+            <w:r>
+              <w:rPr>
+                <w:rFonts w:cs="Times New Roman"/>
+                <w:szCs w:val="28"/>
+              </w:rPr>
+              <w:t>K</w:t>
             </w:r>
           </w:p>
         </w:tc>
@@ -6971,13 +6811,36 @@
                 <w:szCs w:val="28"/>
                 <w:lang w:val="en-US"/>
               </w:rPr>
-              <w:t>O</w:t>
-            </w:r>
-          </w:p>
-        </w:tc>
-        <w:tc>
-          <w:tcPr>
-            <w:tcW w:w="850" w:type="dxa"/>
+              <w:t>M</w:t>
+            </w:r>
+          </w:p>
+        </w:tc>
+        <w:tc>
+          <w:tcPr>
+            <w:tcW w:w="850" w:type="dxa"/>
+          </w:tcPr>
+          <w:p>
+            <w:pPr>
+              <w:ind w:firstLine="0"/>
+              <w:rPr>
+                <w:rFonts w:cs="Times New Roman"/>
+                <w:szCs w:val="28"/>
+                <w:lang w:val="en-US"/>
+              </w:rPr>
+            </w:pPr>
+            <w:r>
+              <w:rPr>
+                <w:rFonts w:cs="Times New Roman"/>
+                <w:szCs w:val="28"/>
+                <w:lang w:val="en-US"/>
+              </w:rPr>
+              <w:t>N</w:t>
+            </w:r>
+          </w:p>
+        </w:tc>
+        <w:tc>
+          <w:tcPr>
+            <w:tcW w:w="849" w:type="dxa"/>
           </w:tcPr>
           <w:p>
             <w:pPr>
@@ -7000,6 +6863,29 @@
         </w:tc>
         <w:tc>
           <w:tcPr>
+            <w:tcW w:w="850" w:type="dxa"/>
+          </w:tcPr>
+          <w:p>
+            <w:pPr>
+              <w:ind w:firstLine="0"/>
+              <w:rPr>
+                <w:rFonts w:cs="Times New Roman"/>
+                <w:szCs w:val="28"/>
+                <w:lang w:val="en-US"/>
+              </w:rPr>
+            </w:pPr>
+            <w:r>
+              <w:rPr>
+                <w:rFonts w:cs="Times New Roman"/>
+                <w:szCs w:val="28"/>
+                <w:lang w:val="en-US"/>
+              </w:rPr>
+              <w:t>R</w:t>
+            </w:r>
+          </w:p>
+        </w:tc>
+        <w:tc>
+          <w:tcPr>
             <w:tcW w:w="849" w:type="dxa"/>
           </w:tcPr>
           <w:p>
@@ -7018,52 +6904,6 @@
                 <w:lang w:val="en-US"/>
               </w:rPr>
               <w:t>S</w:t>
-            </w:r>
-          </w:p>
-        </w:tc>
-        <w:tc>
-          <w:tcPr>
-            <w:tcW w:w="850" w:type="dxa"/>
-          </w:tcPr>
-          <w:p>
-            <w:pPr>
-              <w:ind w:firstLine="0"/>
-              <w:rPr>
-                <w:rFonts w:cs="Times New Roman"/>
-                <w:szCs w:val="28"/>
-                <w:lang w:val="en-US"/>
-              </w:rPr>
-            </w:pPr>
-            <w:r>
-              <w:rPr>
-                <w:rFonts w:cs="Times New Roman"/>
-                <w:szCs w:val="28"/>
-                <w:lang w:val="en-US"/>
-              </w:rPr>
-              <w:t>T</w:t>
-            </w:r>
-          </w:p>
-        </w:tc>
-        <w:tc>
-          <w:tcPr>
-            <w:tcW w:w="849" w:type="dxa"/>
-          </w:tcPr>
-          <w:p>
-            <w:pPr>
-              <w:ind w:firstLine="0"/>
-              <w:rPr>
-                <w:rFonts w:cs="Times New Roman"/>
-                <w:szCs w:val="28"/>
-                <w:lang w:val="en-US"/>
-              </w:rPr>
-            </w:pPr>
-            <w:r>
-              <w:rPr>
-                <w:rFonts w:cs="Times New Roman"/>
-                <w:szCs w:val="28"/>
-                <w:lang w:val="en-US"/>
-              </w:rPr>
-              <w:t>U</w:t>
             </w:r>
           </w:p>
         </w:tc>
@@ -7101,7 +6941,48 @@
               <w:rPr>
                 <w:rFonts w:cs="Times New Roman"/>
                 <w:szCs w:val="28"/>
-                <w:lang w:val="en-US"/>
+              </w:rPr>
+              <w:t>L</w:t>
+            </w:r>
+          </w:p>
+        </w:tc>
+        <w:tc>
+          <w:tcPr>
+            <w:tcW w:w="850" w:type="dxa"/>
+          </w:tcPr>
+          <w:p>
+            <w:pPr>
+              <w:ind w:firstLine="0"/>
+              <w:rPr>
+                <w:rFonts w:cs="Times New Roman"/>
+                <w:szCs w:val="28"/>
+              </w:rPr>
+            </w:pPr>
+            <w:r>
+              <w:rPr>
+                <w:rFonts w:cs="Times New Roman"/>
+                <w:szCs w:val="28"/>
+              </w:rPr>
+              <w:t>O</w:t>
+            </w:r>
+          </w:p>
+        </w:tc>
+        <w:tc>
+          <w:tcPr>
+            <w:tcW w:w="849" w:type="dxa"/>
+          </w:tcPr>
+          <w:p>
+            <w:pPr>
+              <w:ind w:firstLine="0"/>
+              <w:rPr>
+                <w:rFonts w:cs="Times New Roman"/>
+                <w:szCs w:val="28"/>
+              </w:rPr>
+            </w:pPr>
+            <w:r>
+              <w:rPr>
+                <w:rFonts w:cs="Times New Roman"/>
+                <w:szCs w:val="28"/>
               </w:rPr>
               <w:t>Q</w:t>
             </w:r>
@@ -7125,28 +7006,6 @@
                 <w:szCs w:val="28"/>
                 <w:lang w:val="en-US"/>
               </w:rPr>
-              <w:t>R</w:t>
-            </w:r>
-          </w:p>
-        </w:tc>
-        <w:tc>
-          <w:tcPr>
-            <w:tcW w:w="849" w:type="dxa"/>
-          </w:tcPr>
-          <w:p>
-            <w:pPr>
-              <w:ind w:firstLine="0"/>
-              <w:rPr>
-                <w:rFonts w:cs="Times New Roman"/>
-                <w:szCs w:val="28"/>
-              </w:rPr>
-            </w:pPr>
-            <w:r>
-              <w:rPr>
-                <w:rFonts w:cs="Times New Roman"/>
-                <w:szCs w:val="28"/>
-                <w:lang w:val="en-US"/>
-              </w:rPr>
               <w:t>S</w:t>
             </w:r>
           </w:p>
@@ -7167,29 +7026,6 @@
               <w:rPr>
                 <w:rFonts w:cs="Times New Roman"/>
                 <w:szCs w:val="28"/>
-                <w:lang w:val="en-US"/>
-              </w:rPr>
-              <w:t>T</w:t>
-            </w:r>
-          </w:p>
-        </w:tc>
-        <w:tc>
-          <w:tcPr>
-            <w:tcW w:w="850" w:type="dxa"/>
-          </w:tcPr>
-          <w:p>
-            <w:pPr>
-              <w:ind w:firstLine="0"/>
-              <w:rPr>
-                <w:rFonts w:cs="Times New Roman"/>
-                <w:szCs w:val="28"/>
-              </w:rPr>
-            </w:pPr>
-            <w:r>
-              <w:rPr>
-                <w:rFonts w:cs="Times New Roman"/>
-                <w:szCs w:val="28"/>
-                <w:lang w:val="en-US"/>
               </w:rPr>
               <w:t>U</w:t>
             </w:r>
@@ -7219,13 +7055,36 @@
                 <w:szCs w:val="28"/>
                 <w:lang w:val="en-US"/>
               </w:rPr>
+              <w:t>U</w:t>
+            </w:r>
+          </w:p>
+        </w:tc>
+        <w:tc>
+          <w:tcPr>
+            <w:tcW w:w="850" w:type="dxa"/>
+          </w:tcPr>
+          <w:p>
+            <w:pPr>
+              <w:ind w:firstLine="0"/>
+              <w:rPr>
+                <w:rFonts w:cs="Times New Roman"/>
+                <w:szCs w:val="28"/>
+                <w:lang w:val="en-US"/>
+              </w:rPr>
+            </w:pPr>
+            <w:r>
+              <w:rPr>
+                <w:rFonts w:cs="Times New Roman"/>
+                <w:szCs w:val="28"/>
+                <w:lang w:val="en-US"/>
+              </w:rPr>
               <w:t>V</w:t>
             </w:r>
           </w:p>
         </w:tc>
         <w:tc>
           <w:tcPr>
-            <w:tcW w:w="850" w:type="dxa"/>
+            <w:tcW w:w="849" w:type="dxa"/>
           </w:tcPr>
           <w:p>
             <w:pPr>
@@ -7248,7 +7107,7 @@
         </w:tc>
         <w:tc>
           <w:tcPr>
-            <w:tcW w:w="849" w:type="dxa"/>
+            <w:tcW w:w="850" w:type="dxa"/>
           </w:tcPr>
           <w:p>
             <w:pPr>
@@ -7266,29 +7125,6 @@
                 <w:lang w:val="en-US"/>
               </w:rPr>
               <w:t>X</w:t>
-            </w:r>
-          </w:p>
-        </w:tc>
-        <w:tc>
-          <w:tcPr>
-            <w:tcW w:w="850" w:type="dxa"/>
-          </w:tcPr>
-          <w:p>
-            <w:pPr>
-              <w:ind w:firstLine="0"/>
-              <w:rPr>
-                <w:rFonts w:cs="Times New Roman"/>
-                <w:szCs w:val="28"/>
-                <w:lang w:val="en-US"/>
-              </w:rPr>
-            </w:pPr>
-            <w:r>
-              <w:rPr>
-                <w:rFonts w:cs="Times New Roman"/>
-                <w:szCs w:val="28"/>
-                <w:lang w:val="en-US"/>
-              </w:rPr>
-              <w:t>Y</w:t>
             </w:r>
           </w:p>
         </w:tc>
@@ -7491,35 +7327,34 @@
           <w:szCs w:val="28"/>
           <w:lang w:val="en-US"/>
         </w:rPr>
-        <w:t xml:space="preserve"> = “DEEIG YWXWXV XFTIG”</w:t>
-      </w:r>
-    </w:p>
-    <w:p>
-      <w:pPr>
-        <w:rPr>
-          <w:rFonts w:cs="Times New Roman"/>
-          <w:szCs w:val="28"/>
+        <w:t xml:space="preserve"> = “</w:t>
+      </w:r>
+      <w:r>
+        <w:rPr>
           <w:lang w:val="en-US"/>
         </w:rPr>
-      </w:pPr>
-    </w:p>
-    <w:p>
-      <w:pPr>
-        <w:rPr>
-          <w:rFonts w:cs="Times New Roman"/>
-          <w:szCs w:val="28"/>
+        <w:t xml:space="preserve">HELLO!!!@@@@ DGFHT WORLD 12345 </w:t>
+      </w:r>
+      <w:r>
+        <w:t>привет</w:t>
+      </w:r>
+      <w:r>
+        <w:rPr>
           <w:lang w:val="en-US"/>
         </w:rPr>
-      </w:pPr>
-    </w:p>
-    <w:p>
-      <w:pPr>
+        <w:t xml:space="preserve"> BYE </w:t>
+      </w:r>
+      <w:r>
+        <w:t>пока</w:t>
+      </w:r>
+      <w:r>
         <w:rPr>
           <w:rFonts w:cs="Times New Roman"/>
           <w:szCs w:val="28"/>
           <w:lang w:val="en-US"/>
         </w:rPr>
-      </w:pPr>
+        <w:t>”</w:t>
+      </w:r>
     </w:p>
     <w:p>
       <w:pPr>
@@ -7622,6 +7457,24 @@
     </w:p>
     <w:p>
       <w:pPr>
+        <w:ind w:firstLine="0"/>
+        <w:rPr>
+          <w:rFonts w:cs="Times New Roman"/>
+          <w:szCs w:val="28"/>
+        </w:rPr>
+      </w:pPr>
+    </w:p>
+    <w:p>
+      <w:pPr>
+        <w:ind w:firstLine="0"/>
+        <w:rPr>
+          <w:rFonts w:cs="Times New Roman"/>
+          <w:szCs w:val="28"/>
+        </w:rPr>
+      </w:pPr>
+    </w:p>
+    <w:p>
+      <w:pPr>
         <w:rPr>
           <w:rFonts w:cs="Times New Roman"/>
           <w:szCs w:val="28"/>
@@ -7634,130 +7487,14 @@
         <w:rPr>
           <w:rFonts w:cs="Times New Roman"/>
           <w:szCs w:val="28"/>
-          <w:lang w:val="en-US"/>
-        </w:rPr>
-      </w:pPr>
-    </w:p>
-    <w:p>
-      <w:pPr>
-        <w:rPr>
-          <w:rFonts w:cs="Times New Roman"/>
-          <w:szCs w:val="28"/>
-          <w:lang w:val="en-US"/>
-        </w:rPr>
-      </w:pPr>
-    </w:p>
-    <w:p>
-      <w:pPr>
-        <w:rPr>
-          <w:rFonts w:cs="Times New Roman"/>
-          <w:szCs w:val="28"/>
-          <w:lang w:val="en-US"/>
-        </w:rPr>
-      </w:pPr>
-    </w:p>
-    <w:p>
-      <w:pPr>
-        <w:rPr>
-          <w:rFonts w:cs="Times New Roman"/>
-          <w:szCs w:val="28"/>
-          <w:lang w:val="en-US"/>
-        </w:rPr>
-      </w:pPr>
-    </w:p>
-    <w:p>
-      <w:pPr>
-        <w:rPr>
-          <w:rFonts w:cs="Times New Roman"/>
-          <w:szCs w:val="28"/>
-          <w:lang w:val="en-US"/>
-        </w:rPr>
-      </w:pPr>
-    </w:p>
-    <w:p>
-      <w:pPr>
-        <w:rPr>
-          <w:rFonts w:cs="Times New Roman"/>
-          <w:szCs w:val="28"/>
-          <w:lang w:val="en-US"/>
-        </w:rPr>
-      </w:pPr>
-    </w:p>
-    <w:p>
-      <w:pPr>
-        <w:rPr>
-          <w:rFonts w:cs="Times New Roman"/>
-          <w:szCs w:val="28"/>
-          <w:lang w:val="en-US"/>
-        </w:rPr>
-      </w:pPr>
-    </w:p>
-    <w:p>
-      <w:pPr>
-        <w:rPr>
-          <w:rFonts w:cs="Times New Roman"/>
-          <w:szCs w:val="28"/>
-          <w:lang w:val="en-US"/>
-        </w:rPr>
-      </w:pPr>
-    </w:p>
-    <w:p>
-      <w:pPr>
-        <w:rPr>
-          <w:rFonts w:cs="Times New Roman"/>
-          <w:szCs w:val="28"/>
-          <w:lang w:val="en-US"/>
-        </w:rPr>
-      </w:pPr>
-    </w:p>
-    <w:p>
-      <w:pPr>
-        <w:rPr>
-          <w:rFonts w:cs="Times New Roman"/>
-          <w:szCs w:val="28"/>
-          <w:lang w:val="en-US"/>
-        </w:rPr>
-      </w:pPr>
-    </w:p>
-    <w:p>
-      <w:pPr>
-        <w:rPr>
-          <w:rFonts w:cs="Times New Roman"/>
-          <w:szCs w:val="28"/>
-          <w:lang w:val="en-US"/>
-        </w:rPr>
-      </w:pPr>
-    </w:p>
-    <w:p>
-      <w:pPr>
-        <w:rPr>
-          <w:rFonts w:cs="Times New Roman"/>
-          <w:szCs w:val="28"/>
-          <w:lang w:val="en-US"/>
-        </w:rPr>
-      </w:pPr>
-    </w:p>
-    <w:p>
-      <w:pPr>
-        <w:rPr>
-          <w:rFonts w:cs="Times New Roman"/>
-          <w:szCs w:val="28"/>
-          <w:lang w:val="en-US"/>
-        </w:rPr>
-      </w:pPr>
-    </w:p>
-    <w:p>
-      <w:pPr>
-        <w:rPr>
-          <w:rFonts w:cs="Times New Roman"/>
-          <w:szCs w:val="28"/>
-        </w:rPr>
-      </w:pPr>
-      <w:r>
-        <w:rPr>
-          <w:rFonts w:cs="Times New Roman"/>
-          <w:szCs w:val="28"/>
-        </w:rPr>
+        </w:rPr>
+      </w:pPr>
+      <w:r>
+        <w:rPr>
+          <w:rFonts w:cs="Times New Roman"/>
+          <w:szCs w:val="28"/>
+        </w:rPr>
+        <w:lastRenderedPageBreak/>
         <w:t>2.</w:t>
       </w:r>
       <w:r>
@@ -7852,7 +7589,7 @@
                     </pic:cNvPicPr>
                   </pic:nvPicPr>
                   <pic:blipFill>
-                    <a:blip r:embed="rId13">
+                    <a:blip r:embed="rId14">
                       <a:extLst>
                         <a:ext uri="{28A0092B-C50C-407E-A947-70E740481C1C}">
                           <a14:useLocalDpi xmlns:a14="http://schemas.microsoft.com/office/drawing/2010/main" val="0"/>
@@ -7945,10 +7682,10 @@
           <w:szCs w:val="28"/>
         </w:rPr>
         <w:drawing>
-          <wp:inline distT="0" distB="0" distL="0" distR="0" wp14:anchorId="2DB5EA43" wp14:editId="747821B4">
-            <wp:extent cx="5940425" cy="1141095"/>
-            <wp:effectExtent l="0" t="0" r="3175" b="1905"/>
-            <wp:docPr id="594891318" name="Рисунок 1"/>
+          <wp:inline distT="0" distB="0" distL="0" distR="0" wp14:anchorId="10D231E1" wp14:editId="1D9580BB">
+            <wp:extent cx="5940425" cy="1038225"/>
+            <wp:effectExtent l="0" t="0" r="3175" b="3175"/>
+            <wp:docPr id="1226699824" name="Рисунок 1"/>
             <wp:cNvGraphicFramePr>
               <a:graphicFrameLocks xmlns:a="http://schemas.openxmlformats.org/drawingml/2006/main" noChangeAspect="1"/>
             </wp:cNvGraphicFramePr>
@@ -7956,59 +7693,7 @@
               <a:graphicData uri="http://schemas.openxmlformats.org/drawingml/2006/picture">
                 <pic:pic xmlns:pic="http://schemas.openxmlformats.org/drawingml/2006/picture">
                   <pic:nvPicPr>
-                    <pic:cNvPr id="594891318" name=""/>
-                    <pic:cNvPicPr/>
-                  </pic:nvPicPr>
-                  <pic:blipFill>
-                    <a:blip r:embed="rId14"/>
-                    <a:stretch>
-                      <a:fillRect/>
-                    </a:stretch>
-                  </pic:blipFill>
-                  <pic:spPr>
-                    <a:xfrm>
-                      <a:off x="0" y="0"/>
-                      <a:ext cx="5940425" cy="1141095"/>
-                    </a:xfrm>
-                    <a:prstGeom prst="rect">
-                      <a:avLst/>
-                    </a:prstGeom>
-                  </pic:spPr>
-                </pic:pic>
-              </a:graphicData>
-            </a:graphic>
-          </wp:inline>
-        </w:drawing>
-      </w:r>
-    </w:p>
-    <w:p>
-      <w:pPr>
-        <w:ind w:firstLine="0"/>
-        <w:rPr>
-          <w:rFonts w:cs="Times New Roman"/>
-          <w:szCs w:val="28"/>
-        </w:rPr>
-      </w:pPr>
-      <w:r>
-        <w:rPr>
-          <w:rFonts w:cs="Times New Roman"/>
-          <w:b/>
-          <w:bCs/>
-          <w:szCs w:val="28"/>
-        </w:rPr>
-        <w:drawing>
-          <wp:inline distT="0" distB="0" distL="0" distR="0" wp14:anchorId="107A6284" wp14:editId="322DB285">
-            <wp:extent cx="5940425" cy="530860"/>
-            <wp:effectExtent l="0" t="0" r="3175" b="2540"/>
-            <wp:docPr id="24455284" name="Рисунок 1"/>
-            <wp:cNvGraphicFramePr>
-              <a:graphicFrameLocks xmlns:a="http://schemas.openxmlformats.org/drawingml/2006/main" noChangeAspect="1"/>
-            </wp:cNvGraphicFramePr>
-            <a:graphic xmlns:a="http://schemas.openxmlformats.org/drawingml/2006/main">
-              <a:graphicData uri="http://schemas.openxmlformats.org/drawingml/2006/picture">
-                <pic:pic xmlns:pic="http://schemas.openxmlformats.org/drawingml/2006/picture">
-                  <pic:nvPicPr>
-                    <pic:cNvPr id="24455284" name=""/>
+                    <pic:cNvPr id="1226699824" name=""/>
                     <pic:cNvPicPr/>
                   </pic:nvPicPr>
                   <pic:blipFill>
@@ -8020,7 +7705,7 @@
                   <pic:spPr>
                     <a:xfrm>
                       <a:off x="0" y="0"/>
-                      <a:ext cx="5940425" cy="530860"/>
+                      <a:ext cx="5940425" cy="1038225"/>
                     </a:xfrm>
                     <a:prstGeom prst="rect">
                       <a:avLst/>
@@ -8044,15 +7729,13 @@
       <w:r>
         <w:rPr>
           <w:rFonts w:cs="Times New Roman"/>
-          <w:b/>
-          <w:bCs/>
           <w:szCs w:val="28"/>
         </w:rPr>
         <w:drawing>
-          <wp:inline distT="0" distB="0" distL="0" distR="0" wp14:anchorId="2C2A88EB" wp14:editId="7B095609">
-            <wp:extent cx="5940425" cy="515620"/>
-            <wp:effectExtent l="0" t="0" r="3175" b="5080"/>
-            <wp:docPr id="1088721939" name="Рисунок 1"/>
+          <wp:inline distT="0" distB="0" distL="0" distR="0" wp14:anchorId="40B2371B" wp14:editId="2673E62C">
+            <wp:extent cx="5940425" cy="485140"/>
+            <wp:effectExtent l="0" t="0" r="3175" b="0"/>
+            <wp:docPr id="94269631" name="Рисунок 1"/>
             <wp:cNvGraphicFramePr>
               <a:graphicFrameLocks xmlns:a="http://schemas.openxmlformats.org/drawingml/2006/main" noChangeAspect="1"/>
             </wp:cNvGraphicFramePr>
@@ -8060,7 +7743,7 @@
               <a:graphicData uri="http://schemas.openxmlformats.org/drawingml/2006/picture">
                 <pic:pic xmlns:pic="http://schemas.openxmlformats.org/drawingml/2006/picture">
                   <pic:nvPicPr>
-                    <pic:cNvPr id="1088721939" name=""/>
+                    <pic:cNvPr id="94269631" name=""/>
                     <pic:cNvPicPr/>
                   </pic:nvPicPr>
                   <pic:blipFill>
@@ -8072,7 +7755,57 @@
                   <pic:spPr>
                     <a:xfrm>
                       <a:off x="0" y="0"/>
-                      <a:ext cx="5940425" cy="515620"/>
+                      <a:ext cx="5940425" cy="485140"/>
+                    </a:xfrm>
+                    <a:prstGeom prst="rect">
+                      <a:avLst/>
+                    </a:prstGeom>
+                  </pic:spPr>
+                </pic:pic>
+              </a:graphicData>
+            </a:graphic>
+          </wp:inline>
+        </w:drawing>
+      </w:r>
+    </w:p>
+    <w:p>
+      <w:pPr>
+        <w:ind w:firstLine="0"/>
+        <w:rPr>
+          <w:rFonts w:cs="Times New Roman"/>
+          <w:szCs w:val="28"/>
+        </w:rPr>
+      </w:pPr>
+      <w:r>
+        <w:rPr>
+          <w:rFonts w:cs="Times New Roman"/>
+          <w:szCs w:val="28"/>
+        </w:rPr>
+        <w:drawing>
+          <wp:inline distT="0" distB="0" distL="0" distR="0" wp14:anchorId="69408D84" wp14:editId="194843A0">
+            <wp:extent cx="5940425" cy="453390"/>
+            <wp:effectExtent l="0" t="0" r="3175" b="3810"/>
+            <wp:docPr id="558437643" name="Рисунок 1"/>
+            <wp:cNvGraphicFramePr>
+              <a:graphicFrameLocks xmlns:a="http://schemas.openxmlformats.org/drawingml/2006/main" noChangeAspect="1"/>
+            </wp:cNvGraphicFramePr>
+            <a:graphic xmlns:a="http://schemas.openxmlformats.org/drawingml/2006/main">
+              <a:graphicData uri="http://schemas.openxmlformats.org/drawingml/2006/picture">
+                <pic:pic xmlns:pic="http://schemas.openxmlformats.org/drawingml/2006/picture">
+                  <pic:nvPicPr>
+                    <pic:cNvPr id="558437643" name=""/>
+                    <pic:cNvPicPr/>
+                  </pic:nvPicPr>
+                  <pic:blipFill>
+                    <a:blip r:embed="rId17"/>
+                    <a:stretch>
+                      <a:fillRect/>
+                    </a:stretch>
+                  </pic:blipFill>
+                  <pic:spPr>
+                    <a:xfrm>
+                      <a:off x="0" y="0"/>
+                      <a:ext cx="5940425" cy="453390"/>
                     </a:xfrm>
                     <a:prstGeom prst="rect">
                       <a:avLst/>
@@ -8755,6 +8488,20 @@
                 <w:szCs w:val="28"/>
               </w:rPr>
             </w:pPr>
+          </w:p>
+        </w:tc>
+        <w:tc>
+          <w:tcPr>
+            <w:tcW w:w="525" w:type="dxa"/>
+          </w:tcPr>
+          <w:p>
+            <w:pPr>
+              <w:ind w:firstLine="0"/>
+              <w:rPr>
+                <w:rFonts w:cs="Times New Roman"/>
+                <w:szCs w:val="28"/>
+              </w:rPr>
+            </w:pPr>
             <w:r>
               <w:rPr>
                 <w:rFonts w:cs="Times New Roman"/>
@@ -8766,11 +8513,12 @@
         </w:tc>
         <w:tc>
           <w:tcPr>
-            <w:tcW w:w="525" w:type="dxa"/>
-          </w:tcPr>
-          <w:p>
-            <w:pPr>
-              <w:ind w:firstLine="0"/>
+            <w:tcW w:w="506" w:type="dxa"/>
+          </w:tcPr>
+          <w:p>
+            <w:pPr>
+              <w:ind w:firstLine="0"/>
+              <w:jc w:val="center"/>
               <w:rPr>
                 <w:rFonts w:cs="Times New Roman"/>
                 <w:szCs w:val="28"/>
@@ -8831,7 +8579,7 @@
         </w:tc>
         <w:tc>
           <w:tcPr>
-            <w:tcW w:w="506" w:type="dxa"/>
+            <w:tcW w:w="539" w:type="dxa"/>
           </w:tcPr>
           <w:p>
             <w:pPr>
@@ -8853,7 +8601,7 @@
         </w:tc>
         <w:tc>
           <w:tcPr>
-            <w:tcW w:w="539" w:type="dxa"/>
+            <w:tcW w:w="492" w:type="dxa"/>
           </w:tcPr>
           <w:p>
             <w:pPr>
@@ -8875,7 +8623,7 @@
         </w:tc>
         <w:tc>
           <w:tcPr>
-            <w:tcW w:w="492" w:type="dxa"/>
+            <w:tcW w:w="424" w:type="dxa"/>
           </w:tcPr>
           <w:p>
             <w:pPr>
@@ -8937,21 +8685,6 @@
               </w:rPr>
               <w:t>Р</w:t>
             </w:r>
-          </w:p>
-        </w:tc>
-        <w:tc>
-          <w:tcPr>
-            <w:tcW w:w="424" w:type="dxa"/>
-          </w:tcPr>
-          <w:p>
-            <w:pPr>
-              <w:ind w:firstLine="0"/>
-              <w:jc w:val="center"/>
-              <w:rPr>
-                <w:rFonts w:cs="Times New Roman"/>
-                <w:szCs w:val="28"/>
-              </w:rPr>
-            </w:pPr>
           </w:p>
         </w:tc>
       </w:tr>
@@ -8977,66 +8710,80 @@
           <w:rFonts w:cs="Times New Roman"/>
           <w:szCs w:val="28"/>
         </w:rPr>
+        <w:t xml:space="preserve">Получаем следующий </w:t>
+      </w:r>
+      <w:proofErr w:type="spellStart"/>
+      <w:r>
+        <w:rPr>
+          <w:rFonts w:cs="Times New Roman"/>
+          <w:szCs w:val="28"/>
+        </w:rPr>
+        <w:t>шифротекст</w:t>
+      </w:r>
+      <w:proofErr w:type="spellEnd"/>
+      <w:r>
+        <w:rPr>
+          <w:rFonts w:cs="Times New Roman"/>
+          <w:szCs w:val="28"/>
+        </w:rPr>
+        <w:t xml:space="preserve"> </w:t>
+      </w:r>
+      <w:r>
+        <w:rPr>
+          <w:rFonts w:cs="Times New Roman"/>
+          <w:szCs w:val="28"/>
+          <w:lang w:val="en-US"/>
+        </w:rPr>
+        <w:t>C</w:t>
+      </w:r>
+      <w:r>
+        <w:rPr>
+          <w:rFonts w:cs="Times New Roman"/>
+          <w:szCs w:val="28"/>
+        </w:rPr>
+        <w:t xml:space="preserve"> = </w:t>
+      </w:r>
+      <w:r>
+        <w:rPr>
+          <w:rFonts w:cs="Times New Roman"/>
+          <w:szCs w:val="28"/>
+        </w:rPr>
+        <w:t>“ЬРИЗПЮЛЁП</w:t>
+      </w:r>
+      <w:r>
+        <w:rPr>
+          <w:rFonts w:cs="Times New Roman"/>
+          <w:szCs w:val="28"/>
+        </w:rPr>
+        <w:t xml:space="preserve"> </w:t>
+      </w:r>
+      <w:r>
+        <w:rPr>
+          <w:rFonts w:cs="Times New Roman"/>
+          <w:szCs w:val="28"/>
+        </w:rPr>
+        <w:t>ЭМЁЛЕГЕУР”</w:t>
+      </w:r>
+    </w:p>
+    <w:p>
+      <w:pPr>
+        <w:ind w:firstLine="0"/>
+        <w:rPr>
+          <w:rFonts w:cs="Times New Roman"/>
+          <w:szCs w:val="28"/>
+        </w:rPr>
+      </w:pPr>
+      <w:r>
+        <w:rPr>
+          <w:rFonts w:cs="Times New Roman"/>
+          <w:szCs w:val="28"/>
+        </w:rPr>
         <w:lastRenderedPageBreak/>
-        <w:t xml:space="preserve">Получаем следующий </w:t>
-      </w:r>
-      <w:proofErr w:type="spellStart"/>
-      <w:r>
-        <w:rPr>
-          <w:rFonts w:cs="Times New Roman"/>
-          <w:szCs w:val="28"/>
-        </w:rPr>
-        <w:t>шифротекст</w:t>
-      </w:r>
-      <w:proofErr w:type="spellEnd"/>
-      <w:r>
-        <w:rPr>
-          <w:rFonts w:cs="Times New Roman"/>
-          <w:szCs w:val="28"/>
-        </w:rPr>
-        <w:t xml:space="preserve"> </w:t>
-      </w:r>
-      <w:r>
-        <w:rPr>
-          <w:rFonts w:cs="Times New Roman"/>
-          <w:szCs w:val="28"/>
-          <w:lang w:val="en-US"/>
-        </w:rPr>
-        <w:t>C</w:t>
-      </w:r>
-      <w:r>
-        <w:rPr>
-          <w:rFonts w:cs="Times New Roman"/>
-          <w:szCs w:val="28"/>
-        </w:rPr>
-        <w:t xml:space="preserve"> = </w:t>
-      </w:r>
-      <w:r>
-        <w:rPr>
-          <w:rFonts w:cs="Times New Roman"/>
-          <w:szCs w:val="28"/>
-        </w:rPr>
-        <w:t>“ЬРИЗПЮЛЁПЭМЁЛЕГЕУР”</w:t>
-      </w:r>
-    </w:p>
-    <w:p>
-      <w:pPr>
-        <w:ind w:firstLine="0"/>
-        <w:rPr>
-          <w:rFonts w:cs="Times New Roman"/>
-          <w:szCs w:val="28"/>
-        </w:rPr>
-      </w:pPr>
-      <w:r>
-        <w:rPr>
-          <w:rFonts w:cs="Times New Roman"/>
-          <w:szCs w:val="28"/>
-        </w:rPr>
         <w:drawing>
-          <wp:inline distT="0" distB="0" distL="0" distR="0" wp14:anchorId="1542B39C" wp14:editId="2A345D45">
-            <wp:extent cx="5940425" cy="1022985"/>
-            <wp:effectExtent l="0" t="0" r="3175" b="5715"/>
-            <wp:docPr id="1293540998" name="Рисунок 1"/>
+          <wp:inline distT="0" distB="0" distL="0" distR="0" wp14:anchorId="4C49BAC0" wp14:editId="6EDBC61E">
+            <wp:extent cx="5940425" cy="1043305"/>
+            <wp:effectExtent l="0" t="0" r="3175" b="0"/>
+            <wp:docPr id="291545429" name="Рисунок 1"/>
             <wp:cNvGraphicFramePr>
               <a:graphicFrameLocks xmlns:a="http://schemas.openxmlformats.org/drawingml/2006/main" noChangeAspect="1"/>
             </wp:cNvGraphicFramePr>
@@ -9044,57 +8791,7 @@
               <a:graphicData uri="http://schemas.openxmlformats.org/drawingml/2006/picture">
                 <pic:pic xmlns:pic="http://schemas.openxmlformats.org/drawingml/2006/picture">
                   <pic:nvPicPr>
-                    <pic:cNvPr id="1293540998" name=""/>
-                    <pic:cNvPicPr/>
-                  </pic:nvPicPr>
-                  <pic:blipFill>
-                    <a:blip r:embed="rId17"/>
-                    <a:stretch>
-                      <a:fillRect/>
-                    </a:stretch>
-                  </pic:blipFill>
-                  <pic:spPr>
-                    <a:xfrm>
-                      <a:off x="0" y="0"/>
-                      <a:ext cx="5940425" cy="1022985"/>
-                    </a:xfrm>
-                    <a:prstGeom prst="rect">
-                      <a:avLst/>
-                    </a:prstGeom>
-                  </pic:spPr>
-                </pic:pic>
-              </a:graphicData>
-            </a:graphic>
-          </wp:inline>
-        </w:drawing>
-      </w:r>
-    </w:p>
-    <w:p>
-      <w:pPr>
-        <w:ind w:firstLine="0"/>
-        <w:rPr>
-          <w:rFonts w:cs="Times New Roman"/>
-          <w:szCs w:val="28"/>
-        </w:rPr>
-      </w:pPr>
-      <w:r>
-        <w:rPr>
-          <w:rFonts w:cs="Times New Roman"/>
-          <w:szCs w:val="28"/>
-        </w:rPr>
-        <w:drawing>
-          <wp:inline distT="0" distB="0" distL="0" distR="0" wp14:anchorId="637426FD" wp14:editId="1DB59DE3">
-            <wp:extent cx="5940425" cy="491490"/>
-            <wp:effectExtent l="0" t="0" r="3175" b="3810"/>
-            <wp:docPr id="619274982" name="Рисунок 1"/>
-            <wp:cNvGraphicFramePr>
-              <a:graphicFrameLocks xmlns:a="http://schemas.openxmlformats.org/drawingml/2006/main" noChangeAspect="1"/>
-            </wp:cNvGraphicFramePr>
-            <a:graphic xmlns:a="http://schemas.openxmlformats.org/drawingml/2006/main">
-              <a:graphicData uri="http://schemas.openxmlformats.org/drawingml/2006/picture">
-                <pic:pic xmlns:pic="http://schemas.openxmlformats.org/drawingml/2006/picture">
-                  <pic:nvPicPr>
-                    <pic:cNvPr id="619274982" name=""/>
+                    <pic:cNvPr id="291545429" name=""/>
                     <pic:cNvPicPr/>
                   </pic:nvPicPr>
                   <pic:blipFill>
@@ -9106,7 +8803,7 @@
                   <pic:spPr>
                     <a:xfrm>
                       <a:off x="0" y="0"/>
-                      <a:ext cx="5940425" cy="491490"/>
+                      <a:ext cx="5940425" cy="1043305"/>
                     </a:xfrm>
                     <a:prstGeom prst="rect">
                       <a:avLst/>
@@ -9133,10 +8830,10 @@
           <w:szCs w:val="28"/>
         </w:rPr>
         <w:drawing>
-          <wp:inline distT="0" distB="0" distL="0" distR="0" wp14:anchorId="53E5B07B" wp14:editId="264EA762">
-            <wp:extent cx="5940425" cy="567055"/>
-            <wp:effectExtent l="0" t="0" r="3175" b="4445"/>
-            <wp:docPr id="2122229035" name="Рисунок 1"/>
+          <wp:inline distT="0" distB="0" distL="0" distR="0" wp14:anchorId="4427FED0" wp14:editId="70388BDB">
+            <wp:extent cx="5940425" cy="432435"/>
+            <wp:effectExtent l="0" t="0" r="3175" b="0"/>
+            <wp:docPr id="432976770" name="Рисунок 1"/>
             <wp:cNvGraphicFramePr>
               <a:graphicFrameLocks xmlns:a="http://schemas.openxmlformats.org/drawingml/2006/main" noChangeAspect="1"/>
             </wp:cNvGraphicFramePr>
@@ -9144,7 +8841,7 @@
               <a:graphicData uri="http://schemas.openxmlformats.org/drawingml/2006/picture">
                 <pic:pic xmlns:pic="http://schemas.openxmlformats.org/drawingml/2006/picture">
                   <pic:nvPicPr>
-                    <pic:cNvPr id="2122229035" name=""/>
+                    <pic:cNvPr id="432976770" name=""/>
                     <pic:cNvPicPr/>
                   </pic:nvPicPr>
                   <pic:blipFill>
@@ -9156,7 +8853,7 @@
                   <pic:spPr>
                     <a:xfrm>
                       <a:off x="0" y="0"/>
-                      <a:ext cx="5940425" cy="567055"/>
+                      <a:ext cx="5940425" cy="432435"/>
                     </a:xfrm>
                     <a:prstGeom prst="rect">
                       <a:avLst/>
@@ -9168,6 +8865,74 @@
           </wp:inline>
         </w:drawing>
       </w:r>
+    </w:p>
+    <w:p>
+      <w:pPr>
+        <w:ind w:firstLine="0"/>
+        <w:rPr>
+          <w:rFonts w:cs="Times New Roman"/>
+          <w:szCs w:val="28"/>
+        </w:rPr>
+      </w:pPr>
+      <w:r>
+        <w:rPr>
+          <w:rFonts w:cs="Times New Roman"/>
+          <w:szCs w:val="28"/>
+        </w:rPr>
+        <w:drawing>
+          <wp:inline distT="0" distB="0" distL="0" distR="0" wp14:anchorId="43620753" wp14:editId="4D4A170A">
+            <wp:extent cx="5940425" cy="445135"/>
+            <wp:effectExtent l="0" t="0" r="3175" b="0"/>
+            <wp:docPr id="701204703" name="Рисунок 1"/>
+            <wp:cNvGraphicFramePr>
+              <a:graphicFrameLocks xmlns:a="http://schemas.openxmlformats.org/drawingml/2006/main" noChangeAspect="1"/>
+            </wp:cNvGraphicFramePr>
+            <a:graphic xmlns:a="http://schemas.openxmlformats.org/drawingml/2006/main">
+              <a:graphicData uri="http://schemas.openxmlformats.org/drawingml/2006/picture">
+                <pic:pic xmlns:pic="http://schemas.openxmlformats.org/drawingml/2006/picture">
+                  <pic:nvPicPr>
+                    <pic:cNvPr id="701204703" name=""/>
+                    <pic:cNvPicPr/>
+                  </pic:nvPicPr>
+                  <pic:blipFill>
+                    <a:blip r:embed="rId20"/>
+                    <a:stretch>
+                      <a:fillRect/>
+                    </a:stretch>
+                  </pic:blipFill>
+                  <pic:spPr>
+                    <a:xfrm>
+                      <a:off x="0" y="0"/>
+                      <a:ext cx="5940425" cy="445135"/>
+                    </a:xfrm>
+                    <a:prstGeom prst="rect">
+                      <a:avLst/>
+                    </a:prstGeom>
+                  </pic:spPr>
+                </pic:pic>
+              </a:graphicData>
+            </a:graphic>
+          </wp:inline>
+        </w:drawing>
+      </w:r>
+    </w:p>
+    <w:p>
+      <w:pPr>
+        <w:ind w:firstLine="0"/>
+        <w:rPr>
+          <w:rFonts w:cs="Times New Roman"/>
+          <w:szCs w:val="28"/>
+        </w:rPr>
+      </w:pPr>
+    </w:p>
+    <w:p>
+      <w:pPr>
+        <w:ind w:firstLine="0"/>
+        <w:rPr>
+          <w:rFonts w:cs="Times New Roman"/>
+          <w:szCs w:val="28"/>
+        </w:rPr>
+      </w:pPr>
     </w:p>
     <w:tbl>
       <w:tblPr>
@@ -9186,7 +8951,7 @@
         <w:gridCol w:w="454"/>
         <w:gridCol w:w="465"/>
         <w:gridCol w:w="461"/>
-        <w:gridCol w:w="454"/>
+        <w:gridCol w:w="461"/>
         <w:gridCol w:w="454"/>
         <w:gridCol w:w="454"/>
         <w:gridCol w:w="454"/>
@@ -9243,6 +9008,50 @@
         </w:tc>
         <w:tc>
           <w:tcPr>
+            <w:tcW w:w="467" w:type="dxa"/>
+          </w:tcPr>
+          <w:p>
+            <w:pPr>
+              <w:ind w:firstLine="0"/>
+              <w:jc w:val="center"/>
+              <w:rPr>
+                <w:rFonts w:cs="Times New Roman"/>
+                <w:szCs w:val="28"/>
+              </w:rPr>
+            </w:pPr>
+            <w:r>
+              <w:rPr>
+                <w:rFonts w:cs="Times New Roman"/>
+                <w:szCs w:val="28"/>
+              </w:rPr>
+              <w:t>И</w:t>
+            </w:r>
+          </w:p>
+        </w:tc>
+        <w:tc>
+          <w:tcPr>
+            <w:tcW w:w="499" w:type="dxa"/>
+          </w:tcPr>
+          <w:p>
+            <w:pPr>
+              <w:ind w:firstLine="0"/>
+              <w:jc w:val="center"/>
+              <w:rPr>
+                <w:rFonts w:cs="Times New Roman"/>
+                <w:szCs w:val="28"/>
+              </w:rPr>
+            </w:pPr>
+            <w:r>
+              <w:rPr>
+                <w:rFonts w:cs="Times New Roman"/>
+                <w:szCs w:val="28"/>
+              </w:rPr>
+              <w:t>В</w:t>
+            </w:r>
+          </w:p>
+        </w:tc>
+        <w:tc>
+          <w:tcPr>
             <w:tcW w:w="454" w:type="dxa"/>
           </w:tcPr>
           <w:p>
@@ -9259,12 +9068,137 @@
                 <w:rFonts w:cs="Times New Roman"/>
                 <w:szCs w:val="28"/>
               </w:rPr>
+              <w:t>Е</w:t>
+            </w:r>
+          </w:p>
+        </w:tc>
+        <w:tc>
+          <w:tcPr>
+            <w:tcW w:w="504" w:type="dxa"/>
+          </w:tcPr>
+          <w:p>
+            <w:pPr>
+              <w:ind w:firstLine="0"/>
+              <w:jc w:val="center"/>
+              <w:rPr>
+                <w:rFonts w:cs="Times New Roman"/>
+                <w:szCs w:val="28"/>
+              </w:rPr>
+            </w:pPr>
+            <w:r>
+              <w:rPr>
+                <w:rFonts w:cs="Times New Roman"/>
+                <w:szCs w:val="28"/>
+              </w:rPr>
+              <w:t>Т</w:t>
+            </w:r>
+          </w:p>
+        </w:tc>
+        <w:tc>
+          <w:tcPr>
+            <w:tcW w:w="454" w:type="dxa"/>
+          </w:tcPr>
+          <w:p>
+            <w:pPr>
+              <w:ind w:firstLine="0"/>
+              <w:jc w:val="center"/>
+              <w:rPr>
+                <w:rFonts w:cs="Times New Roman"/>
+                <w:szCs w:val="28"/>
+              </w:rPr>
+            </w:pPr>
+            <w:r>
+              <w:rPr>
+                <w:rFonts w:cs="Times New Roman"/>
+                <w:szCs w:val="28"/>
+              </w:rPr>
+              <w:t>,</w:t>
+            </w:r>
+          </w:p>
+        </w:tc>
+        <w:tc>
+          <w:tcPr>
+            <w:tcW w:w="454" w:type="dxa"/>
+          </w:tcPr>
+          <w:p>
+            <w:pPr>
+              <w:ind w:firstLine="0"/>
+              <w:jc w:val="center"/>
+              <w:rPr>
+                <w:rFonts w:cs="Times New Roman"/>
+                <w:szCs w:val="28"/>
+              </w:rPr>
+            </w:pPr>
+          </w:p>
+        </w:tc>
+        <w:tc>
+          <w:tcPr>
+            <w:tcW w:w="465" w:type="dxa"/>
+          </w:tcPr>
+          <w:p>
+            <w:pPr>
+              <w:ind w:firstLine="0"/>
+              <w:jc w:val="center"/>
+              <w:rPr>
+                <w:rFonts w:cs="Times New Roman"/>
+                <w:szCs w:val="28"/>
+              </w:rPr>
+            </w:pPr>
+            <w:r>
+              <w:rPr>
+                <w:rFonts w:cs="Times New Roman"/>
+                <w:szCs w:val="28"/>
+              </w:rPr>
+              <w:t>М</w:t>
+            </w:r>
+          </w:p>
+        </w:tc>
+        <w:tc>
+          <w:tcPr>
+            <w:tcW w:w="461" w:type="dxa"/>
+          </w:tcPr>
+          <w:p>
+            <w:pPr>
+              <w:ind w:firstLine="0"/>
+              <w:jc w:val="center"/>
+              <w:rPr>
+                <w:rFonts w:cs="Times New Roman"/>
+                <w:szCs w:val="28"/>
+              </w:rPr>
+            </w:pPr>
+            <w:r>
+              <w:rPr>
+                <w:rFonts w:cs="Times New Roman"/>
+                <w:szCs w:val="28"/>
+              </w:rPr>
               <w:t>И</w:t>
             </w:r>
           </w:p>
         </w:tc>
         <w:tc>
           <w:tcPr>
+            <w:tcW w:w="461" w:type="dxa"/>
+          </w:tcPr>
+          <w:p>
+            <w:pPr>
+              <w:ind w:firstLine="0"/>
+              <w:jc w:val="center"/>
+              <w:rPr>
+                <w:rFonts w:cs="Times New Roman"/>
+                <w:szCs w:val="28"/>
+              </w:rPr>
+            </w:pPr>
+            <w:r>
+              <w:rPr>
+                <w:rFonts w:cs="Times New Roman"/>
+                <w:szCs w:val="28"/>
+              </w:rPr>
+              <w:t>Р</w:t>
+            </w:r>
+          </w:p>
+        </w:tc>
+        <w:tc>
+          <w:tcPr>
             <w:tcW w:w="454" w:type="dxa"/>
           </w:tcPr>
           <w:p>
@@ -9281,7 +9215,7 @@
                 <w:rFonts w:cs="Times New Roman"/>
                 <w:szCs w:val="28"/>
               </w:rPr>
-              <w:t>В</w:t>
+              <w:t>!</w:t>
             </w:r>
           </w:p>
         </w:tc>
@@ -9298,13 +9232,6 @@
                 <w:szCs w:val="28"/>
               </w:rPr>
             </w:pPr>
-            <w:r>
-              <w:rPr>
-                <w:rFonts w:cs="Times New Roman"/>
-                <w:szCs w:val="28"/>
-              </w:rPr>
-              <w:t>Е</w:t>
-            </w:r>
           </w:p>
         </w:tc>
         <w:tc>
@@ -9325,6 +9252,28 @@
                 <w:rFonts w:cs="Times New Roman"/>
                 <w:szCs w:val="28"/>
               </w:rPr>
+              <w:t>Э</w:t>
+            </w:r>
+          </w:p>
+        </w:tc>
+        <w:tc>
+          <w:tcPr>
+            <w:tcW w:w="454" w:type="dxa"/>
+          </w:tcPr>
+          <w:p>
+            <w:pPr>
+              <w:ind w:firstLine="0"/>
+              <w:jc w:val="center"/>
+              <w:rPr>
+                <w:rFonts w:cs="Times New Roman"/>
+                <w:szCs w:val="28"/>
+              </w:rPr>
+            </w:pPr>
+            <w:r>
+              <w:rPr>
+                <w:rFonts w:cs="Times New Roman"/>
+                <w:szCs w:val="28"/>
+              </w:rPr>
               <w:t>Т</w:t>
             </w:r>
           </w:p>
@@ -9347,7 +9296,7 @@
                 <w:rFonts w:cs="Times New Roman"/>
                 <w:szCs w:val="28"/>
               </w:rPr>
-              <w:t>,</w:t>
+              <w:t>О</w:t>
             </w:r>
           </w:p>
         </w:tc>
@@ -9384,197 +9333,13 @@
                 <w:rFonts w:cs="Times New Roman"/>
                 <w:szCs w:val="28"/>
               </w:rPr>
-              <w:t>М</w:t>
-            </w:r>
-          </w:p>
-        </w:tc>
-        <w:tc>
-          <w:tcPr>
-            <w:tcW w:w="454" w:type="dxa"/>
-          </w:tcPr>
-          <w:p>
-            <w:pPr>
-              <w:ind w:firstLine="0"/>
-              <w:jc w:val="center"/>
-              <w:rPr>
-                <w:rFonts w:cs="Times New Roman"/>
-                <w:szCs w:val="28"/>
-              </w:rPr>
-            </w:pPr>
-            <w:r>
-              <w:rPr>
-                <w:rFonts w:cs="Times New Roman"/>
-                <w:szCs w:val="28"/>
-              </w:rPr>
-              <w:t>И</w:t>
-            </w:r>
-          </w:p>
-        </w:tc>
-        <w:tc>
-          <w:tcPr>
-            <w:tcW w:w="454" w:type="dxa"/>
-          </w:tcPr>
-          <w:p>
-            <w:pPr>
-              <w:ind w:firstLine="0"/>
-              <w:jc w:val="center"/>
-              <w:rPr>
-                <w:rFonts w:cs="Times New Roman"/>
-                <w:szCs w:val="28"/>
-              </w:rPr>
-            </w:pPr>
-            <w:r>
-              <w:rPr>
-                <w:rFonts w:cs="Times New Roman"/>
-                <w:szCs w:val="28"/>
-              </w:rPr>
-              <w:t>Р</w:t>
-            </w:r>
-          </w:p>
-        </w:tc>
-        <w:tc>
-          <w:tcPr>
-            <w:tcW w:w="454" w:type="dxa"/>
-          </w:tcPr>
-          <w:p>
-            <w:pPr>
-              <w:ind w:firstLine="0"/>
-              <w:jc w:val="center"/>
-              <w:rPr>
-                <w:rFonts w:cs="Times New Roman"/>
-                <w:szCs w:val="28"/>
-              </w:rPr>
-            </w:pPr>
-            <w:r>
-              <w:rPr>
-                <w:rFonts w:cs="Times New Roman"/>
-                <w:szCs w:val="28"/>
-              </w:rPr>
-              <w:t>!</w:t>
-            </w:r>
-          </w:p>
-        </w:tc>
-        <w:tc>
-          <w:tcPr>
-            <w:tcW w:w="454" w:type="dxa"/>
-          </w:tcPr>
-          <w:p>
-            <w:pPr>
-              <w:ind w:firstLine="0"/>
-              <w:jc w:val="center"/>
-              <w:rPr>
-                <w:rFonts w:cs="Times New Roman"/>
-                <w:szCs w:val="28"/>
-              </w:rPr>
-            </w:pPr>
-          </w:p>
-        </w:tc>
-        <w:tc>
-          <w:tcPr>
-            <w:tcW w:w="454" w:type="dxa"/>
-          </w:tcPr>
-          <w:p>
-            <w:pPr>
-              <w:ind w:firstLine="0"/>
-              <w:jc w:val="center"/>
-              <w:rPr>
-                <w:rFonts w:cs="Times New Roman"/>
-                <w:szCs w:val="28"/>
-              </w:rPr>
-            </w:pPr>
-            <w:r>
-              <w:rPr>
-                <w:rFonts w:cs="Times New Roman"/>
-                <w:szCs w:val="28"/>
-              </w:rPr>
-              <w:t>Э</w:t>
-            </w:r>
-          </w:p>
-        </w:tc>
-        <w:tc>
-          <w:tcPr>
-            <w:tcW w:w="454" w:type="dxa"/>
-          </w:tcPr>
-          <w:p>
-            <w:pPr>
-              <w:ind w:firstLine="0"/>
-              <w:jc w:val="center"/>
-              <w:rPr>
-                <w:rFonts w:cs="Times New Roman"/>
-                <w:szCs w:val="28"/>
-              </w:rPr>
-            </w:pPr>
-            <w:r>
-              <w:rPr>
-                <w:rFonts w:cs="Times New Roman"/>
-                <w:szCs w:val="28"/>
-              </w:rPr>
-              <w:t>Т</w:t>
-            </w:r>
-          </w:p>
-        </w:tc>
-        <w:tc>
-          <w:tcPr>
-            <w:tcW w:w="454" w:type="dxa"/>
-          </w:tcPr>
-          <w:p>
-            <w:pPr>
-              <w:ind w:firstLine="0"/>
-              <w:jc w:val="center"/>
-              <w:rPr>
-                <w:rFonts w:cs="Times New Roman"/>
-                <w:szCs w:val="28"/>
-              </w:rPr>
-            </w:pPr>
-            <w:r>
-              <w:rPr>
-                <w:rFonts w:cs="Times New Roman"/>
-                <w:szCs w:val="28"/>
-              </w:rPr>
-              <w:t>О</w:t>
-            </w:r>
-          </w:p>
-        </w:tc>
-        <w:tc>
-          <w:tcPr>
-            <w:tcW w:w="454" w:type="dxa"/>
-          </w:tcPr>
-          <w:p>
-            <w:pPr>
-              <w:ind w:firstLine="0"/>
-              <w:jc w:val="center"/>
-              <w:rPr>
-                <w:rFonts w:cs="Times New Roman"/>
-                <w:szCs w:val="28"/>
-              </w:rPr>
-            </w:pPr>
-          </w:p>
-        </w:tc>
-        <w:tc>
-          <w:tcPr>
-            <w:tcW w:w="454" w:type="dxa"/>
-          </w:tcPr>
-          <w:p>
-            <w:pPr>
-              <w:ind w:firstLine="0"/>
-              <w:jc w:val="center"/>
-              <w:rPr>
-                <w:rFonts w:cs="Times New Roman"/>
-                <w:szCs w:val="28"/>
-              </w:rPr>
-            </w:pPr>
-            <w:r>
-              <w:rPr>
-                <w:rFonts w:cs="Times New Roman"/>
-                <w:szCs w:val="28"/>
-              </w:rPr>
               <w:t>Ё</w:t>
             </w:r>
           </w:p>
         </w:tc>
         <w:tc>
           <w:tcPr>
-            <w:tcW w:w="454" w:type="dxa"/>
+            <w:tcW w:w="467" w:type="dxa"/>
           </w:tcPr>
           <w:p>
             <w:pPr>
@@ -9642,6 +9407,49 @@
         </w:tc>
         <w:tc>
           <w:tcPr>
+            <w:tcW w:w="467" w:type="dxa"/>
+          </w:tcPr>
+          <w:p>
+            <w:pPr>
+              <w:ind w:firstLine="0"/>
+              <w:rPr>
+                <w:rFonts w:cs="Times New Roman"/>
+                <w:szCs w:val="28"/>
+              </w:rPr>
+            </w:pPr>
+            <w:r>
+              <w:rPr>
+                <w:rFonts w:cs="Times New Roman"/>
+                <w:szCs w:val="28"/>
+              </w:rPr>
+              <w:t>Ж</w:t>
+            </w:r>
+          </w:p>
+        </w:tc>
+        <w:tc>
+          <w:tcPr>
+            <w:tcW w:w="499" w:type="dxa"/>
+          </w:tcPr>
+          <w:p>
+            <w:pPr>
+              <w:ind w:firstLine="0"/>
+              <w:jc w:val="center"/>
+              <w:rPr>
+                <w:rFonts w:cs="Times New Roman"/>
+                <w:szCs w:val="28"/>
+              </w:rPr>
+            </w:pPr>
+            <w:r>
+              <w:rPr>
+                <w:rFonts w:cs="Times New Roman"/>
+                <w:szCs w:val="28"/>
+              </w:rPr>
+              <w:t>Щ</w:t>
+            </w:r>
+          </w:p>
+        </w:tc>
+        <w:tc>
+          <w:tcPr>
             <w:tcW w:w="454" w:type="dxa"/>
           </w:tcPr>
           <w:p>
@@ -9657,7 +9465,28 @@
                 <w:rFonts w:cs="Times New Roman"/>
                 <w:szCs w:val="28"/>
               </w:rPr>
-              <w:t>Ж</w:t>
+              <w:t>П</w:t>
+            </w:r>
+          </w:p>
+        </w:tc>
+        <w:tc>
+          <w:tcPr>
+            <w:tcW w:w="504" w:type="dxa"/>
+          </w:tcPr>
+          <w:p>
+            <w:pPr>
+              <w:ind w:firstLine="0"/>
+              <w:rPr>
+                <w:rFonts w:cs="Times New Roman"/>
+                <w:szCs w:val="28"/>
+              </w:rPr>
+            </w:pPr>
+            <w:r>
+              <w:rPr>
+                <w:rFonts w:cs="Times New Roman"/>
+                <w:szCs w:val="28"/>
+              </w:rPr>
+              <w:t>Ю</w:t>
             </w:r>
           </w:p>
         </w:tc>
@@ -9672,14 +9501,16 @@
               <w:rPr>
                 <w:rFonts w:cs="Times New Roman"/>
                 <w:szCs w:val="28"/>
-              </w:rPr>
-            </w:pPr>
-            <w:r>
-              <w:rPr>
-                <w:rFonts w:cs="Times New Roman"/>
-                <w:szCs w:val="28"/>
-              </w:rPr>
-              <w:t>Щ</w:t>
+                <w:lang w:val="en-US"/>
+              </w:rPr>
+            </w:pPr>
+            <w:r>
+              <w:rPr>
+                <w:rFonts w:cs="Times New Roman"/>
+                <w:szCs w:val="28"/>
+                <w:lang w:val="en-US"/>
+              </w:rPr>
+              <w:t>,</w:t>
             </w:r>
           </w:p>
         </w:tc>
@@ -9690,17 +9521,76 @@
           <w:p>
             <w:pPr>
               <w:ind w:firstLine="0"/>
-              <w:rPr>
-                <w:rFonts w:cs="Times New Roman"/>
-                <w:szCs w:val="28"/>
-              </w:rPr>
-            </w:pPr>
-            <w:r>
-              <w:rPr>
-                <w:rFonts w:cs="Times New Roman"/>
-                <w:szCs w:val="28"/>
-              </w:rPr>
-              <w:t>П</w:t>
+              <w:jc w:val="center"/>
+              <w:rPr>
+                <w:rFonts w:cs="Times New Roman"/>
+                <w:szCs w:val="28"/>
+              </w:rPr>
+            </w:pPr>
+          </w:p>
+        </w:tc>
+        <w:tc>
+          <w:tcPr>
+            <w:tcW w:w="465" w:type="dxa"/>
+          </w:tcPr>
+          <w:p>
+            <w:pPr>
+              <w:ind w:firstLine="0"/>
+              <w:rPr>
+                <w:rFonts w:cs="Times New Roman"/>
+                <w:szCs w:val="28"/>
+              </w:rPr>
+            </w:pPr>
+            <w:r>
+              <w:rPr>
+                <w:rFonts w:cs="Times New Roman"/>
+                <w:szCs w:val="28"/>
+              </w:rPr>
+              <w:t>К</w:t>
+            </w:r>
+          </w:p>
+        </w:tc>
+        <w:tc>
+          <w:tcPr>
+            <w:tcW w:w="461" w:type="dxa"/>
+          </w:tcPr>
+          <w:p>
+            <w:pPr>
+              <w:ind w:firstLine="0"/>
+              <w:jc w:val="center"/>
+              <w:rPr>
+                <w:rFonts w:cs="Times New Roman"/>
+                <w:szCs w:val="28"/>
+              </w:rPr>
+            </w:pPr>
+            <w:r>
+              <w:rPr>
+                <w:rFonts w:cs="Times New Roman"/>
+                <w:szCs w:val="28"/>
+              </w:rPr>
+              <w:t>А</w:t>
+            </w:r>
+          </w:p>
+        </w:tc>
+        <w:tc>
+          <w:tcPr>
+            <w:tcW w:w="461" w:type="dxa"/>
+          </w:tcPr>
+          <w:p>
+            <w:pPr>
+              <w:ind w:firstLine="0"/>
+              <w:jc w:val="center"/>
+              <w:rPr>
+                <w:rFonts w:cs="Times New Roman"/>
+                <w:szCs w:val="28"/>
+              </w:rPr>
+            </w:pPr>
+            <w:r>
+              <w:rPr>
+                <w:rFonts w:cs="Times New Roman"/>
+                <w:szCs w:val="28"/>
+              </w:rPr>
+              <w:t>Ы</w:t>
             </w:r>
           </w:p>
         </w:tc>
@@ -9711,17 +9601,18 @@
           <w:p>
             <w:pPr>
               <w:ind w:firstLine="0"/>
-              <w:rPr>
-                <w:rFonts w:cs="Times New Roman"/>
-                <w:szCs w:val="28"/>
-              </w:rPr>
-            </w:pPr>
-            <w:r>
-              <w:rPr>
-                <w:rFonts w:cs="Times New Roman"/>
-                <w:szCs w:val="28"/>
-              </w:rPr>
-              <w:t>Ю</w:t>
+              <w:jc w:val="center"/>
+              <w:rPr>
+                <w:rFonts w:cs="Times New Roman"/>
+                <w:szCs w:val="28"/>
+              </w:rPr>
+            </w:pPr>
+            <w:r>
+              <w:rPr>
+                <w:rFonts w:cs="Times New Roman"/>
+                <w:szCs w:val="28"/>
+              </w:rPr>
+              <w:t>!</w:t>
             </w:r>
           </w:p>
         </w:tc>
@@ -9736,17 +9627,8 @@
               <w:rPr>
                 <w:rFonts w:cs="Times New Roman"/>
                 <w:szCs w:val="28"/>
-                <w:lang w:val="en-US"/>
-              </w:rPr>
-            </w:pPr>
-            <w:r>
-              <w:rPr>
-                <w:rFonts w:cs="Times New Roman"/>
-                <w:szCs w:val="28"/>
-                <w:lang w:val="en-US"/>
-              </w:rPr>
-              <w:t>,</w:t>
-            </w:r>
+              </w:rPr>
+            </w:pPr>
           </w:p>
         </w:tc>
         <w:tc>
@@ -9767,7 +9649,7 @@
                 <w:rFonts w:cs="Times New Roman"/>
                 <w:szCs w:val="28"/>
               </w:rPr>
-              <w:t>К</w:t>
+              <w:t>И</w:t>
             </w:r>
           </w:p>
         </w:tc>
@@ -9778,17 +9660,18 @@
           <w:p>
             <w:pPr>
               <w:ind w:firstLine="0"/>
-              <w:rPr>
-                <w:rFonts w:cs="Times New Roman"/>
-                <w:szCs w:val="28"/>
-              </w:rPr>
-            </w:pPr>
-            <w:r>
-              <w:rPr>
-                <w:rFonts w:cs="Times New Roman"/>
-                <w:szCs w:val="28"/>
-              </w:rPr>
-              <w:t>А</w:t>
+              <w:jc w:val="center"/>
+              <w:rPr>
+                <w:rFonts w:cs="Times New Roman"/>
+                <w:szCs w:val="28"/>
+              </w:rPr>
+            </w:pPr>
+            <w:r>
+              <w:rPr>
+                <w:rFonts w:cs="Times New Roman"/>
+                <w:szCs w:val="28"/>
+              </w:rPr>
+              <w:t>Р</w:t>
             </w:r>
           </w:p>
         </w:tc>
@@ -9810,7 +9693,7 @@
                 <w:rFonts w:cs="Times New Roman"/>
                 <w:szCs w:val="28"/>
               </w:rPr>
-              <w:t>Ы</w:t>
+              <w:t>Ё</w:t>
             </w:r>
           </w:p>
         </w:tc>
@@ -9827,13 +9710,6 @@
                 <w:szCs w:val="28"/>
               </w:rPr>
             </w:pPr>
-            <w:r>
-              <w:rPr>
-                <w:rFonts w:cs="Times New Roman"/>
-                <w:szCs w:val="28"/>
-              </w:rPr>
-              <w:t>!</w:t>
-            </w:r>
           </w:p>
         </w:tc>
         <w:tc>
@@ -9854,84 +9730,17 @@
                 <w:rFonts w:cs="Times New Roman"/>
                 <w:szCs w:val="28"/>
               </w:rPr>
-              <w:t>И</w:t>
-            </w:r>
-          </w:p>
-        </w:tc>
-        <w:tc>
-          <w:tcPr>
-            <w:tcW w:w="454" w:type="dxa"/>
-          </w:tcPr>
-          <w:p>
-            <w:pPr>
-              <w:ind w:firstLine="0"/>
-              <w:jc w:val="center"/>
-              <w:rPr>
-                <w:rFonts w:cs="Times New Roman"/>
-                <w:szCs w:val="28"/>
-              </w:rPr>
-            </w:pPr>
-            <w:r>
-              <w:rPr>
-                <w:rFonts w:cs="Times New Roman"/>
-                <w:szCs w:val="28"/>
-              </w:rPr>
               <w:t>Р</w:t>
             </w:r>
           </w:p>
         </w:tc>
         <w:tc>
           <w:tcPr>
-            <w:tcW w:w="454" w:type="dxa"/>
-          </w:tcPr>
-          <w:p>
-            <w:pPr>
-              <w:ind w:firstLine="0"/>
-              <w:jc w:val="center"/>
-              <w:rPr>
-                <w:rFonts w:cs="Times New Roman"/>
-                <w:szCs w:val="28"/>
-              </w:rPr>
-            </w:pPr>
-            <w:r>
-              <w:rPr>
-                <w:rFonts w:cs="Times New Roman"/>
-                <w:szCs w:val="28"/>
-              </w:rPr>
-              <w:t>Ё</w:t>
-            </w:r>
-          </w:p>
-        </w:tc>
-        <w:tc>
-          <w:tcPr>
-            <w:tcW w:w="454" w:type="dxa"/>
-          </w:tcPr>
-          <w:p>
-            <w:pPr>
-              <w:ind w:firstLine="0"/>
-              <w:jc w:val="center"/>
-              <w:rPr>
-                <w:rFonts w:cs="Times New Roman"/>
-                <w:szCs w:val="28"/>
-              </w:rPr>
-            </w:pPr>
-            <w:r>
-              <w:rPr>
-                <w:rFonts w:cs="Times New Roman"/>
-                <w:szCs w:val="28"/>
-              </w:rPr>
-              <w:t>Р</w:t>
-            </w:r>
-          </w:p>
-        </w:tc>
-        <w:tc>
-          <w:tcPr>
-            <w:tcW w:w="454" w:type="dxa"/>
-          </w:tcPr>
-          <w:p>
-            <w:pPr>
-              <w:ind w:firstLine="0"/>
-              <w:jc w:val="center"/>
+            <w:tcW w:w="467" w:type="dxa"/>
+          </w:tcPr>
+          <w:p>
+            <w:pPr>
+              <w:ind w:firstLine="0"/>
               <w:rPr>
                 <w:rFonts w:cs="Times New Roman"/>
                 <w:szCs w:val="28"/>
@@ -9944,50 +9753,6 @@
               </w:rPr>
               <w:t>Т</w:t>
             </w:r>
-          </w:p>
-        </w:tc>
-        <w:tc>
-          <w:tcPr>
-            <w:tcW w:w="454" w:type="dxa"/>
-          </w:tcPr>
-          <w:p>
-            <w:pPr>
-              <w:ind w:firstLine="0"/>
-              <w:jc w:val="center"/>
-              <w:rPr>
-                <w:rFonts w:cs="Times New Roman"/>
-                <w:szCs w:val="28"/>
-              </w:rPr>
-            </w:pPr>
-          </w:p>
-        </w:tc>
-        <w:tc>
-          <w:tcPr>
-            <w:tcW w:w="454" w:type="dxa"/>
-          </w:tcPr>
-          <w:p>
-            <w:pPr>
-              <w:ind w:firstLine="0"/>
-              <w:jc w:val="center"/>
-              <w:rPr>
-                <w:rFonts w:cs="Times New Roman"/>
-                <w:szCs w:val="28"/>
-              </w:rPr>
-            </w:pPr>
-          </w:p>
-        </w:tc>
-        <w:tc>
-          <w:tcPr>
-            <w:tcW w:w="454" w:type="dxa"/>
-          </w:tcPr>
-          <w:p>
-            <w:pPr>
-              <w:ind w:firstLine="0"/>
-              <w:rPr>
-                <w:rFonts w:cs="Times New Roman"/>
-                <w:szCs w:val="28"/>
-              </w:rPr>
-            </w:pPr>
           </w:p>
         </w:tc>
       </w:tr>
@@ -10046,7 +9811,6 @@
         </w:rPr>
         <w:t xml:space="preserve"> = “</w:t>
       </w:r>
-      <w:proofErr w:type="gramStart"/>
       <w:r>
         <w:rPr>
           <w:rFonts w:cs="Times New Roman"/>
@@ -10066,9 +9830,15 @@
           <w:rFonts w:cs="Times New Roman"/>
           <w:szCs w:val="28"/>
         </w:rPr>
+        <w:t xml:space="preserve"> </w:t>
+      </w:r>
+      <w:r>
+        <w:rPr>
+          <w:rFonts w:cs="Times New Roman"/>
+          <w:szCs w:val="28"/>
+        </w:rPr>
         <w:t>КАЫ</w:t>
       </w:r>
-      <w:proofErr w:type="gramEnd"/>
       <w:r>
         <w:rPr>
           <w:rFonts w:cs="Times New Roman"/>
@@ -10081,7 +9851,28 @@
           <w:rFonts w:cs="Times New Roman"/>
           <w:szCs w:val="28"/>
         </w:rPr>
-        <w:t>ИРЁРТ</w:t>
+        <w:t xml:space="preserve"> </w:t>
+      </w:r>
+      <w:r>
+        <w:rPr>
+          <w:rFonts w:cs="Times New Roman"/>
+          <w:szCs w:val="28"/>
+        </w:rPr>
+        <w:t>ИРЁ</w:t>
+      </w:r>
+      <w:r>
+        <w:rPr>
+          <w:rFonts w:cs="Times New Roman"/>
+          <w:szCs w:val="28"/>
+        </w:rPr>
+        <w:t xml:space="preserve"> </w:t>
+      </w:r>
+      <w:r>
+        <w:rPr>
+          <w:rFonts w:cs="Times New Roman"/>
+          <w:szCs w:val="28"/>
+        </w:rPr>
+        <w:t>РТ</w:t>
       </w:r>
       <w:r>
         <w:rPr>
@@ -10090,6 +9881,33 @@
         </w:rPr>
         <w:t>”</w:t>
       </w:r>
+    </w:p>
+    <w:p>
+      <w:pPr>
+        <w:ind w:firstLine="0"/>
+        <w:rPr>
+          <w:rFonts w:cs="Times New Roman"/>
+          <w:szCs w:val="28"/>
+        </w:rPr>
+      </w:pPr>
+    </w:p>
+    <w:p>
+      <w:pPr>
+        <w:ind w:firstLine="0"/>
+        <w:rPr>
+          <w:rFonts w:cs="Times New Roman"/>
+          <w:szCs w:val="28"/>
+        </w:rPr>
+      </w:pPr>
+    </w:p>
+    <w:p>
+      <w:pPr>
+        <w:ind w:firstLine="0"/>
+        <w:rPr>
+          <w:rFonts w:cs="Times New Roman"/>
+          <w:szCs w:val="28"/>
+        </w:rPr>
+      </w:pPr>
     </w:p>
     <w:p>
       <w:pPr>
@@ -10192,6 +10010,7 @@
       <w:r>
         <w:rPr>
           <w:rFonts w:cs="Times New Roman"/>
+          <w:noProof/>
           <w:szCs w:val="28"/>
         </w:rPr>
         <w:drawing>
@@ -10210,7 +10029,7 @@
                     <pic:cNvPicPr/>
                   </pic:nvPicPr>
                   <pic:blipFill>
-                    <a:blip r:embed="rId20"/>
+                    <a:blip r:embed="rId21"/>
                     <a:stretch>
                       <a:fillRect/>
                     </a:stretch>
@@ -10233,6 +10052,7 @@
       <w:r>
         <w:rPr>
           <w:rFonts w:cs="Times New Roman"/>
+          <w:noProof/>
           <w:szCs w:val="28"/>
         </w:rPr>
         <w:drawing>
@@ -10251,7 +10071,7 @@
                     <pic:cNvPicPr/>
                   </pic:nvPicPr>
                   <pic:blipFill>
-                    <a:blip r:embed="rId21"/>
+                    <a:blip r:embed="rId22"/>
                     <a:stretch>
                       <a:fillRect/>
                     </a:stretch>
@@ -10283,6 +10103,7 @@
       <w:r>
         <w:rPr>
           <w:rFonts w:cs="Times New Roman"/>
+          <w:noProof/>
           <w:szCs w:val="28"/>
         </w:rPr>
         <w:drawing>
@@ -10301,7 +10122,7 @@
                     <pic:cNvPicPr/>
                   </pic:nvPicPr>
                   <pic:blipFill>
-                    <a:blip r:embed="rId22"/>
+                    <a:blip r:embed="rId23"/>
                     <a:stretch>
                       <a:fillRect/>
                     </a:stretch>
@@ -10550,7 +10371,21 @@
           <w:rFonts w:cs="Times New Roman"/>
           <w:szCs w:val="28"/>
         </w:rPr>
-        <w:t>Плейфера</w:t>
+        <w:t>Плейфе</w:t>
+      </w:r>
+      <w:r>
+        <w:rPr>
+          <w:rFonts w:cs="Times New Roman"/>
+          <w:szCs w:val="28"/>
+        </w:rPr>
+        <w:t>й</w:t>
+      </w:r>
+      <w:r>
+        <w:rPr>
+          <w:rFonts w:cs="Times New Roman"/>
+          <w:szCs w:val="28"/>
+        </w:rPr>
+        <w:t>ра</w:t>
       </w:r>
       <w:proofErr w:type="spellEnd"/>
       <w:r>
@@ -10611,7 +10446,21 @@
           <w:rFonts w:cs="Times New Roman"/>
           <w:szCs w:val="28"/>
         </w:rPr>
-        <w:t>Плейфера</w:t>
+        <w:t>Плейфе</w:t>
+      </w:r>
+      <w:r>
+        <w:rPr>
+          <w:rFonts w:cs="Times New Roman"/>
+          <w:szCs w:val="28"/>
+        </w:rPr>
+        <w:t>й</w:t>
+      </w:r>
+      <w:r>
+        <w:rPr>
+          <w:rFonts w:cs="Times New Roman"/>
+          <w:szCs w:val="28"/>
+        </w:rPr>
+        <w:t>ра</w:t>
       </w:r>
       <w:proofErr w:type="spellEnd"/>
       <w:r>
@@ -10635,7 +10484,21 @@
           <w:rFonts w:cs="Times New Roman"/>
           <w:szCs w:val="28"/>
         </w:rPr>
-        <w:t xml:space="preserve"> шифрам и использует четыре таблицы 5×5 для замены биграмм, что усложняет простую частотную атаку на отдельные буквы. Однако даже с двумя ключами и несколькими таблицами шифр остаётся уязвимым к известным атакам на биграммы (индекс совпадений, анализ перестановок в таблицах) и перебору ключей при достаточном объёме </w:t>
+        <w:t xml:space="preserve"> шифрам и использует четыре таблицы 5×5 для замены биграмм, что усложняет простую частотную атаку на отдельные буквы. Однако даже с </w:t>
+      </w:r>
+      <w:r>
+        <w:rPr>
+          <w:rFonts w:cs="Times New Roman"/>
+          <w:szCs w:val="28"/>
+        </w:rPr>
+        <w:t>четырьмя</w:t>
+      </w:r>
+      <w:r>
+        <w:rPr>
+          <w:rFonts w:cs="Times New Roman"/>
+          <w:szCs w:val="28"/>
+        </w:rPr>
+        <w:t xml:space="preserve"> ключами и </w:t>
       </w:r>
       <w:proofErr w:type="spellStart"/>
       <w:r>
@@ -10643,6 +10506,22 @@
           <w:rFonts w:cs="Times New Roman"/>
           <w:szCs w:val="28"/>
         </w:rPr>
+        <w:t>четырмя</w:t>
+      </w:r>
+      <w:proofErr w:type="spellEnd"/>
+      <w:r>
+        <w:rPr>
+          <w:rFonts w:cs="Times New Roman"/>
+          <w:szCs w:val="28"/>
+        </w:rPr>
+        <w:t xml:space="preserve"> таблицами шифр остаётся уязвимым к известным атакам на биграммы (индекс совпадений, анализ перестановок в таблицах) и перебору ключей при достаточном объёме </w:t>
+      </w:r>
+      <w:proofErr w:type="spellStart"/>
+      <w:r>
+        <w:rPr>
+          <w:rFonts w:cs="Times New Roman"/>
+          <w:szCs w:val="28"/>
+        </w:rPr>
         <w:t>шифротекста</w:t>
       </w:r>
       <w:proofErr w:type="spellEnd"/>
@@ -10768,7 +10647,6 @@
         <w:rPr>
           <w:rFonts w:cs="Times New Roman"/>
           <w:szCs w:val="28"/>
-          <w:lang w:val="en-US"/>
         </w:rPr>
       </w:pPr>
       <w:r>
@@ -10812,7 +10690,7 @@
       </w:r>
     </w:p>
     <w:sectPr>
-      <w:footerReference w:type="default" r:id="rId23"/>
+      <w:footerReference w:type="default" r:id="rId24"/>
       <w:pgSz w:w="11906" w:h="16838"/>
       <w:pgMar w:top="1134" w:right="850" w:bottom="1134" w:left="1701" w:header="709" w:footer="227" w:gutter="0"/>
       <w:cols w:space="708"/>

--- a/lab1/Отчёт по лабораторной работе.docx
+++ b/lab1/Отчёт по лабораторной работе.docx
@@ -1391,6 +1391,7 @@
       <w:r>
         <w:rPr>
           <w:rFonts w:cs="Times New Roman"/>
+          <w:noProof/>
           <w:szCs w:val="28"/>
           <w:lang w:val="en-US"/>
         </w:rPr>
@@ -1442,6 +1443,7 @@
       <w:r>
         <w:rPr>
           <w:rFonts w:cs="Times New Roman"/>
+          <w:noProof/>
           <w:szCs w:val="28"/>
           <w:lang w:val="en-US"/>
         </w:rPr>
@@ -1493,6 +1495,7 @@
       <w:r>
         <w:rPr>
           <w:rFonts w:cs="Times New Roman"/>
+          <w:noProof/>
           <w:szCs w:val="28"/>
         </w:rPr>
         <w:drawing>
@@ -4319,6 +4322,1458 @@
           <w:rFonts w:cs="Times New Roman"/>
           <w:szCs w:val="28"/>
         </w:rPr>
+        <w:t xml:space="preserve">Разбор </w:t>
+      </w:r>
+      <w:proofErr w:type="spellStart"/>
+      <w:r>
+        <w:rPr>
+          <w:rFonts w:cs="Times New Roman"/>
+          <w:szCs w:val="28"/>
+        </w:rPr>
+        <w:t>шифртекстов</w:t>
+      </w:r>
+      <w:proofErr w:type="spellEnd"/>
+      <w:r>
+        <w:rPr>
+          <w:rFonts w:cs="Times New Roman"/>
+          <w:szCs w:val="28"/>
+        </w:rPr>
+        <w:t xml:space="preserve"> отдельно по парам символов</w:t>
+      </w:r>
+    </w:p>
+    <w:tbl>
+      <w:tblPr>
+        <w:tblStyle w:val="a9"/>
+        <w:tblW w:w="0" w:type="auto"/>
+        <w:tblLook w:val="04A0" w:firstRow="1" w:lastRow="0" w:firstColumn="1" w:lastColumn="0" w:noHBand="0" w:noVBand="1"/>
+      </w:tblPr>
+      <w:tblGrid>
+        <w:gridCol w:w="508"/>
+        <w:gridCol w:w="519"/>
+        <w:gridCol w:w="496"/>
+        <w:gridCol w:w="520"/>
+        <w:gridCol w:w="520"/>
+        <w:gridCol w:w="579"/>
+        <w:gridCol w:w="519"/>
+        <w:gridCol w:w="531"/>
+        <w:gridCol w:w="496"/>
+        <w:gridCol w:w="531"/>
+        <w:gridCol w:w="519"/>
+        <w:gridCol w:w="531"/>
+        <w:gridCol w:w="519"/>
+        <w:gridCol w:w="507"/>
+        <w:gridCol w:w="507"/>
+        <w:gridCol w:w="507"/>
+        <w:gridCol w:w="531"/>
+        <w:gridCol w:w="505"/>
+      </w:tblGrid>
+      <w:tr>
+        <w:tc>
+          <w:tcPr>
+            <w:tcW w:w="507" w:type="dxa"/>
+          </w:tcPr>
+          <w:p>
+            <w:pPr>
+              <w:ind w:firstLine="0"/>
+              <w:rPr>
+                <w:rFonts w:cs="Times New Roman"/>
+                <w:sz w:val="20"/>
+                <w:szCs w:val="20"/>
+                <w:lang w:val="en-US"/>
+              </w:rPr>
+            </w:pPr>
+            <w:r>
+              <w:rPr>
+                <w:rFonts w:cs="Times New Roman"/>
+                <w:sz w:val="20"/>
+                <w:szCs w:val="20"/>
+                <w:lang w:val="en-US"/>
+              </w:rPr>
+              <w:t>TH</w:t>
+            </w:r>
+          </w:p>
+        </w:tc>
+        <w:tc>
+          <w:tcPr>
+            <w:tcW w:w="519" w:type="dxa"/>
+          </w:tcPr>
+          <w:p>
+            <w:pPr>
+              <w:ind w:firstLine="0"/>
+              <w:rPr>
+                <w:rFonts w:cs="Times New Roman"/>
+                <w:sz w:val="20"/>
+                <w:szCs w:val="20"/>
+                <w:lang w:val="ru-BY"/>
+              </w:rPr>
+            </w:pPr>
+            <w:r>
+              <w:rPr>
+                <w:rFonts w:cs="Times New Roman"/>
+                <w:sz w:val="20"/>
+                <w:szCs w:val="20"/>
+                <w:lang w:val="ru-BY"/>
+              </w:rPr>
+              <w:t>EQ</w:t>
+            </w:r>
+          </w:p>
+        </w:tc>
+        <w:tc>
+          <w:tcPr>
+            <w:tcW w:w="495" w:type="dxa"/>
+          </w:tcPr>
+          <w:p>
+            <w:pPr>
+              <w:ind w:firstLine="0"/>
+              <w:rPr>
+                <w:rFonts w:cs="Times New Roman"/>
+                <w:sz w:val="20"/>
+                <w:szCs w:val="20"/>
+                <w:lang w:val="ru-BY"/>
+              </w:rPr>
+            </w:pPr>
+            <w:r>
+              <w:rPr>
+                <w:rFonts w:cs="Times New Roman"/>
+                <w:sz w:val="20"/>
+                <w:szCs w:val="20"/>
+                <w:lang w:val="ru-BY"/>
+              </w:rPr>
+              <w:t>UI</w:t>
+            </w:r>
+          </w:p>
+        </w:tc>
+        <w:tc>
+          <w:tcPr>
+            <w:tcW w:w="520" w:type="dxa"/>
+          </w:tcPr>
+          <w:p>
+            <w:pPr>
+              <w:ind w:firstLine="0"/>
+              <w:rPr>
+                <w:rFonts w:cs="Times New Roman"/>
+                <w:sz w:val="20"/>
+                <w:szCs w:val="20"/>
+                <w:lang w:val="ru-BY"/>
+              </w:rPr>
+            </w:pPr>
+            <w:r>
+              <w:rPr>
+                <w:rFonts w:cs="Times New Roman"/>
+                <w:sz w:val="20"/>
+                <w:szCs w:val="20"/>
+                <w:lang w:val="ru-BY"/>
+              </w:rPr>
+              <w:t>CK</w:t>
+            </w:r>
+          </w:p>
+        </w:tc>
+        <w:tc>
+          <w:tcPr>
+            <w:tcW w:w="520" w:type="dxa"/>
+          </w:tcPr>
+          <w:p>
+            <w:pPr>
+              <w:ind w:firstLine="0"/>
+              <w:rPr>
+                <w:rFonts w:cs="Times New Roman"/>
+                <w:sz w:val="20"/>
+                <w:szCs w:val="20"/>
+                <w:lang w:val="ru-BY"/>
+              </w:rPr>
+            </w:pPr>
+            <w:r>
+              <w:rPr>
+                <w:rFonts w:cs="Times New Roman"/>
+                <w:sz w:val="20"/>
+                <w:szCs w:val="20"/>
+                <w:lang w:val="ru-BY"/>
+              </w:rPr>
+              <w:t>BR</w:t>
+            </w:r>
+          </w:p>
+        </w:tc>
+        <w:tc>
+          <w:tcPr>
+            <w:tcW w:w="580" w:type="dxa"/>
+          </w:tcPr>
+          <w:p>
+            <w:pPr>
+              <w:ind w:firstLine="0"/>
+              <w:rPr>
+                <w:rFonts w:cs="Times New Roman"/>
+                <w:sz w:val="20"/>
+                <w:szCs w:val="20"/>
+                <w:lang w:val="ru-BY"/>
+              </w:rPr>
+            </w:pPr>
+            <w:r>
+              <w:rPr>
+                <w:rFonts w:cs="Times New Roman"/>
+                <w:sz w:val="20"/>
+                <w:szCs w:val="20"/>
+                <w:lang w:val="ru-BY"/>
+              </w:rPr>
+              <w:t>OW</w:t>
+            </w:r>
+          </w:p>
+        </w:tc>
+        <w:tc>
+          <w:tcPr>
+            <w:tcW w:w="520" w:type="dxa"/>
+          </w:tcPr>
+          <w:p>
+            <w:pPr>
+              <w:ind w:firstLine="0"/>
+              <w:rPr>
+                <w:rFonts w:cs="Times New Roman"/>
+                <w:sz w:val="20"/>
+                <w:szCs w:val="20"/>
+                <w:lang w:val="ru-BY"/>
+              </w:rPr>
+            </w:pPr>
+            <w:r>
+              <w:rPr>
+                <w:rFonts w:cs="Times New Roman"/>
+                <w:sz w:val="20"/>
+                <w:szCs w:val="20"/>
+                <w:lang w:val="ru-BY"/>
+              </w:rPr>
+              <w:t>NF</w:t>
+            </w:r>
+          </w:p>
+        </w:tc>
+        <w:tc>
+          <w:tcPr>
+            <w:tcW w:w="532" w:type="dxa"/>
+          </w:tcPr>
+          <w:p>
+            <w:pPr>
+              <w:ind w:firstLine="0"/>
+              <w:rPr>
+                <w:rFonts w:cs="Times New Roman"/>
+                <w:sz w:val="20"/>
+                <w:szCs w:val="20"/>
+                <w:lang w:val="ru-BY"/>
+              </w:rPr>
+            </w:pPr>
+            <w:r>
+              <w:rPr>
+                <w:rFonts w:cs="Times New Roman"/>
+                <w:sz w:val="20"/>
+                <w:szCs w:val="20"/>
+                <w:lang w:val="ru-BY"/>
+              </w:rPr>
+              <w:t>OX</w:t>
+            </w:r>
+          </w:p>
+        </w:tc>
+        <w:tc>
+          <w:tcPr>
+            <w:tcW w:w="496" w:type="dxa"/>
+          </w:tcPr>
+          <w:p>
+            <w:pPr>
+              <w:ind w:firstLine="0"/>
+              <w:rPr>
+                <w:rFonts w:cs="Times New Roman"/>
+                <w:sz w:val="20"/>
+                <w:szCs w:val="20"/>
+                <w:lang w:val="ru-BY"/>
+              </w:rPr>
+            </w:pPr>
+            <w:r>
+              <w:rPr>
+                <w:rFonts w:cs="Times New Roman"/>
+                <w:sz w:val="20"/>
+                <w:szCs w:val="20"/>
+                <w:lang w:val="ru-BY"/>
+              </w:rPr>
+              <w:t>JU</w:t>
+            </w:r>
+          </w:p>
+        </w:tc>
+        <w:tc>
+          <w:tcPr>
+            <w:tcW w:w="532" w:type="dxa"/>
+          </w:tcPr>
+          <w:p>
+            <w:pPr>
+              <w:ind w:firstLine="0"/>
+              <w:rPr>
+                <w:rFonts w:cs="Times New Roman"/>
+                <w:sz w:val="20"/>
+                <w:szCs w:val="20"/>
+                <w:lang w:val="ru-BY"/>
+              </w:rPr>
+            </w:pPr>
+            <w:r>
+              <w:rPr>
+                <w:rFonts w:cs="Times New Roman"/>
+                <w:sz w:val="20"/>
+                <w:szCs w:val="20"/>
+                <w:lang w:val="ru-BY"/>
+              </w:rPr>
+              <w:t>MP</w:t>
+            </w:r>
+          </w:p>
+        </w:tc>
+        <w:tc>
+          <w:tcPr>
+            <w:tcW w:w="520" w:type="dxa"/>
+          </w:tcPr>
+          <w:p>
+            <w:pPr>
+              <w:ind w:firstLine="0"/>
+              <w:rPr>
+                <w:rFonts w:cs="Times New Roman"/>
+                <w:sz w:val="20"/>
+                <w:szCs w:val="20"/>
+                <w:lang w:val="ru-BY"/>
+              </w:rPr>
+            </w:pPr>
+            <w:r>
+              <w:rPr>
+                <w:rFonts w:cs="Times New Roman"/>
+                <w:sz w:val="20"/>
+                <w:szCs w:val="20"/>
+                <w:lang w:val="ru-BY"/>
+              </w:rPr>
+              <w:t>SO</w:t>
+            </w:r>
+          </w:p>
+        </w:tc>
+        <w:tc>
+          <w:tcPr>
+            <w:tcW w:w="532" w:type="dxa"/>
+          </w:tcPr>
+          <w:p>
+            <w:pPr>
+              <w:ind w:firstLine="0"/>
+              <w:rPr>
+                <w:rFonts w:cs="Times New Roman"/>
+                <w:sz w:val="20"/>
+                <w:szCs w:val="20"/>
+                <w:lang w:val="ru-BY"/>
+              </w:rPr>
+            </w:pPr>
+            <w:r>
+              <w:rPr>
+                <w:rFonts w:cs="Times New Roman"/>
+                <w:sz w:val="20"/>
+                <w:szCs w:val="20"/>
+                <w:lang w:val="ru-BY"/>
+              </w:rPr>
+              <w:t>VE</w:t>
+            </w:r>
+          </w:p>
+        </w:tc>
+        <w:tc>
+          <w:tcPr>
+            <w:tcW w:w="520" w:type="dxa"/>
+          </w:tcPr>
+          <w:p>
+            <w:pPr>
+              <w:ind w:firstLine="0"/>
+              <w:rPr>
+                <w:rFonts w:cs="Times New Roman"/>
+                <w:sz w:val="20"/>
+                <w:szCs w:val="20"/>
+                <w:lang w:val="ru-BY"/>
+              </w:rPr>
+            </w:pPr>
+            <w:r>
+              <w:rPr>
+                <w:rFonts w:cs="Times New Roman"/>
+                <w:sz w:val="20"/>
+                <w:szCs w:val="20"/>
+                <w:lang w:val="ru-BY"/>
+              </w:rPr>
+              <w:t>RT</w:t>
+            </w:r>
+          </w:p>
+        </w:tc>
+        <w:tc>
+          <w:tcPr>
+            <w:tcW w:w="508" w:type="dxa"/>
+          </w:tcPr>
+          <w:p>
+            <w:pPr>
+              <w:ind w:firstLine="0"/>
+              <w:rPr>
+                <w:rFonts w:cs="Times New Roman"/>
+                <w:sz w:val="20"/>
+                <w:szCs w:val="20"/>
+                <w:lang w:val="ru-BY"/>
+              </w:rPr>
+            </w:pPr>
+            <w:r>
+              <w:rPr>
+                <w:rFonts w:cs="Times New Roman"/>
+                <w:sz w:val="20"/>
+                <w:szCs w:val="20"/>
+                <w:lang w:val="ru-BY"/>
+              </w:rPr>
+              <w:t>HE</w:t>
+            </w:r>
+          </w:p>
+        </w:tc>
+        <w:tc>
+          <w:tcPr>
+            <w:tcW w:w="508" w:type="dxa"/>
+          </w:tcPr>
+          <w:p>
+            <w:pPr>
+              <w:ind w:firstLine="0"/>
+              <w:rPr>
+                <w:rFonts w:cs="Times New Roman"/>
+                <w:sz w:val="20"/>
+                <w:szCs w:val="20"/>
+                <w:lang w:val="ru-BY"/>
+              </w:rPr>
+            </w:pPr>
+            <w:r>
+              <w:rPr>
+                <w:rFonts w:cs="Times New Roman"/>
+                <w:sz w:val="20"/>
+                <w:szCs w:val="20"/>
+                <w:lang w:val="ru-BY"/>
+              </w:rPr>
+              <w:t>LA</w:t>
+            </w:r>
+          </w:p>
+        </w:tc>
+        <w:tc>
+          <w:tcPr>
+            <w:tcW w:w="508" w:type="dxa"/>
+          </w:tcPr>
+          <w:p>
+            <w:pPr>
+              <w:ind w:firstLine="0"/>
+              <w:rPr>
+                <w:rFonts w:cs="Times New Roman"/>
+                <w:sz w:val="20"/>
+                <w:szCs w:val="20"/>
+                <w:lang w:val="ru-BY"/>
+              </w:rPr>
+            </w:pPr>
+            <w:r>
+              <w:rPr>
+                <w:rFonts w:cs="Times New Roman"/>
+                <w:sz w:val="20"/>
+                <w:szCs w:val="20"/>
+                <w:lang w:val="ru-BY"/>
+              </w:rPr>
+              <w:t>ZY</w:t>
+            </w:r>
+          </w:p>
+        </w:tc>
+        <w:tc>
+          <w:tcPr>
+            <w:tcW w:w="532" w:type="dxa"/>
+          </w:tcPr>
+          <w:p>
+            <w:pPr>
+              <w:ind w:firstLine="0"/>
+              <w:rPr>
+                <w:rFonts w:cs="Times New Roman"/>
+                <w:sz w:val="20"/>
+                <w:szCs w:val="20"/>
+                <w:lang w:val="ru-BY"/>
+              </w:rPr>
+            </w:pPr>
+            <w:r>
+              <w:rPr>
+                <w:rFonts w:cs="Times New Roman"/>
+                <w:sz w:val="20"/>
+                <w:szCs w:val="20"/>
+                <w:lang w:val="ru-BY"/>
+              </w:rPr>
+              <w:t>DO</w:t>
+            </w:r>
+          </w:p>
+        </w:tc>
+        <w:tc>
+          <w:tcPr>
+            <w:tcW w:w="496" w:type="dxa"/>
+          </w:tcPr>
+          <w:p>
+            <w:pPr>
+              <w:ind w:firstLine="0"/>
+              <w:rPr>
+                <w:rFonts w:cs="Times New Roman"/>
+                <w:sz w:val="20"/>
+                <w:szCs w:val="20"/>
+                <w:lang w:val="ru-BY"/>
+              </w:rPr>
+            </w:pPr>
+            <w:r>
+              <w:rPr>
+                <w:rFonts w:cs="Times New Roman"/>
+                <w:sz w:val="20"/>
+                <w:szCs w:val="20"/>
+                <w:lang w:val="ru-BY"/>
+              </w:rPr>
+              <w:t>G</w:t>
+            </w:r>
+          </w:p>
+        </w:tc>
+      </w:tr>
+      <w:tr>
+        <w:tc>
+          <w:tcPr>
+            <w:tcW w:w="507" w:type="dxa"/>
+          </w:tcPr>
+          <w:p>
+            <w:pPr>
+              <w:ind w:firstLine="0"/>
+              <w:rPr>
+                <w:rFonts w:cs="Times New Roman"/>
+                <w:sz w:val="20"/>
+                <w:szCs w:val="20"/>
+                <w:lang w:val="ru-BY"/>
+              </w:rPr>
+            </w:pPr>
+            <w:r>
+              <w:rPr>
+                <w:rFonts w:cs="Times New Roman"/>
+                <w:sz w:val="20"/>
+                <w:szCs w:val="20"/>
+                <w:lang w:val="ru-BY"/>
+              </w:rPr>
+              <w:t>SI</w:t>
+            </w:r>
+          </w:p>
+        </w:tc>
+        <w:tc>
+          <w:tcPr>
+            <w:tcW w:w="519" w:type="dxa"/>
+          </w:tcPr>
+          <w:p>
+            <w:pPr>
+              <w:ind w:firstLine="0"/>
+              <w:rPr>
+                <w:rFonts w:cs="Times New Roman"/>
+                <w:sz w:val="20"/>
+                <w:szCs w:val="20"/>
+                <w:lang w:val="ru-BY"/>
+              </w:rPr>
+            </w:pPr>
+            <w:r>
+              <w:rPr>
+                <w:rFonts w:cs="Times New Roman"/>
+                <w:sz w:val="20"/>
+                <w:szCs w:val="20"/>
+                <w:lang w:val="ru-BY"/>
+              </w:rPr>
+              <w:t>CQ</w:t>
+            </w:r>
+          </w:p>
+        </w:tc>
+        <w:tc>
+          <w:tcPr>
+            <w:tcW w:w="495" w:type="dxa"/>
+          </w:tcPr>
+          <w:p>
+            <w:pPr>
+              <w:ind w:firstLine="0"/>
+              <w:rPr>
+                <w:rFonts w:cs="Times New Roman"/>
+                <w:sz w:val="20"/>
+                <w:szCs w:val="20"/>
+                <w:lang w:val="ru-BY"/>
+              </w:rPr>
+            </w:pPr>
+            <w:r>
+              <w:rPr>
+                <w:rFonts w:cs="Times New Roman"/>
+                <w:sz w:val="20"/>
+                <w:szCs w:val="20"/>
+                <w:lang w:val="ru-BY"/>
+              </w:rPr>
+              <w:t>XP</w:t>
+            </w:r>
+          </w:p>
+        </w:tc>
+        <w:tc>
+          <w:tcPr>
+            <w:tcW w:w="520" w:type="dxa"/>
+          </w:tcPr>
+          <w:p>
+            <w:pPr>
+              <w:ind w:firstLine="0"/>
+              <w:rPr>
+                <w:rFonts w:cs="Times New Roman"/>
+                <w:sz w:val="20"/>
+                <w:szCs w:val="20"/>
+                <w:lang w:val="ru-BY"/>
+              </w:rPr>
+            </w:pPr>
+            <w:r>
+              <w:rPr>
+                <w:rFonts w:cs="Times New Roman"/>
+                <w:sz w:val="20"/>
+                <w:szCs w:val="20"/>
+                <w:lang w:val="ru-BY"/>
+              </w:rPr>
+              <w:t>AC</w:t>
+            </w:r>
+          </w:p>
+        </w:tc>
+        <w:tc>
+          <w:tcPr>
+            <w:tcW w:w="520" w:type="dxa"/>
+          </w:tcPr>
+          <w:p>
+            <w:pPr>
+              <w:ind w:firstLine="0"/>
+              <w:rPr>
+                <w:rFonts w:cs="Times New Roman"/>
+                <w:sz w:val="20"/>
+                <w:szCs w:val="20"/>
+                <w:lang w:val="ru-BY"/>
+              </w:rPr>
+            </w:pPr>
+            <w:r>
+              <w:rPr>
+                <w:rFonts w:cs="Times New Roman"/>
+                <w:sz w:val="20"/>
+                <w:szCs w:val="20"/>
+                <w:lang w:val="ru-BY"/>
+              </w:rPr>
+              <w:t>BH</w:t>
+            </w:r>
+          </w:p>
+        </w:tc>
+        <w:tc>
+          <w:tcPr>
+            <w:tcW w:w="580" w:type="dxa"/>
+          </w:tcPr>
+          <w:p>
+            <w:pPr>
+              <w:ind w:firstLine="0"/>
+              <w:rPr>
+                <w:rFonts w:cs="Times New Roman"/>
+                <w:sz w:val="20"/>
+                <w:szCs w:val="20"/>
+                <w:lang w:val="ru-BY"/>
+              </w:rPr>
+            </w:pPr>
+            <w:r>
+              <w:rPr>
+                <w:rFonts w:cs="Times New Roman"/>
+                <w:sz w:val="20"/>
+                <w:szCs w:val="20"/>
+                <w:lang w:val="ru-BY"/>
+              </w:rPr>
+              <w:t>KX</w:t>
+            </w:r>
+          </w:p>
+        </w:tc>
+        <w:tc>
+          <w:tcPr>
+            <w:tcW w:w="520" w:type="dxa"/>
+          </w:tcPr>
+          <w:p>
+            <w:pPr>
+              <w:ind w:firstLine="0"/>
+              <w:rPr>
+                <w:rFonts w:cs="Times New Roman"/>
+                <w:sz w:val="20"/>
+                <w:szCs w:val="20"/>
+                <w:lang w:val="ru-BY"/>
+              </w:rPr>
+            </w:pPr>
+            <w:r>
+              <w:rPr>
+                <w:rFonts w:cs="Times New Roman"/>
+                <w:sz w:val="20"/>
+                <w:szCs w:val="20"/>
+                <w:lang w:val="ru-BY"/>
+              </w:rPr>
+              <w:t>RD</w:t>
+            </w:r>
+          </w:p>
+        </w:tc>
+        <w:tc>
+          <w:tcPr>
+            <w:tcW w:w="532" w:type="dxa"/>
+          </w:tcPr>
+          <w:p>
+            <w:pPr>
+              <w:ind w:firstLine="0"/>
+              <w:rPr>
+                <w:rFonts w:cs="Times New Roman"/>
+                <w:sz w:val="20"/>
+                <w:szCs w:val="20"/>
+                <w:lang w:val="ru-BY"/>
+              </w:rPr>
+            </w:pPr>
+            <w:r>
+              <w:rPr>
+                <w:rFonts w:cs="Times New Roman"/>
+                <w:sz w:val="20"/>
+                <w:szCs w:val="20"/>
+                <w:lang w:val="ru-BY"/>
+              </w:rPr>
+              <w:t>LX</w:t>
+            </w:r>
+          </w:p>
+        </w:tc>
+        <w:tc>
+          <w:tcPr>
+            <w:tcW w:w="496" w:type="dxa"/>
+          </w:tcPr>
+          <w:p>
+            <w:pPr>
+              <w:ind w:firstLine="0"/>
+              <w:rPr>
+                <w:rFonts w:cs="Times New Roman"/>
+                <w:sz w:val="20"/>
+                <w:szCs w:val="20"/>
+                <w:lang w:val="ru-BY"/>
+              </w:rPr>
+            </w:pPr>
+            <w:r>
+              <w:rPr>
+                <w:rFonts w:cs="Times New Roman"/>
+                <w:sz w:val="20"/>
+                <w:szCs w:val="20"/>
+                <w:lang w:val="ru-BY"/>
+              </w:rPr>
+              <w:t>HS</w:t>
+            </w:r>
+          </w:p>
+        </w:tc>
+        <w:tc>
+          <w:tcPr>
+            <w:tcW w:w="532" w:type="dxa"/>
+          </w:tcPr>
+          <w:p>
+            <w:pPr>
+              <w:ind w:firstLine="0"/>
+              <w:rPr>
+                <w:rFonts w:cs="Times New Roman"/>
+                <w:sz w:val="20"/>
+                <w:szCs w:val="20"/>
+                <w:lang w:val="ru-BY"/>
+              </w:rPr>
+            </w:pPr>
+            <w:r>
+              <w:rPr>
+                <w:rFonts w:cs="Times New Roman"/>
+                <w:sz w:val="20"/>
+                <w:szCs w:val="20"/>
+                <w:lang w:val="ru-BY"/>
+              </w:rPr>
+              <w:t>QL</w:t>
+            </w:r>
+          </w:p>
+        </w:tc>
+        <w:tc>
+          <w:tcPr>
+            <w:tcW w:w="520" w:type="dxa"/>
+          </w:tcPr>
+          <w:p>
+            <w:pPr>
+              <w:ind w:firstLine="0"/>
+              <w:rPr>
+                <w:rFonts w:cs="Times New Roman"/>
+                <w:sz w:val="20"/>
+                <w:szCs w:val="20"/>
+                <w:lang w:val="ru-BY"/>
+              </w:rPr>
+            </w:pPr>
+            <w:r>
+              <w:rPr>
+                <w:rFonts w:cs="Times New Roman"/>
+                <w:sz w:val="20"/>
+                <w:szCs w:val="20"/>
+                <w:lang w:val="ru-BY"/>
+              </w:rPr>
+              <w:t>OR</w:t>
+            </w:r>
+          </w:p>
+        </w:tc>
+        <w:tc>
+          <w:tcPr>
+            <w:tcW w:w="532" w:type="dxa"/>
+          </w:tcPr>
+          <w:p>
+            <w:pPr>
+              <w:ind w:firstLine="0"/>
+              <w:rPr>
+                <w:rFonts w:cs="Times New Roman"/>
+                <w:sz w:val="20"/>
+                <w:szCs w:val="20"/>
+                <w:lang w:val="ru-BY"/>
+              </w:rPr>
+            </w:pPr>
+            <w:r>
+              <w:rPr>
+                <w:rFonts w:cs="Times New Roman"/>
+                <w:sz w:val="20"/>
+                <w:szCs w:val="20"/>
+                <w:lang w:val="ru-BY"/>
+              </w:rPr>
+              <w:t>VO</w:t>
+            </w:r>
+          </w:p>
+        </w:tc>
+        <w:tc>
+          <w:tcPr>
+            <w:tcW w:w="520" w:type="dxa"/>
+          </w:tcPr>
+          <w:p>
+            <w:pPr>
+              <w:ind w:firstLine="0"/>
+              <w:rPr>
+                <w:rFonts w:cs="Times New Roman"/>
+                <w:sz w:val="20"/>
+                <w:szCs w:val="20"/>
+                <w:lang w:val="ru-BY"/>
+              </w:rPr>
+            </w:pPr>
+            <w:r>
+              <w:rPr>
+                <w:rFonts w:cs="Times New Roman"/>
+                <w:sz w:val="20"/>
+                <w:szCs w:val="20"/>
+                <w:lang w:val="ru-BY"/>
+              </w:rPr>
+              <w:t>AB</w:t>
+            </w:r>
+          </w:p>
+        </w:tc>
+        <w:tc>
+          <w:tcPr>
+            <w:tcW w:w="508" w:type="dxa"/>
+          </w:tcPr>
+          <w:p>
+            <w:pPr>
+              <w:ind w:firstLine="0"/>
+              <w:rPr>
+                <w:rFonts w:cs="Times New Roman"/>
+                <w:sz w:val="20"/>
+                <w:szCs w:val="20"/>
+                <w:lang w:val="ru-BY"/>
+              </w:rPr>
+            </w:pPr>
+            <w:r>
+              <w:rPr>
+                <w:rFonts w:cs="Times New Roman"/>
+                <w:sz w:val="20"/>
+                <w:szCs w:val="20"/>
+                <w:lang w:val="ru-BY"/>
+              </w:rPr>
+              <w:t>KP</w:t>
+            </w:r>
+          </w:p>
+        </w:tc>
+        <w:tc>
+          <w:tcPr>
+            <w:tcW w:w="508" w:type="dxa"/>
+          </w:tcPr>
+          <w:p>
+            <w:pPr>
+              <w:ind w:firstLine="0"/>
+              <w:rPr>
+                <w:rFonts w:cs="Times New Roman"/>
+                <w:sz w:val="20"/>
+                <w:szCs w:val="20"/>
+                <w:lang w:val="ru-BY"/>
+              </w:rPr>
+            </w:pPr>
+            <w:r>
+              <w:rPr>
+                <w:rFonts w:cs="Times New Roman"/>
+                <w:sz w:val="20"/>
+                <w:szCs w:val="20"/>
+                <w:lang w:val="ru-BY"/>
+              </w:rPr>
+              <w:t>NF</w:t>
+            </w:r>
+          </w:p>
+        </w:tc>
+        <w:tc>
+          <w:tcPr>
+            <w:tcW w:w="508" w:type="dxa"/>
+          </w:tcPr>
+          <w:p>
+            <w:pPr>
+              <w:ind w:firstLine="0"/>
+              <w:rPr>
+                <w:rFonts w:cs="Times New Roman"/>
+                <w:sz w:val="20"/>
+                <w:szCs w:val="20"/>
+                <w:lang w:val="ru-BY"/>
+              </w:rPr>
+            </w:pPr>
+            <w:r>
+              <w:rPr>
+                <w:rFonts w:cs="Times New Roman"/>
+                <w:sz w:val="20"/>
+                <w:szCs w:val="20"/>
+                <w:lang w:val="ru-BY"/>
+              </w:rPr>
+              <w:t>XZ</w:t>
+            </w:r>
+          </w:p>
+        </w:tc>
+        <w:tc>
+          <w:tcPr>
+            <w:tcW w:w="532" w:type="dxa"/>
+          </w:tcPr>
+          <w:p>
+            <w:pPr>
+              <w:ind w:firstLine="0"/>
+              <w:rPr>
+                <w:rFonts w:cs="Times New Roman"/>
+                <w:sz w:val="20"/>
+                <w:szCs w:val="20"/>
+                <w:lang w:val="ru-BY"/>
+              </w:rPr>
+            </w:pPr>
+            <w:r>
+              <w:rPr>
+                <w:rFonts w:cs="Times New Roman"/>
+                <w:sz w:val="20"/>
+                <w:szCs w:val="20"/>
+                <w:lang w:val="ru-BY"/>
+              </w:rPr>
+              <w:t>BN</w:t>
+            </w:r>
+          </w:p>
+        </w:tc>
+        <w:tc>
+          <w:tcPr>
+            <w:tcW w:w="496" w:type="dxa"/>
+          </w:tcPr>
+          <w:p>
+            <w:pPr>
+              <w:ind w:firstLine="0"/>
+              <w:rPr>
+                <w:rFonts w:cs="Times New Roman"/>
+                <w:sz w:val="20"/>
+                <w:szCs w:val="20"/>
+                <w:lang w:val="ru-BY"/>
+              </w:rPr>
+            </w:pPr>
+            <w:r>
+              <w:rPr>
+                <w:rFonts w:cs="Times New Roman"/>
+                <w:sz w:val="20"/>
+                <w:szCs w:val="20"/>
+                <w:lang w:val="ru-BY"/>
+              </w:rPr>
+              <w:t>CZ</w:t>
+            </w:r>
+          </w:p>
+        </w:tc>
+      </w:tr>
+      <w:tr>
+        <w:tc>
+          <w:tcPr>
+            <w:tcW w:w="507" w:type="dxa"/>
+          </w:tcPr>
+          <w:p>
+            <w:pPr>
+              <w:ind w:firstLine="0"/>
+              <w:rPr>
+                <w:rFonts w:cs="Times New Roman"/>
+                <w:sz w:val="20"/>
+                <w:szCs w:val="20"/>
+                <w:lang w:val="ru-BY"/>
+              </w:rPr>
+            </w:pPr>
+            <w:r>
+              <w:rPr>
+                <w:rFonts w:cs="Times New Roman"/>
+                <w:sz w:val="20"/>
+                <w:szCs w:val="20"/>
+                <w:lang w:val="en-US"/>
+              </w:rPr>
+              <w:t>TH</w:t>
+            </w:r>
+          </w:p>
+        </w:tc>
+        <w:tc>
+          <w:tcPr>
+            <w:tcW w:w="519" w:type="dxa"/>
+          </w:tcPr>
+          <w:p>
+            <w:pPr>
+              <w:ind w:firstLine="0"/>
+              <w:rPr>
+                <w:rFonts w:cs="Times New Roman"/>
+                <w:sz w:val="20"/>
+                <w:szCs w:val="20"/>
+                <w:lang w:val="ru-BY"/>
+              </w:rPr>
+            </w:pPr>
+            <w:r>
+              <w:rPr>
+                <w:rFonts w:cs="Times New Roman"/>
+                <w:sz w:val="20"/>
+                <w:szCs w:val="20"/>
+                <w:lang w:val="ru-BY"/>
+              </w:rPr>
+              <w:t>EQ</w:t>
+            </w:r>
+          </w:p>
+        </w:tc>
+        <w:tc>
+          <w:tcPr>
+            <w:tcW w:w="495" w:type="dxa"/>
+          </w:tcPr>
+          <w:p>
+            <w:pPr>
+              <w:ind w:firstLine="0"/>
+              <w:rPr>
+                <w:rFonts w:cs="Times New Roman"/>
+                <w:sz w:val="20"/>
+                <w:szCs w:val="20"/>
+                <w:lang w:val="ru-BY"/>
+              </w:rPr>
+            </w:pPr>
+            <w:r>
+              <w:rPr>
+                <w:rFonts w:cs="Times New Roman"/>
+                <w:sz w:val="20"/>
+                <w:szCs w:val="20"/>
+                <w:lang w:val="ru-BY"/>
+              </w:rPr>
+              <w:t>UI</w:t>
+            </w:r>
+          </w:p>
+        </w:tc>
+        <w:tc>
+          <w:tcPr>
+            <w:tcW w:w="520" w:type="dxa"/>
+          </w:tcPr>
+          <w:p>
+            <w:pPr>
+              <w:ind w:firstLine="0"/>
+              <w:rPr>
+                <w:rFonts w:cs="Times New Roman"/>
+                <w:sz w:val="20"/>
+                <w:szCs w:val="20"/>
+                <w:lang w:val="ru-BY"/>
+              </w:rPr>
+            </w:pPr>
+            <w:r>
+              <w:rPr>
+                <w:rFonts w:cs="Times New Roman"/>
+                <w:sz w:val="20"/>
+                <w:szCs w:val="20"/>
+                <w:lang w:val="ru-BY"/>
+              </w:rPr>
+              <w:t>CK</w:t>
+            </w:r>
+          </w:p>
+        </w:tc>
+        <w:tc>
+          <w:tcPr>
+            <w:tcW w:w="520" w:type="dxa"/>
+          </w:tcPr>
+          <w:p>
+            <w:pPr>
+              <w:ind w:firstLine="0"/>
+              <w:rPr>
+                <w:rFonts w:cs="Times New Roman"/>
+                <w:sz w:val="20"/>
+                <w:szCs w:val="20"/>
+                <w:lang w:val="ru-BY"/>
+              </w:rPr>
+            </w:pPr>
+            <w:r>
+              <w:rPr>
+                <w:rFonts w:cs="Times New Roman"/>
+                <w:sz w:val="20"/>
+                <w:szCs w:val="20"/>
+                <w:lang w:val="ru-BY"/>
+              </w:rPr>
+              <w:t>BR</w:t>
+            </w:r>
+          </w:p>
+        </w:tc>
+        <w:tc>
+          <w:tcPr>
+            <w:tcW w:w="580" w:type="dxa"/>
+          </w:tcPr>
+          <w:p>
+            <w:pPr>
+              <w:ind w:firstLine="0"/>
+              <w:rPr>
+                <w:rFonts w:cs="Times New Roman"/>
+                <w:sz w:val="20"/>
+                <w:szCs w:val="20"/>
+                <w:lang w:val="ru-BY"/>
+              </w:rPr>
+            </w:pPr>
+            <w:r>
+              <w:rPr>
+                <w:rFonts w:cs="Times New Roman"/>
+                <w:sz w:val="20"/>
+                <w:szCs w:val="20"/>
+                <w:lang w:val="ru-BY"/>
+              </w:rPr>
+              <w:t>OW</w:t>
+            </w:r>
+          </w:p>
+        </w:tc>
+        <w:tc>
+          <w:tcPr>
+            <w:tcW w:w="520" w:type="dxa"/>
+          </w:tcPr>
+          <w:p>
+            <w:pPr>
+              <w:ind w:firstLine="0"/>
+              <w:rPr>
+                <w:rFonts w:cs="Times New Roman"/>
+                <w:sz w:val="20"/>
+                <w:szCs w:val="20"/>
+                <w:lang w:val="ru-BY"/>
+              </w:rPr>
+            </w:pPr>
+            <w:r>
+              <w:rPr>
+                <w:rFonts w:cs="Times New Roman"/>
+                <w:sz w:val="20"/>
+                <w:szCs w:val="20"/>
+                <w:lang w:val="ru-BY"/>
+              </w:rPr>
+              <w:t>NF</w:t>
+            </w:r>
+          </w:p>
+        </w:tc>
+        <w:tc>
+          <w:tcPr>
+            <w:tcW w:w="532" w:type="dxa"/>
+          </w:tcPr>
+          <w:p>
+            <w:pPr>
+              <w:ind w:firstLine="0"/>
+              <w:rPr>
+                <w:rFonts w:cs="Times New Roman"/>
+                <w:sz w:val="20"/>
+                <w:szCs w:val="20"/>
+                <w:lang w:val="ru-BY"/>
+              </w:rPr>
+            </w:pPr>
+            <w:r>
+              <w:rPr>
+                <w:rFonts w:cs="Times New Roman"/>
+                <w:sz w:val="20"/>
+                <w:szCs w:val="20"/>
+                <w:lang w:val="ru-BY"/>
+              </w:rPr>
+              <w:t>OX</w:t>
+            </w:r>
+          </w:p>
+        </w:tc>
+        <w:tc>
+          <w:tcPr>
+            <w:tcW w:w="496" w:type="dxa"/>
+          </w:tcPr>
+          <w:p>
+            <w:pPr>
+              <w:ind w:firstLine="0"/>
+              <w:rPr>
+                <w:rFonts w:cs="Times New Roman"/>
+                <w:sz w:val="20"/>
+                <w:szCs w:val="20"/>
+                <w:lang w:val="ru-BY"/>
+              </w:rPr>
+            </w:pPr>
+            <w:r>
+              <w:rPr>
+                <w:rFonts w:cs="Times New Roman"/>
+                <w:sz w:val="20"/>
+                <w:szCs w:val="20"/>
+                <w:lang w:val="ru-BY"/>
+              </w:rPr>
+              <w:t>JU</w:t>
+            </w:r>
+          </w:p>
+        </w:tc>
+        <w:tc>
+          <w:tcPr>
+            <w:tcW w:w="532" w:type="dxa"/>
+          </w:tcPr>
+          <w:p>
+            <w:pPr>
+              <w:ind w:firstLine="0"/>
+              <w:rPr>
+                <w:rFonts w:cs="Times New Roman"/>
+                <w:sz w:val="20"/>
+                <w:szCs w:val="20"/>
+                <w:lang w:val="ru-BY"/>
+              </w:rPr>
+            </w:pPr>
+            <w:r>
+              <w:rPr>
+                <w:rFonts w:cs="Times New Roman"/>
+                <w:sz w:val="20"/>
+                <w:szCs w:val="20"/>
+                <w:lang w:val="ru-BY"/>
+              </w:rPr>
+              <w:t>MP</w:t>
+            </w:r>
+          </w:p>
+        </w:tc>
+        <w:tc>
+          <w:tcPr>
+            <w:tcW w:w="520" w:type="dxa"/>
+          </w:tcPr>
+          <w:p>
+            <w:pPr>
+              <w:ind w:firstLine="0"/>
+              <w:rPr>
+                <w:rFonts w:cs="Times New Roman"/>
+                <w:sz w:val="20"/>
+                <w:szCs w:val="20"/>
+                <w:lang w:val="ru-BY"/>
+              </w:rPr>
+            </w:pPr>
+            <w:r>
+              <w:rPr>
+                <w:rFonts w:cs="Times New Roman"/>
+                <w:sz w:val="20"/>
+                <w:szCs w:val="20"/>
+                <w:lang w:val="ru-BY"/>
+              </w:rPr>
+              <w:t>SO</w:t>
+            </w:r>
+          </w:p>
+        </w:tc>
+        <w:tc>
+          <w:tcPr>
+            <w:tcW w:w="532" w:type="dxa"/>
+          </w:tcPr>
+          <w:p>
+            <w:pPr>
+              <w:ind w:firstLine="0"/>
+              <w:rPr>
+                <w:rFonts w:cs="Times New Roman"/>
+                <w:sz w:val="20"/>
+                <w:szCs w:val="20"/>
+                <w:lang w:val="ru-BY"/>
+              </w:rPr>
+            </w:pPr>
+            <w:r>
+              <w:rPr>
+                <w:rFonts w:cs="Times New Roman"/>
+                <w:sz w:val="20"/>
+                <w:szCs w:val="20"/>
+                <w:lang w:val="ru-BY"/>
+              </w:rPr>
+              <w:t>VE</w:t>
+            </w:r>
+          </w:p>
+        </w:tc>
+        <w:tc>
+          <w:tcPr>
+            <w:tcW w:w="520" w:type="dxa"/>
+          </w:tcPr>
+          <w:p>
+            <w:pPr>
+              <w:ind w:firstLine="0"/>
+              <w:rPr>
+                <w:rFonts w:cs="Times New Roman"/>
+                <w:sz w:val="20"/>
+                <w:szCs w:val="20"/>
+                <w:lang w:val="ru-BY"/>
+              </w:rPr>
+            </w:pPr>
+            <w:r>
+              <w:rPr>
+                <w:rFonts w:cs="Times New Roman"/>
+                <w:sz w:val="20"/>
+                <w:szCs w:val="20"/>
+                <w:lang w:val="ru-BY"/>
+              </w:rPr>
+              <w:t>RT</w:t>
+            </w:r>
+          </w:p>
+        </w:tc>
+        <w:tc>
+          <w:tcPr>
+            <w:tcW w:w="508" w:type="dxa"/>
+          </w:tcPr>
+          <w:p>
+            <w:pPr>
+              <w:ind w:firstLine="0"/>
+              <w:rPr>
+                <w:rFonts w:cs="Times New Roman"/>
+                <w:sz w:val="20"/>
+                <w:szCs w:val="20"/>
+                <w:lang w:val="ru-BY"/>
+              </w:rPr>
+            </w:pPr>
+            <w:r>
+              <w:rPr>
+                <w:rFonts w:cs="Times New Roman"/>
+                <w:sz w:val="20"/>
+                <w:szCs w:val="20"/>
+                <w:lang w:val="ru-BY"/>
+              </w:rPr>
+              <w:t>HE</w:t>
+            </w:r>
+          </w:p>
+        </w:tc>
+        <w:tc>
+          <w:tcPr>
+            <w:tcW w:w="508" w:type="dxa"/>
+          </w:tcPr>
+          <w:p>
+            <w:pPr>
+              <w:ind w:firstLine="0"/>
+              <w:rPr>
+                <w:rFonts w:cs="Times New Roman"/>
+                <w:sz w:val="20"/>
+                <w:szCs w:val="20"/>
+                <w:lang w:val="ru-BY"/>
+              </w:rPr>
+            </w:pPr>
+            <w:r>
+              <w:rPr>
+                <w:rFonts w:cs="Times New Roman"/>
+                <w:sz w:val="20"/>
+                <w:szCs w:val="20"/>
+                <w:lang w:val="ru-BY"/>
+              </w:rPr>
+              <w:t>LA</w:t>
+            </w:r>
+          </w:p>
+        </w:tc>
+        <w:tc>
+          <w:tcPr>
+            <w:tcW w:w="508" w:type="dxa"/>
+          </w:tcPr>
+          <w:p>
+            <w:pPr>
+              <w:ind w:firstLine="0"/>
+              <w:rPr>
+                <w:rFonts w:cs="Times New Roman"/>
+                <w:sz w:val="20"/>
+                <w:szCs w:val="20"/>
+                <w:lang w:val="ru-BY"/>
+              </w:rPr>
+            </w:pPr>
+            <w:r>
+              <w:rPr>
+                <w:rFonts w:cs="Times New Roman"/>
+                <w:sz w:val="20"/>
+                <w:szCs w:val="20"/>
+                <w:lang w:val="ru-BY"/>
+              </w:rPr>
+              <w:t>ZY</w:t>
+            </w:r>
+          </w:p>
+        </w:tc>
+        <w:tc>
+          <w:tcPr>
+            <w:tcW w:w="532" w:type="dxa"/>
+          </w:tcPr>
+          <w:p>
+            <w:pPr>
+              <w:ind w:firstLine="0"/>
+              <w:rPr>
+                <w:rFonts w:cs="Times New Roman"/>
+                <w:sz w:val="20"/>
+                <w:szCs w:val="20"/>
+                <w:lang w:val="ru-BY"/>
+              </w:rPr>
+            </w:pPr>
+            <w:r>
+              <w:rPr>
+                <w:rFonts w:cs="Times New Roman"/>
+                <w:sz w:val="20"/>
+                <w:szCs w:val="20"/>
+                <w:lang w:val="ru-BY"/>
+              </w:rPr>
+              <w:t>DO</w:t>
+            </w:r>
+          </w:p>
+        </w:tc>
+        <w:tc>
+          <w:tcPr>
+            <w:tcW w:w="496" w:type="dxa"/>
+          </w:tcPr>
+          <w:p>
+            <w:pPr>
+              <w:ind w:firstLine="0"/>
+              <w:rPr>
+                <w:rFonts w:cs="Times New Roman"/>
+                <w:sz w:val="20"/>
+                <w:szCs w:val="20"/>
+                <w:lang w:val="ru-BY"/>
+              </w:rPr>
+            </w:pPr>
+            <w:r>
+              <w:rPr>
+                <w:rFonts w:cs="Times New Roman"/>
+                <w:sz w:val="20"/>
+                <w:szCs w:val="20"/>
+                <w:lang w:val="ru-BY"/>
+              </w:rPr>
+              <w:t>G</w:t>
+            </w:r>
+            <w:r>
+              <w:rPr>
+                <w:rFonts w:cs="Times New Roman"/>
+                <w:sz w:val="20"/>
+                <w:szCs w:val="20"/>
+                <w:lang w:val="ru-BY"/>
+              </w:rPr>
+              <w:t>X</w:t>
+            </w:r>
+          </w:p>
+        </w:tc>
+      </w:tr>
+    </w:tbl>
+    <w:p>
+      <w:pPr>
+        <w:ind w:firstLine="0"/>
+        <w:rPr>
+          <w:rFonts w:cs="Times New Roman"/>
+          <w:szCs w:val="28"/>
+          <w:lang w:val="ru-BY"/>
+        </w:rPr>
+      </w:pPr>
+    </w:p>
+    <w:p>
+      <w:pPr>
+        <w:ind w:firstLine="0"/>
+        <w:rPr>
+          <w:rFonts w:cs="Times New Roman"/>
+          <w:szCs w:val="28"/>
+        </w:rPr>
+      </w:pPr>
+    </w:p>
+    <w:p>
+      <w:pPr>
+        <w:ind w:firstLine="0"/>
+        <w:rPr>
+          <w:rFonts w:cs="Times New Roman"/>
+          <w:szCs w:val="28"/>
+        </w:rPr>
+      </w:pPr>
+    </w:p>
+    <w:p>
+      <w:pPr>
+        <w:ind w:firstLine="0"/>
+        <w:rPr>
+          <w:rFonts w:cs="Times New Roman"/>
+          <w:szCs w:val="28"/>
+        </w:rPr>
+      </w:pPr>
+      <w:r>
+        <w:rPr>
+          <w:rFonts w:cs="Times New Roman"/>
+          <w:szCs w:val="28"/>
+        </w:rPr>
         <w:t>Результат опер</w:t>
       </w:r>
       <w:r>
@@ -4407,9 +5862,9 @@
       <w:r>
         <w:rPr>
           <w:rFonts w:cs="Times New Roman"/>
-          <w:szCs w:val="28"/>
-        </w:rPr>
-        <w:lastRenderedPageBreak/>
+          <w:noProof/>
+          <w:szCs w:val="28"/>
+        </w:rPr>
         <w:drawing>
           <wp:inline distT="0" distB="0" distL="0" distR="0" wp14:anchorId="5C839582" wp14:editId="07039349">
             <wp:extent cx="5940425" cy="1663700"/>
@@ -4458,10 +5913,62 @@
       <w:r>
         <w:rPr>
           <w:rFonts w:cs="Times New Roman"/>
+          <w:noProof/>
           <w:szCs w:val="28"/>
         </w:rPr>
         <w:drawing>
-          <wp:inline distT="0" distB="0" distL="0" distR="0" wp14:anchorId="22EC5C1C" wp14:editId="460FE25E">
+          <wp:inline distT="0" distB="0" distL="0" distR="0" wp14:anchorId="3B808901" wp14:editId="5089ABD2">
+            <wp:extent cx="5940425" cy="453390"/>
+            <wp:effectExtent l="0" t="0" r="3175" b="3810"/>
+            <wp:docPr id="686669630" name="Рисунок 1"/>
+            <wp:cNvGraphicFramePr>
+              <a:graphicFrameLocks xmlns:a="http://schemas.openxmlformats.org/drawingml/2006/main" noChangeAspect="1"/>
+            </wp:cNvGraphicFramePr>
+            <a:graphic xmlns:a="http://schemas.openxmlformats.org/drawingml/2006/main">
+              <a:graphicData uri="http://schemas.openxmlformats.org/drawingml/2006/picture">
+                <pic:pic xmlns:pic="http://schemas.openxmlformats.org/drawingml/2006/picture">
+                  <pic:nvPicPr>
+                    <pic:cNvPr id="686669630" name=""/>
+                    <pic:cNvPicPr/>
+                  </pic:nvPicPr>
+                  <pic:blipFill>
+                    <a:blip r:embed="rId12"/>
+                    <a:stretch>
+                      <a:fillRect/>
+                    </a:stretch>
+                  </pic:blipFill>
+                  <pic:spPr>
+                    <a:xfrm>
+                      <a:off x="0" y="0"/>
+                      <a:ext cx="5940425" cy="453390"/>
+                    </a:xfrm>
+                    <a:prstGeom prst="rect">
+                      <a:avLst/>
+                    </a:prstGeom>
+                  </pic:spPr>
+                </pic:pic>
+              </a:graphicData>
+            </a:graphic>
+          </wp:inline>
+        </w:drawing>
+      </w:r>
+    </w:p>
+    <w:p>
+      <w:pPr>
+        <w:ind w:firstLine="0"/>
+        <w:rPr>
+          <w:rFonts w:cs="Times New Roman"/>
+          <w:szCs w:val="28"/>
+        </w:rPr>
+      </w:pPr>
+      <w:r>
+        <w:rPr>
+          <w:rFonts w:cs="Times New Roman"/>
+          <w:noProof/>
+          <w:szCs w:val="28"/>
+        </w:rPr>
+        <w:drawing>
+          <wp:inline distT="0" distB="0" distL="0" distR="0" wp14:anchorId="19CE97F8" wp14:editId="3AC339C7">
             <wp:extent cx="5940425" cy="450850"/>
             <wp:effectExtent l="0" t="0" r="3175" b="6350"/>
             <wp:docPr id="551856495" name="Рисунок 1"/>
@@ -4476,7 +5983,7 @@
                     <pic:cNvPicPr/>
                   </pic:nvPicPr>
                   <pic:blipFill>
-                    <a:blip r:embed="rId12"/>
+                    <a:blip r:embed="rId13"/>
                     <a:stretch>
                       <a:fillRect/>
                     </a:stretch>
@@ -4496,56 +6003,6 @@
           </wp:inline>
         </w:drawing>
       </w:r>
-      <w:r>
-        <w:rPr>
-          <w:rFonts w:cs="Times New Roman"/>
-          <w:szCs w:val="28"/>
-        </w:rPr>
-        <w:drawing>
-          <wp:inline distT="0" distB="0" distL="0" distR="0" wp14:anchorId="3B808901" wp14:editId="5089ABD2">
-            <wp:extent cx="5940425" cy="453390"/>
-            <wp:effectExtent l="0" t="0" r="3175" b="3810"/>
-            <wp:docPr id="686669630" name="Рисунок 1"/>
-            <wp:cNvGraphicFramePr>
-              <a:graphicFrameLocks xmlns:a="http://schemas.openxmlformats.org/drawingml/2006/main" noChangeAspect="1"/>
-            </wp:cNvGraphicFramePr>
-            <a:graphic xmlns:a="http://schemas.openxmlformats.org/drawingml/2006/main">
-              <a:graphicData uri="http://schemas.openxmlformats.org/drawingml/2006/picture">
-                <pic:pic xmlns:pic="http://schemas.openxmlformats.org/drawingml/2006/picture">
-                  <pic:nvPicPr>
-                    <pic:cNvPr id="686669630" name=""/>
-                    <pic:cNvPicPr/>
-                  </pic:nvPicPr>
-                  <pic:blipFill>
-                    <a:blip r:embed="rId13"/>
-                    <a:stretch>
-                      <a:fillRect/>
-                    </a:stretch>
-                  </pic:blipFill>
-                  <pic:spPr>
-                    <a:xfrm>
-                      <a:off x="0" y="0"/>
-                      <a:ext cx="5940425" cy="453390"/>
-                    </a:xfrm>
-                    <a:prstGeom prst="rect">
-                      <a:avLst/>
-                    </a:prstGeom>
-                  </pic:spPr>
-                </pic:pic>
-              </a:graphicData>
-            </a:graphic>
-          </wp:inline>
-        </w:drawing>
-      </w:r>
-    </w:p>
-    <w:p>
-      <w:pPr>
-        <w:ind w:firstLine="0"/>
-        <w:rPr>
-          <w:rFonts w:cs="Times New Roman"/>
-          <w:szCs w:val="28"/>
-        </w:rPr>
-      </w:pPr>
     </w:p>
     <w:p>
       <w:pPr>
@@ -7374,6 +8831,705 @@
         </w:rPr>
       </w:pPr>
     </w:p>
+    <w:tbl>
+      <w:tblPr>
+        <w:tblStyle w:val="a9"/>
+        <w:tblW w:w="0" w:type="auto"/>
+        <w:tblLook w:val="04A0" w:firstRow="1" w:lastRow="0" w:firstColumn="1" w:lastColumn="0" w:noHBand="0" w:noVBand="1"/>
+      </w:tblPr>
+      <w:tblGrid>
+        <w:gridCol w:w="536"/>
+        <w:gridCol w:w="563"/>
+        <w:gridCol w:w="563"/>
+        <w:gridCol w:w="550"/>
+        <w:gridCol w:w="563"/>
+        <w:gridCol w:w="616"/>
+        <w:gridCol w:w="523"/>
+        <w:gridCol w:w="563"/>
+        <w:gridCol w:w="536"/>
+      </w:tblGrid>
+      <w:tr>
+        <w:tc>
+          <w:tcPr>
+            <w:tcW w:w="536" w:type="dxa"/>
+          </w:tcPr>
+          <w:p>
+            <w:pPr>
+              <w:ind w:firstLine="0"/>
+              <w:rPr>
+                <w:rFonts w:cs="Times New Roman"/>
+                <w:sz w:val="24"/>
+                <w:szCs w:val="24"/>
+                <w:lang w:val="en-US"/>
+              </w:rPr>
+            </w:pPr>
+            <w:r>
+              <w:rPr>
+                <w:rFonts w:cs="Times New Roman"/>
+                <w:sz w:val="24"/>
+                <w:szCs w:val="24"/>
+                <w:lang w:val="en-US"/>
+              </w:rPr>
+              <w:t>HE</w:t>
+            </w:r>
+          </w:p>
+        </w:tc>
+        <w:tc>
+          <w:tcPr>
+            <w:tcW w:w="563" w:type="dxa"/>
+          </w:tcPr>
+          <w:p>
+            <w:pPr>
+              <w:ind w:firstLine="0"/>
+              <w:rPr>
+                <w:rFonts w:cs="Times New Roman"/>
+                <w:sz w:val="24"/>
+                <w:szCs w:val="24"/>
+                <w:lang w:val="ru-BY"/>
+              </w:rPr>
+            </w:pPr>
+            <w:r>
+              <w:rPr>
+                <w:rFonts w:cs="Times New Roman"/>
+                <w:sz w:val="24"/>
+                <w:szCs w:val="24"/>
+                <w:lang w:val="ru-BY"/>
+              </w:rPr>
+              <w:t>LL</w:t>
+            </w:r>
+          </w:p>
+        </w:tc>
+        <w:tc>
+          <w:tcPr>
+            <w:tcW w:w="563" w:type="dxa"/>
+          </w:tcPr>
+          <w:p>
+            <w:pPr>
+              <w:ind w:firstLine="0"/>
+              <w:rPr>
+                <w:rFonts w:cs="Times New Roman"/>
+                <w:sz w:val="24"/>
+                <w:szCs w:val="24"/>
+                <w:lang w:val="ru-BY"/>
+              </w:rPr>
+            </w:pPr>
+            <w:r>
+              <w:rPr>
+                <w:rFonts w:cs="Times New Roman"/>
+                <w:sz w:val="24"/>
+                <w:szCs w:val="24"/>
+                <w:lang w:val="ru-BY"/>
+              </w:rPr>
+              <w:t>OD</w:t>
+            </w:r>
+          </w:p>
+        </w:tc>
+        <w:tc>
+          <w:tcPr>
+            <w:tcW w:w="550" w:type="dxa"/>
+          </w:tcPr>
+          <w:p>
+            <w:pPr>
+              <w:ind w:firstLine="0"/>
+              <w:rPr>
+                <w:rFonts w:cs="Times New Roman"/>
+                <w:sz w:val="24"/>
+                <w:szCs w:val="24"/>
+                <w:lang w:val="ru-BY"/>
+              </w:rPr>
+            </w:pPr>
+            <w:r>
+              <w:rPr>
+                <w:rFonts w:cs="Times New Roman"/>
+                <w:sz w:val="24"/>
+                <w:szCs w:val="24"/>
+                <w:lang w:val="ru-BY"/>
+              </w:rPr>
+              <w:t>GF</w:t>
+            </w:r>
+          </w:p>
+        </w:tc>
+        <w:tc>
+          <w:tcPr>
+            <w:tcW w:w="563" w:type="dxa"/>
+          </w:tcPr>
+          <w:p>
+            <w:pPr>
+              <w:ind w:firstLine="0"/>
+              <w:rPr>
+                <w:rFonts w:cs="Times New Roman"/>
+                <w:sz w:val="24"/>
+                <w:szCs w:val="24"/>
+                <w:lang w:val="ru-BY"/>
+              </w:rPr>
+            </w:pPr>
+            <w:r>
+              <w:rPr>
+                <w:rFonts w:cs="Times New Roman"/>
+                <w:sz w:val="24"/>
+                <w:szCs w:val="24"/>
+                <w:lang w:val="ru-BY"/>
+              </w:rPr>
+              <w:t>HT</w:t>
+            </w:r>
+          </w:p>
+        </w:tc>
+        <w:tc>
+          <w:tcPr>
+            <w:tcW w:w="616" w:type="dxa"/>
+          </w:tcPr>
+          <w:p>
+            <w:pPr>
+              <w:ind w:firstLine="0"/>
+              <w:rPr>
+                <w:rFonts w:cs="Times New Roman"/>
+                <w:sz w:val="24"/>
+                <w:szCs w:val="24"/>
+                <w:lang w:val="ru-BY"/>
+              </w:rPr>
+            </w:pPr>
+            <w:r>
+              <w:rPr>
+                <w:rFonts w:cs="Times New Roman"/>
+                <w:sz w:val="24"/>
+                <w:szCs w:val="24"/>
+                <w:lang w:val="ru-BY"/>
+              </w:rPr>
+              <w:t>WO</w:t>
+            </w:r>
+          </w:p>
+        </w:tc>
+        <w:tc>
+          <w:tcPr>
+            <w:tcW w:w="523" w:type="dxa"/>
+          </w:tcPr>
+          <w:p>
+            <w:pPr>
+              <w:ind w:firstLine="0"/>
+              <w:rPr>
+                <w:rFonts w:cs="Times New Roman"/>
+                <w:sz w:val="24"/>
+                <w:szCs w:val="24"/>
+                <w:lang w:val="ru-BY"/>
+              </w:rPr>
+            </w:pPr>
+            <w:r>
+              <w:rPr>
+                <w:rFonts w:cs="Times New Roman"/>
+                <w:sz w:val="24"/>
+                <w:szCs w:val="24"/>
+                <w:lang w:val="ru-BY"/>
+              </w:rPr>
+              <w:t>RL</w:t>
+            </w:r>
+          </w:p>
+        </w:tc>
+        <w:tc>
+          <w:tcPr>
+            <w:tcW w:w="563" w:type="dxa"/>
+          </w:tcPr>
+          <w:p>
+            <w:pPr>
+              <w:ind w:firstLine="0"/>
+              <w:rPr>
+                <w:rFonts w:cs="Times New Roman"/>
+                <w:sz w:val="24"/>
+                <w:szCs w:val="24"/>
+                <w:lang w:val="ru-BY"/>
+              </w:rPr>
+            </w:pPr>
+            <w:r>
+              <w:rPr>
+                <w:rFonts w:cs="Times New Roman"/>
+                <w:sz w:val="24"/>
+                <w:szCs w:val="24"/>
+                <w:lang w:val="ru-BY"/>
+              </w:rPr>
+              <w:t>DB</w:t>
+            </w:r>
+          </w:p>
+        </w:tc>
+        <w:tc>
+          <w:tcPr>
+            <w:tcW w:w="536" w:type="dxa"/>
+          </w:tcPr>
+          <w:p>
+            <w:pPr>
+              <w:ind w:firstLine="0"/>
+              <w:rPr>
+                <w:rFonts w:cs="Times New Roman"/>
+                <w:sz w:val="24"/>
+                <w:szCs w:val="24"/>
+                <w:lang w:val="ru-BY"/>
+              </w:rPr>
+            </w:pPr>
+            <w:r>
+              <w:rPr>
+                <w:rFonts w:cs="Times New Roman"/>
+                <w:sz w:val="24"/>
+                <w:szCs w:val="24"/>
+                <w:lang w:val="ru-BY"/>
+              </w:rPr>
+              <w:t>YE</w:t>
+            </w:r>
+          </w:p>
+        </w:tc>
+      </w:tr>
+      <w:tr>
+        <w:tc>
+          <w:tcPr>
+            <w:tcW w:w="536" w:type="dxa"/>
+          </w:tcPr>
+          <w:p>
+            <w:pPr>
+              <w:ind w:firstLine="0"/>
+              <w:rPr>
+                <w:rFonts w:cs="Times New Roman"/>
+                <w:sz w:val="24"/>
+                <w:szCs w:val="24"/>
+                <w:lang w:val="ru-BY"/>
+              </w:rPr>
+            </w:pPr>
+            <w:r>
+              <w:rPr>
+                <w:rFonts w:cs="Times New Roman"/>
+                <w:sz w:val="24"/>
+                <w:szCs w:val="24"/>
+                <w:lang w:val="ru-BY"/>
+              </w:rPr>
+              <w:t>KP</w:t>
+            </w:r>
+          </w:p>
+        </w:tc>
+        <w:tc>
+          <w:tcPr>
+            <w:tcW w:w="563" w:type="dxa"/>
+          </w:tcPr>
+          <w:p>
+            <w:pPr>
+              <w:ind w:firstLine="0"/>
+              <w:rPr>
+                <w:rFonts w:cs="Times New Roman"/>
+                <w:sz w:val="24"/>
+                <w:szCs w:val="24"/>
+                <w:lang w:val="ru-BY"/>
+              </w:rPr>
+            </w:pPr>
+            <w:r>
+              <w:rPr>
+                <w:rFonts w:cs="Times New Roman"/>
+                <w:sz w:val="24"/>
+                <w:szCs w:val="24"/>
+                <w:lang w:val="ru-BY"/>
+              </w:rPr>
+              <w:t>NQ</w:t>
+            </w:r>
+          </w:p>
+        </w:tc>
+        <w:tc>
+          <w:tcPr>
+            <w:tcW w:w="563" w:type="dxa"/>
+          </w:tcPr>
+          <w:p>
+            <w:pPr>
+              <w:ind w:firstLine="0"/>
+              <w:rPr>
+                <w:rFonts w:cs="Times New Roman"/>
+                <w:sz w:val="24"/>
+                <w:szCs w:val="24"/>
+                <w:lang w:val="ru-BY"/>
+              </w:rPr>
+            </w:pPr>
+            <w:r>
+              <w:rPr>
+                <w:rFonts w:cs="Times New Roman"/>
+                <w:sz w:val="24"/>
+                <w:szCs w:val="24"/>
+                <w:lang w:val="ru-BY"/>
+              </w:rPr>
+              <w:t>IY</w:t>
+            </w:r>
+          </w:p>
+        </w:tc>
+        <w:tc>
+          <w:tcPr>
+            <w:tcW w:w="550" w:type="dxa"/>
+          </w:tcPr>
+          <w:p>
+            <w:pPr>
+              <w:ind w:firstLine="0"/>
+              <w:rPr>
+                <w:rFonts w:cs="Times New Roman"/>
+                <w:sz w:val="24"/>
+                <w:szCs w:val="24"/>
+                <w:lang w:val="ru-BY"/>
+              </w:rPr>
+            </w:pPr>
+            <w:r>
+              <w:rPr>
+                <w:rFonts w:cs="Times New Roman"/>
+                <w:sz w:val="24"/>
+                <w:szCs w:val="24"/>
+                <w:lang w:val="ru-BY"/>
+              </w:rPr>
+              <w:t>CK</w:t>
+            </w:r>
+          </w:p>
+        </w:tc>
+        <w:tc>
+          <w:tcPr>
+            <w:tcW w:w="563" w:type="dxa"/>
+          </w:tcPr>
+          <w:p>
+            <w:pPr>
+              <w:ind w:firstLine="0"/>
+              <w:rPr>
+                <w:rFonts w:cs="Times New Roman"/>
+                <w:sz w:val="24"/>
+                <w:szCs w:val="24"/>
+                <w:lang w:val="ru-BY"/>
+              </w:rPr>
+            </w:pPr>
+            <w:r>
+              <w:rPr>
+                <w:rFonts w:cs="Times New Roman"/>
+                <w:sz w:val="24"/>
+                <w:szCs w:val="24"/>
+                <w:lang w:val="ru-BY"/>
+              </w:rPr>
+              <w:t>QH</w:t>
+            </w:r>
+          </w:p>
+        </w:tc>
+        <w:tc>
+          <w:tcPr>
+            <w:tcW w:w="616" w:type="dxa"/>
+          </w:tcPr>
+          <w:p>
+            <w:pPr>
+              <w:ind w:firstLine="0"/>
+              <w:rPr>
+                <w:rFonts w:cs="Times New Roman"/>
+                <w:sz w:val="24"/>
+                <w:szCs w:val="24"/>
+                <w:lang w:val="ru-BY"/>
+              </w:rPr>
+            </w:pPr>
+            <w:r>
+              <w:rPr>
+                <w:rFonts w:cs="Times New Roman"/>
+                <w:sz w:val="24"/>
+                <w:szCs w:val="24"/>
+                <w:lang w:val="ru-BY"/>
+              </w:rPr>
+              <w:t>VQ</w:t>
+            </w:r>
+          </w:p>
+        </w:tc>
+        <w:tc>
+          <w:tcPr>
+            <w:tcW w:w="523" w:type="dxa"/>
+          </w:tcPr>
+          <w:p>
+            <w:pPr>
+              <w:ind w:firstLine="0"/>
+              <w:rPr>
+                <w:rFonts w:cs="Times New Roman"/>
+                <w:sz w:val="24"/>
+                <w:szCs w:val="24"/>
+                <w:lang w:val="ru-BY"/>
+              </w:rPr>
+            </w:pPr>
+            <w:r>
+              <w:rPr>
+                <w:rFonts w:cs="Times New Roman"/>
+                <w:sz w:val="24"/>
+                <w:szCs w:val="24"/>
+                <w:lang w:val="ru-BY"/>
+              </w:rPr>
+              <w:t>SN</w:t>
+            </w:r>
+          </w:p>
+        </w:tc>
+        <w:tc>
+          <w:tcPr>
+            <w:tcW w:w="563" w:type="dxa"/>
+          </w:tcPr>
+          <w:p>
+            <w:pPr>
+              <w:ind w:firstLine="0"/>
+              <w:rPr>
+                <w:rFonts w:cs="Times New Roman"/>
+                <w:sz w:val="24"/>
+                <w:szCs w:val="24"/>
+                <w:lang w:val="ru-BY"/>
+              </w:rPr>
+            </w:pPr>
+            <w:r>
+              <w:rPr>
+                <w:rFonts w:cs="Times New Roman"/>
+                <w:sz w:val="24"/>
+                <w:szCs w:val="24"/>
+                <w:lang w:val="ru-BY"/>
+              </w:rPr>
+              <w:t>BD</w:t>
+            </w:r>
+          </w:p>
+        </w:tc>
+        <w:tc>
+          <w:tcPr>
+            <w:tcW w:w="536" w:type="dxa"/>
+          </w:tcPr>
+          <w:p>
+            <w:pPr>
+              <w:ind w:firstLine="0"/>
+              <w:rPr>
+                <w:rFonts w:cs="Times New Roman"/>
+                <w:sz w:val="24"/>
+                <w:szCs w:val="24"/>
+                <w:lang w:val="ru-BY"/>
+              </w:rPr>
+            </w:pPr>
+            <w:r>
+              <w:rPr>
+                <w:rFonts w:cs="Times New Roman"/>
+                <w:sz w:val="24"/>
+                <w:szCs w:val="24"/>
+                <w:lang w:val="ru-BY"/>
+              </w:rPr>
+              <w:t>TL</w:t>
+            </w:r>
+          </w:p>
+        </w:tc>
+      </w:tr>
+      <w:tr>
+        <w:tc>
+          <w:tcPr>
+            <w:tcW w:w="536" w:type="dxa"/>
+          </w:tcPr>
+          <w:p>
+            <w:pPr>
+              <w:ind w:firstLine="0"/>
+              <w:rPr>
+                <w:rFonts w:cs="Times New Roman"/>
+                <w:sz w:val="24"/>
+                <w:szCs w:val="24"/>
+                <w:lang w:val="ru-BY"/>
+              </w:rPr>
+            </w:pPr>
+            <w:r>
+              <w:rPr>
+                <w:rFonts w:cs="Times New Roman"/>
+                <w:sz w:val="24"/>
+                <w:szCs w:val="24"/>
+                <w:lang w:val="en-US"/>
+              </w:rPr>
+              <w:t>HE</w:t>
+            </w:r>
+          </w:p>
+        </w:tc>
+        <w:tc>
+          <w:tcPr>
+            <w:tcW w:w="563" w:type="dxa"/>
+          </w:tcPr>
+          <w:p>
+            <w:pPr>
+              <w:ind w:firstLine="0"/>
+              <w:rPr>
+                <w:rFonts w:cs="Times New Roman"/>
+                <w:sz w:val="24"/>
+                <w:szCs w:val="24"/>
+                <w:lang w:val="ru-BY"/>
+              </w:rPr>
+            </w:pPr>
+            <w:r>
+              <w:rPr>
+                <w:rFonts w:cs="Times New Roman"/>
+                <w:sz w:val="24"/>
+                <w:szCs w:val="24"/>
+                <w:lang w:val="ru-BY"/>
+              </w:rPr>
+              <w:t>LL</w:t>
+            </w:r>
+          </w:p>
+        </w:tc>
+        <w:tc>
+          <w:tcPr>
+            <w:tcW w:w="563" w:type="dxa"/>
+          </w:tcPr>
+          <w:p>
+            <w:pPr>
+              <w:ind w:firstLine="0"/>
+              <w:rPr>
+                <w:rFonts w:cs="Times New Roman"/>
+                <w:sz w:val="24"/>
+                <w:szCs w:val="24"/>
+                <w:lang w:val="ru-BY"/>
+              </w:rPr>
+            </w:pPr>
+            <w:r>
+              <w:rPr>
+                <w:rFonts w:cs="Times New Roman"/>
+                <w:sz w:val="24"/>
+                <w:szCs w:val="24"/>
+                <w:lang w:val="ru-BY"/>
+              </w:rPr>
+              <w:t>OD</w:t>
+            </w:r>
+          </w:p>
+        </w:tc>
+        <w:tc>
+          <w:tcPr>
+            <w:tcW w:w="550" w:type="dxa"/>
+          </w:tcPr>
+          <w:p>
+            <w:pPr>
+              <w:ind w:firstLine="0"/>
+              <w:rPr>
+                <w:rFonts w:cs="Times New Roman"/>
+                <w:sz w:val="24"/>
+                <w:szCs w:val="24"/>
+                <w:lang w:val="ru-BY"/>
+              </w:rPr>
+            </w:pPr>
+            <w:r>
+              <w:rPr>
+                <w:rFonts w:cs="Times New Roman"/>
+                <w:sz w:val="24"/>
+                <w:szCs w:val="24"/>
+                <w:lang w:val="ru-BY"/>
+              </w:rPr>
+              <w:t>GF</w:t>
+            </w:r>
+          </w:p>
+        </w:tc>
+        <w:tc>
+          <w:tcPr>
+            <w:tcW w:w="563" w:type="dxa"/>
+          </w:tcPr>
+          <w:p>
+            <w:pPr>
+              <w:ind w:firstLine="0"/>
+              <w:rPr>
+                <w:rFonts w:cs="Times New Roman"/>
+                <w:sz w:val="24"/>
+                <w:szCs w:val="24"/>
+                <w:lang w:val="ru-BY"/>
+              </w:rPr>
+            </w:pPr>
+            <w:r>
+              <w:rPr>
+                <w:rFonts w:cs="Times New Roman"/>
+                <w:sz w:val="24"/>
+                <w:szCs w:val="24"/>
+                <w:lang w:val="ru-BY"/>
+              </w:rPr>
+              <w:t>HT</w:t>
+            </w:r>
+          </w:p>
+        </w:tc>
+        <w:tc>
+          <w:tcPr>
+            <w:tcW w:w="616" w:type="dxa"/>
+          </w:tcPr>
+          <w:p>
+            <w:pPr>
+              <w:ind w:firstLine="0"/>
+              <w:rPr>
+                <w:rFonts w:cs="Times New Roman"/>
+                <w:sz w:val="24"/>
+                <w:szCs w:val="24"/>
+                <w:lang w:val="ru-BY"/>
+              </w:rPr>
+            </w:pPr>
+            <w:r>
+              <w:rPr>
+                <w:rFonts w:cs="Times New Roman"/>
+                <w:sz w:val="24"/>
+                <w:szCs w:val="24"/>
+                <w:lang w:val="ru-BY"/>
+              </w:rPr>
+              <w:t>WO</w:t>
+            </w:r>
+          </w:p>
+        </w:tc>
+        <w:tc>
+          <w:tcPr>
+            <w:tcW w:w="523" w:type="dxa"/>
+          </w:tcPr>
+          <w:p>
+            <w:pPr>
+              <w:ind w:firstLine="0"/>
+              <w:rPr>
+                <w:rFonts w:cs="Times New Roman"/>
+                <w:sz w:val="24"/>
+                <w:szCs w:val="24"/>
+                <w:lang w:val="ru-BY"/>
+              </w:rPr>
+            </w:pPr>
+            <w:r>
+              <w:rPr>
+                <w:rFonts w:cs="Times New Roman"/>
+                <w:sz w:val="24"/>
+                <w:szCs w:val="24"/>
+                <w:lang w:val="ru-BY"/>
+              </w:rPr>
+              <w:t>RL</w:t>
+            </w:r>
+          </w:p>
+        </w:tc>
+        <w:tc>
+          <w:tcPr>
+            <w:tcW w:w="563" w:type="dxa"/>
+          </w:tcPr>
+          <w:p>
+            <w:pPr>
+              <w:ind w:firstLine="0"/>
+              <w:rPr>
+                <w:rFonts w:cs="Times New Roman"/>
+                <w:sz w:val="24"/>
+                <w:szCs w:val="24"/>
+                <w:lang w:val="ru-BY"/>
+              </w:rPr>
+            </w:pPr>
+            <w:r>
+              <w:rPr>
+                <w:rFonts w:cs="Times New Roman"/>
+                <w:sz w:val="24"/>
+                <w:szCs w:val="24"/>
+                <w:lang w:val="ru-BY"/>
+              </w:rPr>
+              <w:t>DB</w:t>
+            </w:r>
+          </w:p>
+        </w:tc>
+        <w:tc>
+          <w:tcPr>
+            <w:tcW w:w="536" w:type="dxa"/>
+          </w:tcPr>
+          <w:p>
+            <w:pPr>
+              <w:ind w:firstLine="0"/>
+              <w:rPr>
+                <w:rFonts w:cs="Times New Roman"/>
+                <w:sz w:val="24"/>
+                <w:szCs w:val="24"/>
+                <w:lang w:val="ru-BY"/>
+              </w:rPr>
+            </w:pPr>
+            <w:r>
+              <w:rPr>
+                <w:rFonts w:cs="Times New Roman"/>
+                <w:sz w:val="24"/>
+                <w:szCs w:val="24"/>
+                <w:lang w:val="ru-BY"/>
+              </w:rPr>
+              <w:t>YE</w:t>
+            </w:r>
+          </w:p>
+        </w:tc>
+      </w:tr>
+    </w:tbl>
     <w:p>
       <w:pPr>
         <w:rPr>
@@ -7461,6 +9617,7 @@
         <w:rPr>
           <w:rFonts w:cs="Times New Roman"/>
           <w:szCs w:val="28"/>
+          <w:lang w:val="en-US"/>
         </w:rPr>
       </w:pPr>
     </w:p>
@@ -7470,14 +9627,6 @@
         <w:rPr>
           <w:rFonts w:cs="Times New Roman"/>
           <w:szCs w:val="28"/>
-        </w:rPr>
-      </w:pPr>
-    </w:p>
-    <w:p>
-      <w:pPr>
-        <w:rPr>
-          <w:rFonts w:cs="Times New Roman"/>
-          <w:szCs w:val="28"/>
           <w:lang w:val="en-US"/>
         </w:rPr>
       </w:pPr>
@@ -7487,14 +9636,22 @@
         <w:rPr>
           <w:rFonts w:cs="Times New Roman"/>
           <w:szCs w:val="28"/>
-        </w:rPr>
-      </w:pPr>
-      <w:r>
-        <w:rPr>
-          <w:rFonts w:cs="Times New Roman"/>
-          <w:szCs w:val="28"/>
-        </w:rPr>
-        <w:lastRenderedPageBreak/>
+          <w:lang w:val="en-US"/>
+        </w:rPr>
+      </w:pPr>
+    </w:p>
+    <w:p>
+      <w:pPr>
+        <w:rPr>
+          <w:rFonts w:cs="Times New Roman"/>
+          <w:szCs w:val="28"/>
+        </w:rPr>
+      </w:pPr>
+      <w:r>
+        <w:rPr>
+          <w:rFonts w:cs="Times New Roman"/>
+          <w:szCs w:val="28"/>
+        </w:rPr>
         <w:t>2.</w:t>
       </w:r>
       <w:r>
@@ -7679,6 +9836,7 @@
       <w:r>
         <w:rPr>
           <w:rFonts w:cs="Times New Roman"/>
+          <w:noProof/>
           <w:szCs w:val="28"/>
         </w:rPr>
         <w:drawing>
@@ -7729,6 +9887,7 @@
       <w:r>
         <w:rPr>
           <w:rFonts w:cs="Times New Roman"/>
+          <w:noProof/>
           <w:szCs w:val="28"/>
         </w:rPr>
         <w:drawing>
@@ -7779,6 +9938,7 @@
       <w:r>
         <w:rPr>
           <w:rFonts w:cs="Times New Roman"/>
+          <w:noProof/>
           <w:szCs w:val="28"/>
         </w:rPr>
         <w:drawing>
@@ -8691,25 +10851,28 @@
     </w:tbl>
     <w:p>
       <w:pPr>
-        <w:rPr>
-          <w:rFonts w:cs="Times New Roman"/>
-          <w:szCs w:val="28"/>
-        </w:rPr>
-      </w:pPr>
-    </w:p>
-    <w:p>
-      <w:pPr>
         <w:ind w:firstLine="0"/>
         <w:rPr>
           <w:rFonts w:cs="Times New Roman"/>
           <w:szCs w:val="28"/>
-        </w:rPr>
-      </w:pPr>
-      <w:r>
-        <w:rPr>
-          <w:rFonts w:cs="Times New Roman"/>
-          <w:szCs w:val="28"/>
-        </w:rPr>
+          <w:lang w:val="en-US"/>
+        </w:rPr>
+      </w:pPr>
+    </w:p>
+    <w:p>
+      <w:pPr>
+        <w:ind w:firstLine="0"/>
+        <w:rPr>
+          <w:rFonts w:cs="Times New Roman"/>
+          <w:szCs w:val="28"/>
+        </w:rPr>
+      </w:pPr>
+      <w:r>
+        <w:rPr>
+          <w:rFonts w:cs="Times New Roman"/>
+          <w:szCs w:val="28"/>
+        </w:rPr>
+        <w:lastRenderedPageBreak/>
         <w:t xml:space="preserve">Получаем следующий </w:t>
       </w:r>
       <w:proofErr w:type="spellStart"/>
@@ -8776,9 +10939,9 @@
       <w:r>
         <w:rPr>
           <w:rFonts w:cs="Times New Roman"/>
-          <w:szCs w:val="28"/>
-        </w:rPr>
-        <w:lastRenderedPageBreak/>
+          <w:noProof/>
+          <w:szCs w:val="28"/>
+        </w:rPr>
         <w:drawing>
           <wp:inline distT="0" distB="0" distL="0" distR="0" wp14:anchorId="4C49BAC0" wp14:editId="6EDBC61E">
             <wp:extent cx="5940425" cy="1043305"/>
@@ -8827,6 +10990,7 @@
       <w:r>
         <w:rPr>
           <w:rFonts w:cs="Times New Roman"/>
+          <w:noProof/>
           <w:szCs w:val="28"/>
         </w:rPr>
         <w:drawing>
@@ -8877,6 +11041,7 @@
       <w:r>
         <w:rPr>
           <w:rFonts w:cs="Times New Roman"/>
+          <w:noProof/>
           <w:szCs w:val="28"/>
         </w:rPr>
         <w:drawing>
@@ -11251,6 +13416,119 @@
       </w:rPr>
     </w:lvl>
   </w:abstractNum>
+  <w:abstractNum w:abstractNumId="4" w15:restartNumberingAfterBreak="0">
+    <w:nsid w:val="4CAC34AB"/>
+    <w:multiLevelType w:val="multilevel"/>
+    <w:tmpl w:val="746CC880"/>
+    <w:lvl w:ilvl="0">
+      <w:start w:val="1"/>
+      <w:numFmt w:val="decimal"/>
+      <w:lvlText w:val="%1."/>
+      <w:lvlJc w:val="left"/>
+      <w:pPr>
+        <w:tabs>
+          <w:tab w:val="num" w:pos="720"/>
+        </w:tabs>
+        <w:ind w:left="720" w:hanging="360"/>
+      </w:pPr>
+    </w:lvl>
+    <w:lvl w:ilvl="1" w:tentative="1">
+      <w:start w:val="1"/>
+      <w:numFmt w:val="decimal"/>
+      <w:lvlText w:val="%2."/>
+      <w:lvlJc w:val="left"/>
+      <w:pPr>
+        <w:tabs>
+          <w:tab w:val="num" w:pos="1440"/>
+        </w:tabs>
+        <w:ind w:left="1440" w:hanging="360"/>
+      </w:pPr>
+    </w:lvl>
+    <w:lvl w:ilvl="2" w:tentative="1">
+      <w:start w:val="1"/>
+      <w:numFmt w:val="decimal"/>
+      <w:lvlText w:val="%3."/>
+      <w:lvlJc w:val="left"/>
+      <w:pPr>
+        <w:tabs>
+          <w:tab w:val="num" w:pos="2160"/>
+        </w:tabs>
+        <w:ind w:left="2160" w:hanging="360"/>
+      </w:pPr>
+    </w:lvl>
+    <w:lvl w:ilvl="3" w:tentative="1">
+      <w:start w:val="1"/>
+      <w:numFmt w:val="decimal"/>
+      <w:lvlText w:val="%4."/>
+      <w:lvlJc w:val="left"/>
+      <w:pPr>
+        <w:tabs>
+          <w:tab w:val="num" w:pos="2880"/>
+        </w:tabs>
+        <w:ind w:left="2880" w:hanging="360"/>
+      </w:pPr>
+    </w:lvl>
+    <w:lvl w:ilvl="4" w:tentative="1">
+      <w:start w:val="1"/>
+      <w:numFmt w:val="decimal"/>
+      <w:lvlText w:val="%5."/>
+      <w:lvlJc w:val="left"/>
+      <w:pPr>
+        <w:tabs>
+          <w:tab w:val="num" w:pos="3600"/>
+        </w:tabs>
+        <w:ind w:left="3600" w:hanging="360"/>
+      </w:pPr>
+    </w:lvl>
+    <w:lvl w:ilvl="5" w:tentative="1">
+      <w:start w:val="1"/>
+      <w:numFmt w:val="decimal"/>
+      <w:lvlText w:val="%6."/>
+      <w:lvlJc w:val="left"/>
+      <w:pPr>
+        <w:tabs>
+          <w:tab w:val="num" w:pos="4320"/>
+        </w:tabs>
+        <w:ind w:left="4320" w:hanging="360"/>
+      </w:pPr>
+    </w:lvl>
+    <w:lvl w:ilvl="6" w:tentative="1">
+      <w:start w:val="1"/>
+      <w:numFmt w:val="decimal"/>
+      <w:lvlText w:val="%7."/>
+      <w:lvlJc w:val="left"/>
+      <w:pPr>
+        <w:tabs>
+          <w:tab w:val="num" w:pos="5040"/>
+        </w:tabs>
+        <w:ind w:left="5040" w:hanging="360"/>
+      </w:pPr>
+    </w:lvl>
+    <w:lvl w:ilvl="7" w:tentative="1">
+      <w:start w:val="1"/>
+      <w:numFmt w:val="decimal"/>
+      <w:lvlText w:val="%8."/>
+      <w:lvlJc w:val="left"/>
+      <w:pPr>
+        <w:tabs>
+          <w:tab w:val="num" w:pos="5760"/>
+        </w:tabs>
+        <w:ind w:left="5760" w:hanging="360"/>
+      </w:pPr>
+    </w:lvl>
+    <w:lvl w:ilvl="8" w:tentative="1">
+      <w:start w:val="1"/>
+      <w:numFmt w:val="decimal"/>
+      <w:lvlText w:val="%9."/>
+      <w:lvlJc w:val="left"/>
+      <w:pPr>
+        <w:tabs>
+          <w:tab w:val="num" w:pos="6480"/>
+        </w:tabs>
+        <w:ind w:left="6480" w:hanging="360"/>
+      </w:pPr>
+    </w:lvl>
+  </w:abstractNum>
   <w:num w:numId="1" w16cid:durableId="666907712">
     <w:abstractNumId w:val="0"/>
   </w:num>
@@ -11262,6 +13540,9 @@
   </w:num>
   <w:num w:numId="4" w16cid:durableId="1378360122">
     <w:abstractNumId w:val="1"/>
+  </w:num>
+  <w:num w:numId="5" w16cid:durableId="815071799">
+    <w:abstractNumId w:val="4"/>
   </w:num>
 </w:numbering>
 </file>
@@ -12041,6 +14322,58 @@
       <w:szCs w:val="24"/>
     </w:rPr>
   </w:style>
+  <w:style w:type="paragraph" w:customStyle="1" w:styleId="ds-markdown-paragraph">
+    <w:name w:val="ds-markdown-paragraph"/>
+    <w:basedOn w:val="a0"/>
+    <w:rsid w:val="00B416EC"/>
+    <w:pPr>
+      <w:spacing w:before="100" w:beforeAutospacing="1" w:after="100" w:afterAutospacing="1" w:line="240" w:lineRule="auto"/>
+      <w:ind w:firstLine="0"/>
+      <w:contextualSpacing w:val="0"/>
+      <w:jc w:val="left"/>
+    </w:pPr>
+    <w:rPr>
+      <w:rFonts w:eastAsia="Times New Roman" w:cs="Times New Roman"/>
+      <w:sz w:val="24"/>
+      <w:szCs w:val="24"/>
+      <w:lang w:val="ru-BY" w:eastAsia="ru-RU"/>
+    </w:rPr>
+  </w:style>
+  <w:style w:type="character" w:styleId="af0">
+    <w:name w:val="Strong"/>
+    <w:basedOn w:val="a1"/>
+    <w:uiPriority w:val="22"/>
+    <w:qFormat/>
+    <w:rsid w:val="00B416EC"/>
+    <w:rPr>
+      <w:b/>
+      <w:bCs/>
+    </w:rPr>
+  </w:style>
+  <w:style w:type="character" w:styleId="af1">
+    <w:name w:val="Emphasis"/>
+    <w:basedOn w:val="a1"/>
+    <w:uiPriority w:val="20"/>
+    <w:qFormat/>
+    <w:rsid w:val="00B416EC"/>
+    <w:rPr>
+      <w:i/>
+      <w:iCs/>
+    </w:rPr>
+  </w:style>
+  <w:style w:type="character" w:styleId="HTML">
+    <w:name w:val="HTML Code"/>
+    <w:basedOn w:val="a1"/>
+    <w:uiPriority w:val="99"/>
+    <w:semiHidden/>
+    <w:unhideWhenUsed/>
+    <w:rsid w:val="00B416EC"/>
+    <w:rPr>
+      <w:rFonts w:ascii="Courier New" w:eastAsia="Times New Roman" w:hAnsi="Courier New" w:cs="Courier New"/>
+      <w:sz w:val="20"/>
+      <w:szCs w:val="20"/>
+    </w:rPr>
+  </w:style>
 </w:styles>
 </file>
 
